--- a/paper/supplementary.docx
+++ b/paper/supplementary.docx
@@ -21,37 +21,19 @@
         <w:pStyle w:val="Subtitle"/>
       </w:pPr>
       <w:r>
-        <w:t xml:space="preserve">How</w:t>
+        <w:t xml:space="preserve">Decision</w:t>
       </w:r>
       <w:r>
         <w:t xml:space="preserve"> </w:t>
       </w:r>
       <w:r>
-        <w:t xml:space="preserve">reliable</w:t>
+        <w:t xml:space="preserve">support</w:t>
       </w:r>
       <w:r>
         <w:t xml:space="preserve"> </w:t>
       </w:r>
       <w:r>
-        <w:t xml:space="preserve">is</w:t>
-      </w:r>
-      <w:r>
-        <w:t xml:space="preserve"> </w:t>
-      </w:r>
-      <w:r>
-        <w:t xml:space="preserve">image-based</w:t>
-      </w:r>
-      <w:r>
-        <w:t xml:space="preserve"> </w:t>
-      </w:r>
-      <w:r>
-        <w:t xml:space="preserve">diagnosis</w:t>
-      </w:r>
-      <w:r>
-        <w:t xml:space="preserve"> </w:t>
-      </w:r>
-      <w:r>
-        <w:t xml:space="preserve">of</w:t>
+        <w:t xml:space="preserve">for</w:t>
       </w:r>
       <w:r>
         <w:t xml:space="preserve"> </w:t>
@@ -63,19 +45,13 @@
         <w:t xml:space="preserve"> </w:t>
       </w:r>
       <w:r>
-        <w:t xml:space="preserve">(Durio</w:t>
+        <w:t xml:space="preserve">disease</w:t>
       </w:r>
       <w:r>
         <w:t xml:space="preserve"> </w:t>
       </w:r>
       <w:r>
-        <w:t xml:space="preserve">zibethinus)</w:t>
-      </w:r>
-      <w:r>
-        <w:t xml:space="preserve"> </w:t>
-      </w:r>
-      <w:r>
-        <w:t xml:space="preserve">diseases</w:t>
+        <w:t xml:space="preserve">diagnosis</w:t>
       </w:r>
       <w:r>
         <w:t xml:space="preserve"> </w:t>
@@ -93,31 +69,31 @@
         <w:t xml:space="preserve"> </w:t>
       </w:r>
       <w:r>
-        <w:t xml:space="preserve">photographs?</w:t>
+        <w:t xml:space="preserve">photographs:</w:t>
       </w:r>
       <w:r>
         <w:t xml:space="preserve"> </w:t>
       </w:r>
       <w:r>
-        <w:t xml:space="preserve">Grouped</w:t>
+        <w:t xml:space="preserve">grouped</w:t>
       </w:r>
       <w:r>
         <w:t xml:space="preserve"> </w:t>
       </w:r>
       <w:r>
-        <w:t xml:space="preserve">cross-validation,</w:t>
+        <w:t xml:space="preserve">validation,</w:t>
       </w:r>
       <w:r>
         <w:t xml:space="preserve"> </w:t>
       </w:r>
       <w:r>
-        <w:t xml:space="preserve">run-to-run</w:t>
+        <w:t xml:space="preserve">backbone</w:t>
       </w:r>
       <w:r>
         <w:t xml:space="preserve"> </w:t>
       </w:r>
       <w:r>
-        <w:t xml:space="preserve">variation</w:t>
+        <w:t xml:space="preserve">choice</w:t>
       </w:r>
       <w:r>
         <w:t xml:space="preserve"> </w:t>
@@ -129,7 +105,7 @@
         <w:t xml:space="preserve"> </w:t>
       </w:r>
       <w:r>
-        <w:t xml:space="preserve">transfer</w:t>
+        <w:t xml:space="preserve">referral</w:t>
       </w:r>
       <w:r>
         <w:t xml:space="preserve"> </w:t>
@@ -141,13 +117,13 @@
         <w:t xml:space="preserve"> </w:t>
       </w:r>
       <w:r>
-        <w:t xml:space="preserve">another</w:t>
+        <w:t xml:space="preserve">the</w:t>
       </w:r>
       <w:r>
         <w:t xml:space="preserve"> </w:t>
       </w:r>
       <w:r>
-        <w:t xml:space="preserve">country</w:t>
+        <w:t xml:space="preserve">grower</w:t>
       </w:r>
     </w:p>
     <w:p>
@@ -250,7 +226,31 @@
         <w:rPr>
           <w:rStyle w:val="VerbatimChar"/>
         </w:rPr>
+        <w:t xml:space="preserve">results/v3/*</w:t>
+      </w:r>
+      <w:r>
+        <w:t xml:space="preserve">,</w:t>
+      </w:r>
+      <w:r>
+        <w:t xml:space="preserve"> </w:t>
+      </w:r>
+      <w:r>
+        <w:rPr>
+          <w:rStyle w:val="VerbatimChar"/>
+        </w:rPr>
         <w:t xml:space="preserve">results/numbers.json</w:t>
+      </w:r>
+      <w:r>
+        <w:t xml:space="preserve">,</w:t>
+      </w:r>
+      <w:r>
+        <w:t xml:space="preserve"> </w:t>
+      </w:r>
+      <w:r>
+        <w:rPr>
+          <w:rStyle w:val="VerbatimChar"/>
+        </w:rPr>
+        <w:t xml:space="preserve">paper/numbers.json</w:t>
       </w:r>
       <w:r>
         <w:t xml:space="preserve"> </w:t>
@@ -265,7 +265,7 @@
         <w:rPr>
           <w:rStyle w:val="VerbatimChar"/>
         </w:rPr>
-        <w:t xml:space="preserve">paper/numbers.json</w:t>
+        <w:t xml:space="preserve">paper/numbers_v3.json</w:t>
       </w:r>
       <w:r>
         <w:t xml:space="preserve">). The single-channel spatial gate (SG) is labelled</w:t>
@@ -8253,6 +8253,8959 @@
       </w:tr>
     </w:tbl>
     <w:bookmarkEnd w:id="36"/>
+    <w:bookmarkStart w:id="37" w:name="X0c6f399bb222bc356c8b34349fa0e86b7fb05b1"/>
+    <w:p>
+      <w:pPr>
+        <w:pStyle w:val="Heading2"/>
+      </w:pPr>
+      <w:r>
+        <w:t xml:space="preserve">Table S11. Backbone comparison: macro F1 and accuracy (%, mean ± SD over 40 runs) and paired difference from EfficientNet-B0 over 20 folds</w:t>
+      </w:r>
+    </w:p>
+    <w:p>
+      <w:pPr>
+        <w:pStyle w:val="FirstParagraph"/>
+      </w:pPr>
+      <w:r>
+        <w:t xml:space="preserve">Corrected resampled</w:t>
+      </w:r>
+      <w:r>
+        <w:t xml:space="preserve"> </w:t>
+      </w:r>
+      <w:r>
+        <w:rPr>
+          <w:iCs/>
+          <w:i/>
+        </w:rPr>
+        <w:t xml:space="preserve">t</w:t>
+      </w:r>
+      <w:r>
+        <w:t xml:space="preserve">-test (factor 0.383); Holm adjustment over the four comparisons;</w:t>
+      </w:r>
+      <w:r>
+        <w:t xml:space="preserve"> </w:t>
+      </w:r>
+      <w:r>
+        <w:t xml:space="preserve">“</w:t>
+      </w:r>
+      <w:r>
+        <w:t xml:space="preserve">rule</w:t>
+      </w:r>
+      <w:r>
+        <w:t xml:space="preserve">”</w:t>
+      </w:r>
+      <w:r>
+        <w:t xml:space="preserve"> </w:t>
+      </w:r>
+      <w:r>
+        <w:t xml:space="preserve">is the pre-specified criterion (difference of at least 2 pp and Holm</w:t>
+      </w:r>
+      <w:r>
+        <w:t xml:space="preserve"> </w:t>
+      </w:r>
+      <w:r>
+        <w:rPr>
+          <w:iCs/>
+          <w:i/>
+        </w:rPr>
+        <w:t xml:space="preserve">p</w:t>
+      </w:r>
+      <w:r>
+        <w:t xml:space="preserve"> </w:t>
+      </w:r>
+      <w:r>
+        <w:t xml:space="preserve">&lt; 0.05).</w:t>
+      </w:r>
+    </w:p>
+    <w:tbl>
+      <w:tblPr>
+        <w:tblStyle w:val="Table"/>
+        <w:tblW w:type="pct" w:w="5000"/>
+        <w:tblLook w:firstRow="1" w:lastRow="0" w:firstColumn="0" w:lastColumn="0" w:noHBand="0" w:noVBand="0" w:val="0020"/>
+        <w:jc w:val="start"/>
+      </w:tblPr>
+      <w:tblGrid>
+        <w:gridCol w:w="803"/>
+        <w:gridCol w:w="1262"/>
+        <w:gridCol w:w="803"/>
+        <w:gridCol w:w="459"/>
+        <w:gridCol w:w="1377"/>
+        <w:gridCol w:w="459"/>
+        <w:gridCol w:w="459"/>
+        <w:gridCol w:w="516"/>
+        <w:gridCol w:w="516"/>
+        <w:gridCol w:w="401"/>
+        <w:gridCol w:w="344"/>
+        <w:gridCol w:w="516"/>
+      </w:tblGrid>
+      <w:tr>
+        <w:trPr>
+          <w:tblHeader w:val="true"/>
+        </w:trPr>
+        <w:tc>
+          <w:tcPr/>
+          <w:p>
+            <w:pPr>
+              <w:pStyle w:val="Compact"/>
+              <w:jc w:val="left"/>
+            </w:pPr>
+            <w:r>
+              <w:t xml:space="preserve">Scoring</w:t>
+            </w:r>
+          </w:p>
+        </w:tc>
+        <w:tc>
+          <w:tcPr/>
+          <w:p>
+            <w:pPr>
+              <w:pStyle w:val="Compact"/>
+              <w:jc w:val="left"/>
+            </w:pPr>
+            <w:r>
+              <w:t xml:space="preserve">Backbone</w:t>
+            </w:r>
+          </w:p>
+        </w:tc>
+        <w:tc>
+          <w:tcPr/>
+          <w:p>
+            <w:pPr>
+              <w:pStyle w:val="Compact"/>
+              <w:jc w:val="left"/>
+            </w:pPr>
+            <w:r>
+              <w:t xml:space="preserve">Macro F1</w:t>
+            </w:r>
+          </w:p>
+        </w:tc>
+        <w:tc>
+          <w:tcPr/>
+          <w:p>
+            <w:pPr>
+              <w:pStyle w:val="Compact"/>
+              <w:jc w:val="left"/>
+            </w:pPr>
+            <w:r>
+              <w:t xml:space="preserve">Accuracy</w:t>
+            </w:r>
+          </w:p>
+        </w:tc>
+        <w:tc>
+          <w:tcPr/>
+          <w:p>
+            <w:pPr>
+              <w:pStyle w:val="Compact"/>
+              <w:jc w:val="left"/>
+            </w:pPr>
+            <w:r>
+              <w:t xml:space="preserve">Difference (pp) [95% CI]</w:t>
+            </w:r>
+          </w:p>
+        </w:tc>
+        <w:tc>
+          <w:tcPr/>
+          <w:p>
+            <w:pPr>
+              <w:pStyle w:val="Compact"/>
+              <w:jc w:val="left"/>
+            </w:pPr>
+            <w:r>
+              <w:rPr>
+                <w:iCs/>
+                <w:i/>
+              </w:rPr>
+              <w:t xml:space="preserve">p</w:t>
+            </w:r>
+            <w:r>
+              <w:t xml:space="preserve">, corrected</w:t>
+            </w:r>
+          </w:p>
+        </w:tc>
+        <w:tc>
+          <w:tcPr/>
+          <w:p>
+            <w:pPr>
+              <w:pStyle w:val="Compact"/>
+              <w:jc w:val="left"/>
+            </w:pPr>
+            <w:r>
+              <w:rPr>
+                <w:iCs/>
+                <w:i/>
+              </w:rPr>
+              <w:t xml:space="preserve">p</w:t>
+            </w:r>
+            <w:r>
+              <w:t xml:space="preserve">, Holm</w:t>
+            </w:r>
+          </w:p>
+        </w:tc>
+        <w:tc>
+          <w:tcPr/>
+          <w:p>
+            <w:pPr>
+              <w:pStyle w:val="Compact"/>
+              <w:jc w:val="left"/>
+            </w:pPr>
+            <w:r>
+              <w:rPr>
+                <w:iCs/>
+                <w:i/>
+              </w:rPr>
+              <w:t xml:space="preserve">p</w:t>
+            </w:r>
+            <w:r>
+              <w:t xml:space="preserve">, uncorrected</w:t>
+            </w:r>
+            <w:r>
+              <w:t xml:space="preserve"> </w:t>
+            </w:r>
+            <w:r>
+              <w:rPr>
+                <w:iCs/>
+                <w:i/>
+              </w:rPr>
+              <w:t xml:space="preserve">t</w:t>
+            </w:r>
+          </w:p>
+        </w:tc>
+        <w:tc>
+          <w:tcPr/>
+          <w:p>
+            <w:pPr>
+              <w:pStyle w:val="Compact"/>
+              <w:jc w:val="left"/>
+            </w:pPr>
+            <w:r>
+              <w:rPr>
+                <w:iCs/>
+                <w:i/>
+              </w:rPr>
+              <w:t xml:space="preserve">p</w:t>
+            </w:r>
+            <w:r>
+              <w:t xml:space="preserve">, Wilcoxon</w:t>
+            </w:r>
+          </w:p>
+        </w:tc>
+        <w:tc>
+          <w:tcPr/>
+          <w:p>
+            <w:pPr>
+              <w:pStyle w:val="Compact"/>
+              <w:jc w:val="left"/>
+            </w:pPr>
+            <w:r>
+              <w:t xml:space="preserve">Folds higher</w:t>
+            </w:r>
+          </w:p>
+        </w:tc>
+        <w:tc>
+          <w:tcPr/>
+          <w:p>
+            <w:pPr>
+              <w:pStyle w:val="Compact"/>
+              <w:jc w:val="left"/>
+            </w:pPr>
+            <w:r>
+              <w:t xml:space="preserve">Rule met</w:t>
+            </w:r>
+          </w:p>
+        </w:tc>
+        <w:tc>
+          <w:tcPr/>
+          <w:p>
+            <w:pPr>
+              <w:pStyle w:val="Compact"/>
+              <w:jc w:val="left"/>
+            </w:pPr>
+            <w:r>
+              <w:t xml:space="preserve">Mean seed difference (pp)</w:t>
+            </w:r>
+          </w:p>
+        </w:tc>
+      </w:tr>
+      <w:tr>
+        <w:tc>
+          <w:tcPr/>
+          <w:p>
+            <w:pPr>
+              <w:pStyle w:val="Compact"/>
+              <w:jc w:val="left"/>
+            </w:pPr>
+            <w:r>
+              <w:t xml:space="preserve">video frames excluded (primary)</w:t>
+            </w:r>
+          </w:p>
+        </w:tc>
+        <w:tc>
+          <w:tcPr/>
+          <w:p>
+            <w:pPr>
+              <w:pStyle w:val="Compact"/>
+              <w:jc w:val="left"/>
+            </w:pPr>
+            <w:r>
+              <w:t xml:space="preserve">EfficientNet-B0</w:t>
+            </w:r>
+          </w:p>
+        </w:tc>
+        <w:tc>
+          <w:tcPr/>
+          <w:p>
+            <w:pPr>
+              <w:pStyle w:val="Compact"/>
+              <w:jc w:val="left"/>
+            </w:pPr>
+            <w:r>
+              <w:t xml:space="preserve">66.65 ± 12.20</w:t>
+            </w:r>
+          </w:p>
+        </w:tc>
+        <w:tc>
+          <w:tcPr/>
+          <w:p>
+            <w:pPr>
+              <w:pStyle w:val="Compact"/>
+              <w:jc w:val="left"/>
+            </w:pPr>
+            <w:r>
+              <w:t xml:space="preserve">72.82</w:t>
+            </w:r>
+          </w:p>
+        </w:tc>
+        <w:tc>
+          <w:tcPr/>
+          <w:p>
+            <w:pPr>
+              <w:pStyle w:val="Compact"/>
+              <w:jc w:val="left"/>
+            </w:pPr>
+            <w:r>
+              <w:t xml:space="preserve">–</w:t>
+            </w:r>
+          </w:p>
+        </w:tc>
+        <w:tc>
+          <w:tcPr/>
+          <w:p>
+            <w:pPr>
+              <w:pStyle w:val="Compact"/>
+              <w:jc w:val="left"/>
+            </w:pPr>
+            <w:r>
+              <w:t xml:space="preserve">–</w:t>
+            </w:r>
+          </w:p>
+        </w:tc>
+        <w:tc>
+          <w:tcPr/>
+          <w:p>
+            <w:pPr>
+              <w:pStyle w:val="Compact"/>
+              <w:jc w:val="left"/>
+            </w:pPr>
+            <w:r>
+              <w:t xml:space="preserve">–</w:t>
+            </w:r>
+          </w:p>
+        </w:tc>
+        <w:tc>
+          <w:tcPr/>
+          <w:p>
+            <w:pPr>
+              <w:pStyle w:val="Compact"/>
+              <w:jc w:val="left"/>
+            </w:pPr>
+            <w:r>
+              <w:t xml:space="preserve">–</w:t>
+            </w:r>
+          </w:p>
+        </w:tc>
+        <w:tc>
+          <w:tcPr/>
+          <w:p>
+            <w:pPr>
+              <w:pStyle w:val="Compact"/>
+              <w:jc w:val="left"/>
+            </w:pPr>
+            <w:r>
+              <w:t xml:space="preserve">–</w:t>
+            </w:r>
+          </w:p>
+        </w:tc>
+        <w:tc>
+          <w:tcPr/>
+          <w:p>
+            <w:pPr>
+              <w:pStyle w:val="Compact"/>
+              <w:jc w:val="left"/>
+            </w:pPr>
+            <w:r>
+              <w:t xml:space="preserve">–</w:t>
+            </w:r>
+          </w:p>
+        </w:tc>
+        <w:tc>
+          <w:tcPr/>
+          <w:p>
+            <w:pPr>
+              <w:pStyle w:val="Compact"/>
+              <w:jc w:val="left"/>
+            </w:pPr>
+            <w:r>
+              <w:t xml:space="preserve">–</w:t>
+            </w:r>
+          </w:p>
+        </w:tc>
+        <w:tc>
+          <w:tcPr/>
+          <w:p>
+            <w:pPr>
+              <w:pStyle w:val="Compact"/>
+              <w:jc w:val="left"/>
+            </w:pPr>
+            <w:r>
+              <w:t xml:space="preserve">5.61</w:t>
+            </w:r>
+          </w:p>
+        </w:tc>
+      </w:tr>
+      <w:tr>
+        <w:tc>
+          <w:tcPr/>
+          <w:p>
+            <w:pPr>
+              <w:pStyle w:val="Compact"/>
+            </w:pPr>
+          </w:p>
+        </w:tc>
+        <w:tc>
+          <w:tcPr/>
+          <w:p>
+            <w:pPr>
+              <w:pStyle w:val="Compact"/>
+              <w:jc w:val="left"/>
+            </w:pPr>
+            <w:r>
+              <w:t xml:space="preserve">MobileNetV3-Large</w:t>
+            </w:r>
+          </w:p>
+        </w:tc>
+        <w:tc>
+          <w:tcPr/>
+          <w:p>
+            <w:pPr>
+              <w:pStyle w:val="Compact"/>
+              <w:jc w:val="left"/>
+            </w:pPr>
+            <w:r>
+              <w:t xml:space="preserve">64.39 ± 14.42</w:t>
+            </w:r>
+          </w:p>
+        </w:tc>
+        <w:tc>
+          <w:tcPr/>
+          <w:p>
+            <w:pPr>
+              <w:pStyle w:val="Compact"/>
+              <w:jc w:val="left"/>
+            </w:pPr>
+            <w:r>
+              <w:t xml:space="preserve">72.15</w:t>
+            </w:r>
+          </w:p>
+        </w:tc>
+        <w:tc>
+          <w:tcPr/>
+          <w:p>
+            <w:pPr>
+              <w:pStyle w:val="Compact"/>
+              <w:jc w:val="left"/>
+            </w:pPr>
+            <w:r>
+              <w:t xml:space="preserve">−2.26 [−9.47, 4.95]</w:t>
+            </w:r>
+          </w:p>
+        </w:tc>
+        <w:tc>
+          <w:tcPr/>
+          <w:p>
+            <w:pPr>
+              <w:pStyle w:val="Compact"/>
+              <w:jc w:val="left"/>
+            </w:pPr>
+            <w:r>
+              <w:t xml:space="preserve">0.520</w:t>
+            </w:r>
+          </w:p>
+        </w:tc>
+        <w:tc>
+          <w:tcPr/>
+          <w:p>
+            <w:pPr>
+              <w:pStyle w:val="Compact"/>
+              <w:jc w:val="left"/>
+            </w:pPr>
+            <w:r>
+              <w:t xml:space="preserve">0.520</w:t>
+            </w:r>
+          </w:p>
+        </w:tc>
+        <w:tc>
+          <w:tcPr/>
+          <w:p>
+            <w:pPr>
+              <w:pStyle w:val="Compact"/>
+              <w:jc w:val="left"/>
+            </w:pPr>
+            <w:r>
+              <w:t xml:space="preserve">0.0851</w:t>
+            </w:r>
+          </w:p>
+        </w:tc>
+        <w:tc>
+          <w:tcPr/>
+          <w:p>
+            <w:pPr>
+              <w:pStyle w:val="Compact"/>
+              <w:jc w:val="left"/>
+            </w:pPr>
+            <w:r>
+              <w:t xml:space="preserve">0.1327</w:t>
+            </w:r>
+          </w:p>
+        </w:tc>
+        <w:tc>
+          <w:tcPr/>
+          <w:p>
+            <w:pPr>
+              <w:pStyle w:val="Compact"/>
+              <w:jc w:val="left"/>
+            </w:pPr>
+            <w:r>
+              <w:t xml:space="preserve">8/20</w:t>
+            </w:r>
+          </w:p>
+        </w:tc>
+        <w:tc>
+          <w:tcPr/>
+          <w:p>
+            <w:pPr>
+              <w:pStyle w:val="Compact"/>
+              <w:jc w:val="left"/>
+            </w:pPr>
+            <w:r>
+              <w:t xml:space="preserve">no</w:t>
+            </w:r>
+          </w:p>
+        </w:tc>
+        <w:tc>
+          <w:tcPr/>
+          <w:p>
+            <w:pPr>
+              <w:pStyle w:val="Compact"/>
+              <w:jc w:val="left"/>
+            </w:pPr>
+            <w:r>
+              <w:t xml:space="preserve">5.94</w:t>
+            </w:r>
+          </w:p>
+        </w:tc>
+      </w:tr>
+      <w:tr>
+        <w:tc>
+          <w:tcPr/>
+          <w:p>
+            <w:pPr>
+              <w:pStyle w:val="Compact"/>
+            </w:pPr>
+          </w:p>
+        </w:tc>
+        <w:tc>
+          <w:tcPr/>
+          <w:p>
+            <w:pPr>
+              <w:pStyle w:val="Compact"/>
+              <w:jc w:val="left"/>
+            </w:pPr>
+            <w:r>
+              <w:t xml:space="preserve">MobileNetV4-Conv-Medium</w:t>
+            </w:r>
+          </w:p>
+        </w:tc>
+        <w:tc>
+          <w:tcPr/>
+          <w:p>
+            <w:pPr>
+              <w:pStyle w:val="Compact"/>
+              <w:jc w:val="left"/>
+            </w:pPr>
+            <w:r>
+              <w:t xml:space="preserve">58.30 ± 12.67</w:t>
+            </w:r>
+          </w:p>
+        </w:tc>
+        <w:tc>
+          <w:tcPr/>
+          <w:p>
+            <w:pPr>
+              <w:pStyle w:val="Compact"/>
+              <w:jc w:val="left"/>
+            </w:pPr>
+            <w:r>
+              <w:t xml:space="preserve">66.53</w:t>
+            </w:r>
+          </w:p>
+        </w:tc>
+        <w:tc>
+          <w:tcPr/>
+          <w:p>
+            <w:pPr>
+              <w:pStyle w:val="Compact"/>
+              <w:jc w:val="left"/>
+            </w:pPr>
+            <w:r>
+              <w:t xml:space="preserve">−8.36 [−16.38, −0.33]</w:t>
+            </w:r>
+          </w:p>
+        </w:tc>
+        <w:tc>
+          <w:tcPr/>
+          <w:p>
+            <w:pPr>
+              <w:pStyle w:val="Compact"/>
+              <w:jc w:val="left"/>
+            </w:pPr>
+            <w:r>
+              <w:t xml:space="preserve">0.042</w:t>
+            </w:r>
+          </w:p>
+        </w:tc>
+        <w:tc>
+          <w:tcPr/>
+          <w:p>
+            <w:pPr>
+              <w:pStyle w:val="Compact"/>
+              <w:jc w:val="left"/>
+            </w:pPr>
+            <w:r>
+              <w:t xml:space="preserve">0.126</w:t>
+            </w:r>
+          </w:p>
+        </w:tc>
+        <w:tc>
+          <w:tcPr/>
+          <w:p>
+            <w:pPr>
+              <w:pStyle w:val="Compact"/>
+              <w:jc w:val="left"/>
+            </w:pPr>
+            <w:r>
+              <w:t xml:space="preserve">&lt; 0.0001</w:t>
+            </w:r>
+          </w:p>
+        </w:tc>
+        <w:tc>
+          <w:tcPr/>
+          <w:p>
+            <w:pPr>
+              <w:pStyle w:val="Compact"/>
+              <w:jc w:val="left"/>
+            </w:pPr>
+            <w:r>
+              <w:t xml:space="preserve">&lt; 0.0001</w:t>
+            </w:r>
+          </w:p>
+        </w:tc>
+        <w:tc>
+          <w:tcPr/>
+          <w:p>
+            <w:pPr>
+              <w:pStyle w:val="Compact"/>
+              <w:jc w:val="left"/>
+            </w:pPr>
+            <w:r>
+              <w:t xml:space="preserve">2/20</w:t>
+            </w:r>
+          </w:p>
+        </w:tc>
+        <w:tc>
+          <w:tcPr/>
+          <w:p>
+            <w:pPr>
+              <w:pStyle w:val="Compact"/>
+              <w:jc w:val="left"/>
+            </w:pPr>
+            <w:r>
+              <w:t xml:space="preserve">no</w:t>
+            </w:r>
+          </w:p>
+        </w:tc>
+        <w:tc>
+          <w:tcPr/>
+          <w:p>
+            <w:pPr>
+              <w:pStyle w:val="Compact"/>
+              <w:jc w:val="left"/>
+            </w:pPr>
+            <w:r>
+              <w:t xml:space="preserve">7.42</w:t>
+            </w:r>
+          </w:p>
+        </w:tc>
+      </w:tr>
+      <w:tr>
+        <w:tc>
+          <w:tcPr/>
+          <w:p>
+            <w:pPr>
+              <w:pStyle w:val="Compact"/>
+            </w:pPr>
+          </w:p>
+        </w:tc>
+        <w:tc>
+          <w:tcPr/>
+          <w:p>
+            <w:pPr>
+              <w:pStyle w:val="Compact"/>
+              <w:jc w:val="left"/>
+            </w:pPr>
+            <w:r>
+              <w:t xml:space="preserve">ConvNeXt V2-Tiny</w:t>
+            </w:r>
+          </w:p>
+        </w:tc>
+        <w:tc>
+          <w:tcPr/>
+          <w:p>
+            <w:pPr>
+              <w:pStyle w:val="Compact"/>
+              <w:jc w:val="left"/>
+            </w:pPr>
+            <w:r>
+              <w:t xml:space="preserve">74.81 ± 12.10</w:t>
+            </w:r>
+          </w:p>
+        </w:tc>
+        <w:tc>
+          <w:tcPr/>
+          <w:p>
+            <w:pPr>
+              <w:pStyle w:val="Compact"/>
+              <w:jc w:val="left"/>
+            </w:pPr>
+            <w:r>
+              <w:t xml:space="preserve">82.89</w:t>
+            </w:r>
+          </w:p>
+        </w:tc>
+        <w:tc>
+          <w:tcPr/>
+          <w:p>
+            <w:pPr>
+              <w:pStyle w:val="Compact"/>
+              <w:jc w:val="left"/>
+            </w:pPr>
+            <w:r>
+              <w:t xml:space="preserve">+8.16 [1.87, 14.45]</w:t>
+            </w:r>
+          </w:p>
+        </w:tc>
+        <w:tc>
+          <w:tcPr/>
+          <w:p>
+            <w:pPr>
+              <w:pStyle w:val="Compact"/>
+              <w:jc w:val="left"/>
+            </w:pPr>
+            <w:r>
+              <w:t xml:space="preserve">0.014</w:t>
+            </w:r>
+          </w:p>
+        </w:tc>
+        <w:tc>
+          <w:tcPr/>
+          <w:p>
+            <w:pPr>
+              <w:pStyle w:val="Compact"/>
+              <w:jc w:val="left"/>
+            </w:pPr>
+            <w:r>
+              <w:t xml:space="preserve">0.055</w:t>
+            </w:r>
+          </w:p>
+        </w:tc>
+        <w:tc>
+          <w:tcPr/>
+          <w:p>
+            <w:pPr>
+              <w:pStyle w:val="Compact"/>
+              <w:jc w:val="left"/>
+            </w:pPr>
+            <w:r>
+              <w:t xml:space="preserve">&lt; 0.0001</w:t>
+            </w:r>
+          </w:p>
+        </w:tc>
+        <w:tc>
+          <w:tcPr/>
+          <w:p>
+            <w:pPr>
+              <w:pStyle w:val="Compact"/>
+              <w:jc w:val="left"/>
+            </w:pPr>
+            <w:r>
+              <w:t xml:space="preserve">&lt; 0.0001</w:t>
+            </w:r>
+          </w:p>
+        </w:tc>
+        <w:tc>
+          <w:tcPr/>
+          <w:p>
+            <w:pPr>
+              <w:pStyle w:val="Compact"/>
+              <w:jc w:val="left"/>
+            </w:pPr>
+            <w:r>
+              <w:t xml:space="preserve">18/20</w:t>
+            </w:r>
+          </w:p>
+        </w:tc>
+        <w:tc>
+          <w:tcPr/>
+          <w:p>
+            <w:pPr>
+              <w:pStyle w:val="Compact"/>
+              <w:jc w:val="left"/>
+            </w:pPr>
+            <w:r>
+              <w:t xml:space="preserve">no</w:t>
+            </w:r>
+          </w:p>
+        </w:tc>
+        <w:tc>
+          <w:tcPr/>
+          <w:p>
+            <w:pPr>
+              <w:pStyle w:val="Compact"/>
+              <w:jc w:val="left"/>
+            </w:pPr>
+            <w:r>
+              <w:t xml:space="preserve">3.79</w:t>
+            </w:r>
+          </w:p>
+        </w:tc>
+      </w:tr>
+      <w:tr>
+        <w:tc>
+          <w:tcPr/>
+          <w:p>
+            <w:pPr>
+              <w:pStyle w:val="Compact"/>
+            </w:pPr>
+          </w:p>
+        </w:tc>
+        <w:tc>
+          <w:tcPr/>
+          <w:p>
+            <w:pPr>
+              <w:pStyle w:val="Compact"/>
+              <w:jc w:val="left"/>
+            </w:pPr>
+            <w:r>
+              <w:t xml:space="preserve">ViT-S/16</w:t>
+            </w:r>
+          </w:p>
+        </w:tc>
+        <w:tc>
+          <w:tcPr/>
+          <w:p>
+            <w:pPr>
+              <w:pStyle w:val="Compact"/>
+              <w:jc w:val="left"/>
+            </w:pPr>
+            <w:r>
+              <w:t xml:space="preserve">74.96 ± 12.20</w:t>
+            </w:r>
+          </w:p>
+        </w:tc>
+        <w:tc>
+          <w:tcPr/>
+          <w:p>
+            <w:pPr>
+              <w:pStyle w:val="Compact"/>
+              <w:jc w:val="left"/>
+            </w:pPr>
+            <w:r>
+              <w:t xml:space="preserve">82.32</w:t>
+            </w:r>
+          </w:p>
+        </w:tc>
+        <w:tc>
+          <w:tcPr/>
+          <w:p>
+            <w:pPr>
+              <w:pStyle w:val="Compact"/>
+              <w:jc w:val="left"/>
+            </w:pPr>
+            <w:r>
+              <w:t xml:space="preserve">+8.30 [−0.19, 16.80]</w:t>
+            </w:r>
+          </w:p>
+        </w:tc>
+        <w:tc>
+          <w:tcPr/>
+          <w:p>
+            <w:pPr>
+              <w:pStyle w:val="Compact"/>
+              <w:jc w:val="left"/>
+            </w:pPr>
+            <w:r>
+              <w:t xml:space="preserve">0.055</w:t>
+            </w:r>
+          </w:p>
+        </w:tc>
+        <w:tc>
+          <w:tcPr/>
+          <w:p>
+            <w:pPr>
+              <w:pStyle w:val="Compact"/>
+              <w:jc w:val="left"/>
+            </w:pPr>
+            <w:r>
+              <w:t xml:space="preserve">0.126</w:t>
+            </w:r>
+          </w:p>
+        </w:tc>
+        <w:tc>
+          <w:tcPr/>
+          <w:p>
+            <w:pPr>
+              <w:pStyle w:val="Compact"/>
+              <w:jc w:val="left"/>
+            </w:pPr>
+            <w:r>
+              <w:t xml:space="preserve">&lt; 0.0001</w:t>
+            </w:r>
+          </w:p>
+        </w:tc>
+        <w:tc>
+          <w:tcPr/>
+          <w:p>
+            <w:pPr>
+              <w:pStyle w:val="Compact"/>
+              <w:jc w:val="left"/>
+            </w:pPr>
+            <w:r>
+              <w:t xml:space="preserve">&lt; 0.0001</w:t>
+            </w:r>
+          </w:p>
+        </w:tc>
+        <w:tc>
+          <w:tcPr/>
+          <w:p>
+            <w:pPr>
+              <w:pStyle w:val="Compact"/>
+              <w:jc w:val="left"/>
+            </w:pPr>
+            <w:r>
+              <w:t xml:space="preserve">18/20</w:t>
+            </w:r>
+          </w:p>
+        </w:tc>
+        <w:tc>
+          <w:tcPr/>
+          <w:p>
+            <w:pPr>
+              <w:pStyle w:val="Compact"/>
+              <w:jc w:val="left"/>
+            </w:pPr>
+            <w:r>
+              <w:t xml:space="preserve">no</w:t>
+            </w:r>
+          </w:p>
+        </w:tc>
+        <w:tc>
+          <w:tcPr/>
+          <w:p>
+            <w:pPr>
+              <w:pStyle w:val="Compact"/>
+              <w:jc w:val="left"/>
+            </w:pPr>
+            <w:r>
+              <w:t xml:space="preserve">4.68</w:t>
+            </w:r>
+          </w:p>
+        </w:tc>
+      </w:tr>
+      <w:tr>
+        <w:tc>
+          <w:tcPr/>
+          <w:p>
+            <w:pPr>
+              <w:pStyle w:val="Compact"/>
+              <w:jc w:val="left"/>
+            </w:pPr>
+            <w:r>
+              <w:t xml:space="preserve">all test images</w:t>
+            </w:r>
+          </w:p>
+        </w:tc>
+        <w:tc>
+          <w:tcPr/>
+          <w:p>
+            <w:pPr>
+              <w:pStyle w:val="Compact"/>
+              <w:jc w:val="left"/>
+            </w:pPr>
+            <w:r>
+              <w:t xml:space="preserve">EfficientNet-B0</w:t>
+            </w:r>
+          </w:p>
+        </w:tc>
+        <w:tc>
+          <w:tcPr/>
+          <w:p>
+            <w:pPr>
+              <w:pStyle w:val="Compact"/>
+              <w:jc w:val="left"/>
+            </w:pPr>
+            <w:r>
+              <w:t xml:space="preserve">75.19 ± 11.20</w:t>
+            </w:r>
+          </w:p>
+        </w:tc>
+        <w:tc>
+          <w:tcPr/>
+          <w:p>
+            <w:pPr>
+              <w:pStyle w:val="Compact"/>
+              <w:jc w:val="left"/>
+            </w:pPr>
+            <w:r>
+              <w:t xml:space="preserve">75.87</w:t>
+            </w:r>
+          </w:p>
+        </w:tc>
+        <w:tc>
+          <w:tcPr/>
+          <w:p>
+            <w:pPr>
+              <w:pStyle w:val="Compact"/>
+              <w:jc w:val="left"/>
+            </w:pPr>
+            <w:r>
+              <w:t xml:space="preserve">–</w:t>
+            </w:r>
+          </w:p>
+        </w:tc>
+        <w:tc>
+          <w:tcPr/>
+          <w:p>
+            <w:pPr>
+              <w:pStyle w:val="Compact"/>
+              <w:jc w:val="left"/>
+            </w:pPr>
+            <w:r>
+              <w:t xml:space="preserve">–</w:t>
+            </w:r>
+          </w:p>
+        </w:tc>
+        <w:tc>
+          <w:tcPr/>
+          <w:p>
+            <w:pPr>
+              <w:pStyle w:val="Compact"/>
+              <w:jc w:val="left"/>
+            </w:pPr>
+            <w:r>
+              <w:t xml:space="preserve">–</w:t>
+            </w:r>
+          </w:p>
+        </w:tc>
+        <w:tc>
+          <w:tcPr/>
+          <w:p>
+            <w:pPr>
+              <w:pStyle w:val="Compact"/>
+              <w:jc w:val="left"/>
+            </w:pPr>
+            <w:r>
+              <w:t xml:space="preserve">–</w:t>
+            </w:r>
+          </w:p>
+        </w:tc>
+        <w:tc>
+          <w:tcPr/>
+          <w:p>
+            <w:pPr>
+              <w:pStyle w:val="Compact"/>
+              <w:jc w:val="left"/>
+            </w:pPr>
+            <w:r>
+              <w:t xml:space="preserve">–</w:t>
+            </w:r>
+          </w:p>
+        </w:tc>
+        <w:tc>
+          <w:tcPr/>
+          <w:p>
+            <w:pPr>
+              <w:pStyle w:val="Compact"/>
+              <w:jc w:val="left"/>
+            </w:pPr>
+            <w:r>
+              <w:t xml:space="preserve">–</w:t>
+            </w:r>
+          </w:p>
+        </w:tc>
+        <w:tc>
+          <w:tcPr/>
+          <w:p>
+            <w:pPr>
+              <w:pStyle w:val="Compact"/>
+              <w:jc w:val="left"/>
+            </w:pPr>
+            <w:r>
+              <w:t xml:space="preserve">–</w:t>
+            </w:r>
+          </w:p>
+        </w:tc>
+        <w:tc>
+          <w:tcPr/>
+          <w:p>
+            <w:pPr>
+              <w:pStyle w:val="Compact"/>
+              <w:jc w:val="left"/>
+            </w:pPr>
+            <w:r>
+              <w:t xml:space="preserve">5.15</w:t>
+            </w:r>
+          </w:p>
+        </w:tc>
+      </w:tr>
+      <w:tr>
+        <w:tc>
+          <w:tcPr/>
+          <w:p>
+            <w:pPr>
+              <w:pStyle w:val="Compact"/>
+            </w:pPr>
+          </w:p>
+        </w:tc>
+        <w:tc>
+          <w:tcPr/>
+          <w:p>
+            <w:pPr>
+              <w:pStyle w:val="Compact"/>
+              <w:jc w:val="left"/>
+            </w:pPr>
+            <w:r>
+              <w:t xml:space="preserve">MobileNetV3-Large</w:t>
+            </w:r>
+          </w:p>
+        </w:tc>
+        <w:tc>
+          <w:tcPr/>
+          <w:p>
+            <w:pPr>
+              <w:pStyle w:val="Compact"/>
+              <w:jc w:val="left"/>
+            </w:pPr>
+            <w:r>
+              <w:t xml:space="preserve">73.68 ± 12.55</w:t>
+            </w:r>
+          </w:p>
+        </w:tc>
+        <w:tc>
+          <w:tcPr/>
+          <w:p>
+            <w:pPr>
+              <w:pStyle w:val="Compact"/>
+              <w:jc w:val="left"/>
+            </w:pPr>
+            <w:r>
+              <w:t xml:space="preserve">75.38</w:t>
+            </w:r>
+          </w:p>
+        </w:tc>
+        <w:tc>
+          <w:tcPr/>
+          <w:p>
+            <w:pPr>
+              <w:pStyle w:val="Compact"/>
+              <w:jc w:val="left"/>
+            </w:pPr>
+            <w:r>
+              <w:t xml:space="preserve">−1.52 [−8.23, 5.19]</w:t>
+            </w:r>
+          </w:p>
+        </w:tc>
+        <w:tc>
+          <w:tcPr/>
+          <w:p>
+            <w:pPr>
+              <w:pStyle w:val="Compact"/>
+              <w:jc w:val="left"/>
+            </w:pPr>
+            <w:r>
+              <w:t xml:space="preserve">0.641</w:t>
+            </w:r>
+          </w:p>
+        </w:tc>
+        <w:tc>
+          <w:tcPr/>
+          <w:p>
+            <w:pPr>
+              <w:pStyle w:val="Compact"/>
+              <w:jc w:val="left"/>
+            </w:pPr>
+            <w:r>
+              <w:t xml:space="preserve">0.641</w:t>
+            </w:r>
+          </w:p>
+        </w:tc>
+        <w:tc>
+          <w:tcPr/>
+          <w:p>
+            <w:pPr>
+              <w:pStyle w:val="Compact"/>
+              <w:jc w:val="left"/>
+            </w:pPr>
+            <w:r>
+              <w:t xml:space="preserve">0.2055</w:t>
+            </w:r>
+          </w:p>
+        </w:tc>
+        <w:tc>
+          <w:tcPr/>
+          <w:p>
+            <w:pPr>
+              <w:pStyle w:val="Compact"/>
+              <w:jc w:val="left"/>
+            </w:pPr>
+            <w:r>
+              <w:t xml:space="preserve">0.2305</w:t>
+            </w:r>
+          </w:p>
+        </w:tc>
+        <w:tc>
+          <w:tcPr/>
+          <w:p>
+            <w:pPr>
+              <w:pStyle w:val="Compact"/>
+              <w:jc w:val="left"/>
+            </w:pPr>
+            <w:r>
+              <w:t xml:space="preserve">8/20</w:t>
+            </w:r>
+          </w:p>
+        </w:tc>
+        <w:tc>
+          <w:tcPr/>
+          <w:p>
+            <w:pPr>
+              <w:pStyle w:val="Compact"/>
+              <w:jc w:val="left"/>
+            </w:pPr>
+            <w:r>
+              <w:t xml:space="preserve">no</w:t>
+            </w:r>
+          </w:p>
+        </w:tc>
+        <w:tc>
+          <w:tcPr/>
+          <w:p>
+            <w:pPr>
+              <w:pStyle w:val="Compact"/>
+              <w:jc w:val="left"/>
+            </w:pPr>
+            <w:r>
+              <w:t xml:space="preserve">5.49</w:t>
+            </w:r>
+          </w:p>
+        </w:tc>
+      </w:tr>
+      <w:tr>
+        <w:tc>
+          <w:tcPr/>
+          <w:p>
+            <w:pPr>
+              <w:pStyle w:val="Compact"/>
+            </w:pPr>
+          </w:p>
+        </w:tc>
+        <w:tc>
+          <w:tcPr/>
+          <w:p>
+            <w:pPr>
+              <w:pStyle w:val="Compact"/>
+              <w:jc w:val="left"/>
+            </w:pPr>
+            <w:r>
+              <w:t xml:space="preserve">MobileNetV4-Conv-Medium</w:t>
+            </w:r>
+          </w:p>
+        </w:tc>
+        <w:tc>
+          <w:tcPr/>
+          <w:p>
+            <w:pPr>
+              <w:pStyle w:val="Compact"/>
+              <w:jc w:val="left"/>
+            </w:pPr>
+            <w:r>
+              <w:t xml:space="preserve">68.50 ± 10.90</w:t>
+            </w:r>
+          </w:p>
+        </w:tc>
+        <w:tc>
+          <w:tcPr/>
+          <w:p>
+            <w:pPr>
+              <w:pStyle w:val="Compact"/>
+              <w:jc w:val="left"/>
+            </w:pPr>
+            <w:r>
+              <w:t xml:space="preserve">70.47</w:t>
+            </w:r>
+          </w:p>
+        </w:tc>
+        <w:tc>
+          <w:tcPr/>
+          <w:p>
+            <w:pPr>
+              <w:pStyle w:val="Compact"/>
+              <w:jc w:val="left"/>
+            </w:pPr>
+            <w:r>
+              <w:t xml:space="preserve">−6.69 [−14.34, 0.96]</w:t>
+            </w:r>
+          </w:p>
+        </w:tc>
+        <w:tc>
+          <w:tcPr/>
+          <w:p>
+            <w:pPr>
+              <w:pStyle w:val="Compact"/>
+              <w:jc w:val="left"/>
+            </w:pPr>
+            <w:r>
+              <w:t xml:space="preserve">0.083</w:t>
+            </w:r>
+          </w:p>
+        </w:tc>
+        <w:tc>
+          <w:tcPr/>
+          <w:p>
+            <w:pPr>
+              <w:pStyle w:val="Compact"/>
+              <w:jc w:val="left"/>
+            </w:pPr>
+            <w:r>
+              <w:t xml:space="preserve">0.166</w:t>
+            </w:r>
+          </w:p>
+        </w:tc>
+        <w:tc>
+          <w:tcPr/>
+          <w:p>
+            <w:pPr>
+              <w:pStyle w:val="Compact"/>
+              <w:jc w:val="left"/>
+            </w:pPr>
+            <w:r>
+              <w:t xml:space="preserve">&lt; 0.0001</w:t>
+            </w:r>
+          </w:p>
+        </w:tc>
+        <w:tc>
+          <w:tcPr/>
+          <w:p>
+            <w:pPr>
+              <w:pStyle w:val="Compact"/>
+              <w:jc w:val="left"/>
+            </w:pPr>
+            <w:r>
+              <w:t xml:space="preserve">&lt; 0.0001</w:t>
+            </w:r>
+          </w:p>
+        </w:tc>
+        <w:tc>
+          <w:tcPr/>
+          <w:p>
+            <w:pPr>
+              <w:pStyle w:val="Compact"/>
+              <w:jc w:val="left"/>
+            </w:pPr>
+            <w:r>
+              <w:t xml:space="preserve">3/20</w:t>
+            </w:r>
+          </w:p>
+        </w:tc>
+        <w:tc>
+          <w:tcPr/>
+          <w:p>
+            <w:pPr>
+              <w:pStyle w:val="Compact"/>
+              <w:jc w:val="left"/>
+            </w:pPr>
+            <w:r>
+              <w:t xml:space="preserve">no</w:t>
+            </w:r>
+          </w:p>
+        </w:tc>
+        <w:tc>
+          <w:tcPr/>
+          <w:p>
+            <w:pPr>
+              <w:pStyle w:val="Compact"/>
+              <w:jc w:val="left"/>
+            </w:pPr>
+            <w:r>
+              <w:t xml:space="preserve">6.69</w:t>
+            </w:r>
+          </w:p>
+        </w:tc>
+      </w:tr>
+      <w:tr>
+        <w:tc>
+          <w:tcPr/>
+          <w:p>
+            <w:pPr>
+              <w:pStyle w:val="Compact"/>
+            </w:pPr>
+          </w:p>
+        </w:tc>
+        <w:tc>
+          <w:tcPr/>
+          <w:p>
+            <w:pPr>
+              <w:pStyle w:val="Compact"/>
+              <w:jc w:val="left"/>
+            </w:pPr>
+            <w:r>
+              <w:t xml:space="preserve">ConvNeXt V2-Tiny</w:t>
+            </w:r>
+          </w:p>
+        </w:tc>
+        <w:tc>
+          <w:tcPr/>
+          <w:p>
+            <w:pPr>
+              <w:pStyle w:val="Compact"/>
+              <w:jc w:val="left"/>
+            </w:pPr>
+            <w:r>
+              <w:t xml:space="preserve">84.10 ± 9.83</w:t>
+            </w:r>
+          </w:p>
+        </w:tc>
+        <w:tc>
+          <w:tcPr/>
+          <w:p>
+            <w:pPr>
+              <w:pStyle w:val="Compact"/>
+              <w:jc w:val="left"/>
+            </w:pPr>
+            <w:r>
+              <w:t xml:space="preserve">84.88</w:t>
+            </w:r>
+          </w:p>
+        </w:tc>
+        <w:tc>
+          <w:tcPr/>
+          <w:p>
+            <w:pPr>
+              <w:pStyle w:val="Compact"/>
+              <w:jc w:val="left"/>
+            </w:pPr>
+            <w:r>
+              <w:t xml:space="preserve">+8.91 [1.65, 16.17]</w:t>
+            </w:r>
+          </w:p>
+        </w:tc>
+        <w:tc>
+          <w:tcPr/>
+          <w:p>
+            <w:pPr>
+              <w:pStyle w:val="Compact"/>
+              <w:jc w:val="left"/>
+            </w:pPr>
+            <w:r>
+              <w:t xml:space="preserve">0.019</w:t>
+            </w:r>
+          </w:p>
+        </w:tc>
+        <w:tc>
+          <w:tcPr/>
+          <w:p>
+            <w:pPr>
+              <w:pStyle w:val="Compact"/>
+              <w:jc w:val="left"/>
+            </w:pPr>
+            <w:r>
+              <w:t xml:space="preserve">0.075</w:t>
+            </w:r>
+          </w:p>
+        </w:tc>
+        <w:tc>
+          <w:tcPr/>
+          <w:p>
+            <w:pPr>
+              <w:pStyle w:val="Compact"/>
+              <w:jc w:val="left"/>
+            </w:pPr>
+            <w:r>
+              <w:t xml:space="preserve">&lt; 0.0001</w:t>
+            </w:r>
+          </w:p>
+        </w:tc>
+        <w:tc>
+          <w:tcPr/>
+          <w:p>
+            <w:pPr>
+              <w:pStyle w:val="Compact"/>
+              <w:jc w:val="left"/>
+            </w:pPr>
+            <w:r>
+              <w:t xml:space="preserve">&lt; 0.0001</w:t>
+            </w:r>
+          </w:p>
+        </w:tc>
+        <w:tc>
+          <w:tcPr/>
+          <w:p>
+            <w:pPr>
+              <w:pStyle w:val="Compact"/>
+              <w:jc w:val="left"/>
+            </w:pPr>
+            <w:r>
+              <w:t xml:space="preserve">19/20</w:t>
+            </w:r>
+          </w:p>
+        </w:tc>
+        <w:tc>
+          <w:tcPr/>
+          <w:p>
+            <w:pPr>
+              <w:pStyle w:val="Compact"/>
+              <w:jc w:val="left"/>
+            </w:pPr>
+            <w:r>
+              <w:t xml:space="preserve">no</w:t>
+            </w:r>
+          </w:p>
+        </w:tc>
+        <w:tc>
+          <w:tcPr/>
+          <w:p>
+            <w:pPr>
+              <w:pStyle w:val="Compact"/>
+              <w:jc w:val="left"/>
+            </w:pPr>
+            <w:r>
+              <w:t xml:space="preserve">3.51</w:t>
+            </w:r>
+          </w:p>
+        </w:tc>
+      </w:tr>
+      <w:tr>
+        <w:tc>
+          <w:tcPr/>
+          <w:p>
+            <w:pPr>
+              <w:pStyle w:val="Compact"/>
+            </w:pPr>
+          </w:p>
+        </w:tc>
+        <w:tc>
+          <w:tcPr/>
+          <w:p>
+            <w:pPr>
+              <w:pStyle w:val="Compact"/>
+              <w:jc w:val="left"/>
+            </w:pPr>
+            <w:r>
+              <w:t xml:space="preserve">ViT-S/16</w:t>
+            </w:r>
+          </w:p>
+        </w:tc>
+        <w:tc>
+          <w:tcPr/>
+          <w:p>
+            <w:pPr>
+              <w:pStyle w:val="Compact"/>
+              <w:jc w:val="left"/>
+            </w:pPr>
+            <w:r>
+              <w:t xml:space="preserve">83.67 ± 8.69</w:t>
+            </w:r>
+          </w:p>
+        </w:tc>
+        <w:tc>
+          <w:tcPr/>
+          <w:p>
+            <w:pPr>
+              <w:pStyle w:val="Compact"/>
+              <w:jc w:val="left"/>
+            </w:pPr>
+            <w:r>
+              <w:t xml:space="preserve">84.59</w:t>
+            </w:r>
+          </w:p>
+        </w:tc>
+        <w:tc>
+          <w:tcPr/>
+          <w:p>
+            <w:pPr>
+              <w:pStyle w:val="Compact"/>
+              <w:jc w:val="left"/>
+            </w:pPr>
+            <w:r>
+              <w:t xml:space="preserve">+8.48 [0.18, 16.77]</w:t>
+            </w:r>
+          </w:p>
+        </w:tc>
+        <w:tc>
+          <w:tcPr/>
+          <w:p>
+            <w:pPr>
+              <w:pStyle w:val="Compact"/>
+              <w:jc w:val="left"/>
+            </w:pPr>
+            <w:r>
+              <w:t xml:space="preserve">0.046</w:t>
+            </w:r>
+          </w:p>
+        </w:tc>
+        <w:tc>
+          <w:tcPr/>
+          <w:p>
+            <w:pPr>
+              <w:pStyle w:val="Compact"/>
+              <w:jc w:val="left"/>
+            </w:pPr>
+            <w:r>
+              <w:t xml:space="preserve">0.137</w:t>
+            </w:r>
+          </w:p>
+        </w:tc>
+        <w:tc>
+          <w:tcPr/>
+          <w:p>
+            <w:pPr>
+              <w:pStyle w:val="Compact"/>
+              <w:jc w:val="left"/>
+            </w:pPr>
+            <w:r>
+              <w:t xml:space="preserve">&lt; 0.0001</w:t>
+            </w:r>
+          </w:p>
+        </w:tc>
+        <w:tc>
+          <w:tcPr/>
+          <w:p>
+            <w:pPr>
+              <w:pStyle w:val="Compact"/>
+              <w:jc w:val="left"/>
+            </w:pPr>
+            <w:r>
+              <w:t xml:space="preserve">&lt; 0.0001</w:t>
+            </w:r>
+          </w:p>
+        </w:tc>
+        <w:tc>
+          <w:tcPr/>
+          <w:p>
+            <w:pPr>
+              <w:pStyle w:val="Compact"/>
+              <w:jc w:val="left"/>
+            </w:pPr>
+            <w:r>
+              <w:t xml:space="preserve">19/20</w:t>
+            </w:r>
+          </w:p>
+        </w:tc>
+        <w:tc>
+          <w:tcPr/>
+          <w:p>
+            <w:pPr>
+              <w:pStyle w:val="Compact"/>
+              <w:jc w:val="left"/>
+            </w:pPr>
+            <w:r>
+              <w:t xml:space="preserve">no</w:t>
+            </w:r>
+          </w:p>
+        </w:tc>
+        <w:tc>
+          <w:tcPr/>
+          <w:p>
+            <w:pPr>
+              <w:pStyle w:val="Compact"/>
+              <w:jc w:val="left"/>
+            </w:pPr>
+            <w:r>
+              <w:t xml:space="preserve">4.94</w:t>
+            </w:r>
+          </w:p>
+        </w:tc>
+      </w:tr>
+    </w:tbl>
+    <w:p>
+      <w:pPr>
+        <w:pStyle w:val="BodyText"/>
+      </w:pPr>
+      <w:r>
+        <w:t xml:space="preserve">ConvNeXt V2-Tiny minus ViT-S/16 (exploratory, video frames excluded): −0.15 pp [−5.65, 5.36], corrected</w:t>
+      </w:r>
+      <w:r>
+        <w:t xml:space="preserve"> </w:t>
+      </w:r>
+      <w:r>
+        <w:rPr>
+          <w:iCs/>
+          <w:i/>
+        </w:rPr>
+        <w:t xml:space="preserve">p</w:t>
+      </w:r>
+      <w:r>
+        <w:t xml:space="preserve"> </w:t>
+      </w:r>
+      <w:r>
+        <w:t xml:space="preserve">= 0.956.</w:t>
+      </w:r>
+    </w:p>
+    <w:bookmarkEnd w:id="37"/>
+    <w:bookmarkStart w:id="38" w:name="Xd5af98f2186cdca4af0d7ac79d3249359f8b37c"/>
+    <w:p>
+      <w:pPr>
+        <w:pStyle w:val="Heading2"/>
+      </w:pPr>
+      <w:r>
+        <w:t xml:space="preserve">Table S12. Per-class precision, recall and F1 (%, mean ± SD over runs in which the class was present), backbone experiment, video frames excluded</w:t>
+      </w:r>
+    </w:p>
+    <w:tbl>
+      <w:tblPr>
+        <w:tblStyle w:val="Table"/>
+        <w:tblW w:type="pct" w:w="5000"/>
+        <w:tblLook w:firstRow="1" w:lastRow="0" w:firstColumn="0" w:lastColumn="0" w:noHBand="0" w:noVBand="0" w:val="0020"/>
+        <w:jc w:val="start"/>
+      </w:tblPr>
+      <w:tblGrid>
+        <w:gridCol w:w="1549"/>
+        <w:gridCol w:w="2238"/>
+        <w:gridCol w:w="1205"/>
+        <w:gridCol w:w="1205"/>
+        <w:gridCol w:w="1205"/>
+        <w:gridCol w:w="516"/>
+      </w:tblGrid>
+      <w:tr>
+        <w:trPr>
+          <w:tblHeader w:val="true"/>
+        </w:trPr>
+        <w:tc>
+          <w:tcPr/>
+          <w:p>
+            <w:pPr>
+              <w:pStyle w:val="Compact"/>
+              <w:jc w:val="left"/>
+            </w:pPr>
+            <w:r>
+              <w:t xml:space="preserve">Class</w:t>
+            </w:r>
+          </w:p>
+        </w:tc>
+        <w:tc>
+          <w:tcPr/>
+          <w:p>
+            <w:pPr>
+              <w:pStyle w:val="Compact"/>
+              <w:jc w:val="left"/>
+            </w:pPr>
+            <w:r>
+              <w:t xml:space="preserve">Backbone</w:t>
+            </w:r>
+          </w:p>
+        </w:tc>
+        <w:tc>
+          <w:tcPr/>
+          <w:p>
+            <w:pPr>
+              <w:pStyle w:val="Compact"/>
+              <w:jc w:val="left"/>
+            </w:pPr>
+            <w:r>
+              <w:t xml:space="preserve">Precision</w:t>
+            </w:r>
+          </w:p>
+        </w:tc>
+        <w:tc>
+          <w:tcPr/>
+          <w:p>
+            <w:pPr>
+              <w:pStyle w:val="Compact"/>
+              <w:jc w:val="left"/>
+            </w:pPr>
+            <w:r>
+              <w:t xml:space="preserve">Recall</w:t>
+            </w:r>
+          </w:p>
+        </w:tc>
+        <w:tc>
+          <w:tcPr/>
+          <w:p>
+            <w:pPr>
+              <w:pStyle w:val="Compact"/>
+              <w:jc w:val="left"/>
+            </w:pPr>
+            <w:r>
+              <w:t xml:space="preserve">F1</w:t>
+            </w:r>
+          </w:p>
+        </w:tc>
+        <w:tc>
+          <w:tcPr/>
+          <w:p>
+            <w:pPr>
+              <w:pStyle w:val="Compact"/>
+              <w:jc w:val="left"/>
+            </w:pPr>
+            <w:r>
+              <w:t xml:space="preserve">Runs</w:t>
+            </w:r>
+          </w:p>
+        </w:tc>
+      </w:tr>
+      <w:tr>
+        <w:tc>
+          <w:tcPr/>
+          <w:p>
+            <w:pPr>
+              <w:pStyle w:val="Compact"/>
+              <w:jc w:val="left"/>
+            </w:pPr>
+            <w:r>
+              <w:t xml:space="preserve">Algal leaf spot</w:t>
+            </w:r>
+          </w:p>
+        </w:tc>
+        <w:tc>
+          <w:tcPr/>
+          <w:p>
+            <w:pPr>
+              <w:pStyle w:val="Compact"/>
+              <w:jc w:val="left"/>
+            </w:pPr>
+            <w:r>
+              <w:t xml:space="preserve">EfficientNet-B0</w:t>
+            </w:r>
+          </w:p>
+        </w:tc>
+        <w:tc>
+          <w:tcPr/>
+          <w:p>
+            <w:pPr>
+              <w:pStyle w:val="Compact"/>
+              <w:jc w:val="left"/>
+            </w:pPr>
+            <w:r>
+              <w:t xml:space="preserve">73.4 ± 25.6</w:t>
+            </w:r>
+          </w:p>
+        </w:tc>
+        <w:tc>
+          <w:tcPr/>
+          <w:p>
+            <w:pPr>
+              <w:pStyle w:val="Compact"/>
+              <w:jc w:val="left"/>
+            </w:pPr>
+            <w:r>
+              <w:t xml:space="preserve">62.7 ± 20.4</w:t>
+            </w:r>
+          </w:p>
+        </w:tc>
+        <w:tc>
+          <w:tcPr/>
+          <w:p>
+            <w:pPr>
+              <w:pStyle w:val="Compact"/>
+              <w:jc w:val="left"/>
+            </w:pPr>
+            <w:r>
+              <w:t xml:space="preserve">64.4 ± 20.0</w:t>
+            </w:r>
+          </w:p>
+        </w:tc>
+        <w:tc>
+          <w:tcPr/>
+          <w:p>
+            <w:pPr>
+              <w:pStyle w:val="Compact"/>
+              <w:jc w:val="left"/>
+            </w:pPr>
+            <w:r>
+              <w:t xml:space="preserve">40</w:t>
+            </w:r>
+          </w:p>
+        </w:tc>
+      </w:tr>
+      <w:tr>
+        <w:tc>
+          <w:tcPr/>
+          <w:p>
+            <w:pPr>
+              <w:pStyle w:val="Compact"/>
+            </w:pPr>
+          </w:p>
+        </w:tc>
+        <w:tc>
+          <w:tcPr/>
+          <w:p>
+            <w:pPr>
+              <w:pStyle w:val="Compact"/>
+              <w:jc w:val="left"/>
+            </w:pPr>
+            <w:r>
+              <w:t xml:space="preserve">MobileNetV3-Large</w:t>
+            </w:r>
+          </w:p>
+        </w:tc>
+        <w:tc>
+          <w:tcPr/>
+          <w:p>
+            <w:pPr>
+              <w:pStyle w:val="Compact"/>
+              <w:jc w:val="left"/>
+            </w:pPr>
+            <w:r>
+              <w:t xml:space="preserve">69.5 ± 24.3</w:t>
+            </w:r>
+          </w:p>
+        </w:tc>
+        <w:tc>
+          <w:tcPr/>
+          <w:p>
+            <w:pPr>
+              <w:pStyle w:val="Compact"/>
+              <w:jc w:val="left"/>
+            </w:pPr>
+            <w:r>
+              <w:t xml:space="preserve">61.2 ± 23.3</w:t>
+            </w:r>
+          </w:p>
+        </w:tc>
+        <w:tc>
+          <w:tcPr/>
+          <w:p>
+            <w:pPr>
+              <w:pStyle w:val="Compact"/>
+              <w:jc w:val="left"/>
+            </w:pPr>
+            <w:r>
+              <w:t xml:space="preserve">63.3 ± 23.0</w:t>
+            </w:r>
+          </w:p>
+        </w:tc>
+        <w:tc>
+          <w:tcPr/>
+          <w:p>
+            <w:pPr>
+              <w:pStyle w:val="Compact"/>
+              <w:jc w:val="left"/>
+            </w:pPr>
+            <w:r>
+              <w:t xml:space="preserve">40</w:t>
+            </w:r>
+          </w:p>
+        </w:tc>
+      </w:tr>
+      <w:tr>
+        <w:tc>
+          <w:tcPr/>
+          <w:p>
+            <w:pPr>
+              <w:pStyle w:val="Compact"/>
+            </w:pPr>
+          </w:p>
+        </w:tc>
+        <w:tc>
+          <w:tcPr/>
+          <w:p>
+            <w:pPr>
+              <w:pStyle w:val="Compact"/>
+              <w:jc w:val="left"/>
+            </w:pPr>
+            <w:r>
+              <w:t xml:space="preserve">MobileNetV4-Conv-Medium</w:t>
+            </w:r>
+          </w:p>
+        </w:tc>
+        <w:tc>
+          <w:tcPr/>
+          <w:p>
+            <w:pPr>
+              <w:pStyle w:val="Compact"/>
+              <w:jc w:val="left"/>
+            </w:pPr>
+            <w:r>
+              <w:t xml:space="preserve">64.5 ± 27.9</w:t>
+            </w:r>
+          </w:p>
+        </w:tc>
+        <w:tc>
+          <w:tcPr/>
+          <w:p>
+            <w:pPr>
+              <w:pStyle w:val="Compact"/>
+              <w:jc w:val="left"/>
+            </w:pPr>
+            <w:r>
+              <w:t xml:space="preserve">53.0 ± 21.9</w:t>
+            </w:r>
+          </w:p>
+        </w:tc>
+        <w:tc>
+          <w:tcPr/>
+          <w:p>
+            <w:pPr>
+              <w:pStyle w:val="Compact"/>
+              <w:jc w:val="left"/>
+            </w:pPr>
+            <w:r>
+              <w:t xml:space="preserve">54.6 ± 21.2</w:t>
+            </w:r>
+          </w:p>
+        </w:tc>
+        <w:tc>
+          <w:tcPr/>
+          <w:p>
+            <w:pPr>
+              <w:pStyle w:val="Compact"/>
+              <w:jc w:val="left"/>
+            </w:pPr>
+            <w:r>
+              <w:t xml:space="preserve">40</w:t>
+            </w:r>
+          </w:p>
+        </w:tc>
+      </w:tr>
+      <w:tr>
+        <w:tc>
+          <w:tcPr/>
+          <w:p>
+            <w:pPr>
+              <w:pStyle w:val="Compact"/>
+            </w:pPr>
+          </w:p>
+        </w:tc>
+        <w:tc>
+          <w:tcPr/>
+          <w:p>
+            <w:pPr>
+              <w:pStyle w:val="Compact"/>
+              <w:jc w:val="left"/>
+            </w:pPr>
+            <w:r>
+              <w:t xml:space="preserve">ConvNeXt V2-Tiny</w:t>
+            </w:r>
+          </w:p>
+        </w:tc>
+        <w:tc>
+          <w:tcPr/>
+          <w:p>
+            <w:pPr>
+              <w:pStyle w:val="Compact"/>
+              <w:jc w:val="left"/>
+            </w:pPr>
+            <w:r>
+              <w:t xml:space="preserve">74.1 ± 25.5</w:t>
+            </w:r>
+          </w:p>
+        </w:tc>
+        <w:tc>
+          <w:tcPr/>
+          <w:p>
+            <w:pPr>
+              <w:pStyle w:val="Compact"/>
+              <w:jc w:val="left"/>
+            </w:pPr>
+            <w:r>
+              <w:t xml:space="preserve">85.4 ± 13.0</w:t>
+            </w:r>
+          </w:p>
+        </w:tc>
+        <w:tc>
+          <w:tcPr/>
+          <w:p>
+            <w:pPr>
+              <w:pStyle w:val="Compact"/>
+              <w:jc w:val="left"/>
+            </w:pPr>
+            <w:r>
+              <w:t xml:space="preserve">77.0 ± 20.8</w:t>
+            </w:r>
+          </w:p>
+        </w:tc>
+        <w:tc>
+          <w:tcPr/>
+          <w:p>
+            <w:pPr>
+              <w:pStyle w:val="Compact"/>
+              <w:jc w:val="left"/>
+            </w:pPr>
+            <w:r>
+              <w:t xml:space="preserve">40</w:t>
+            </w:r>
+          </w:p>
+        </w:tc>
+      </w:tr>
+      <w:tr>
+        <w:tc>
+          <w:tcPr/>
+          <w:p>
+            <w:pPr>
+              <w:pStyle w:val="Compact"/>
+            </w:pPr>
+          </w:p>
+        </w:tc>
+        <w:tc>
+          <w:tcPr/>
+          <w:p>
+            <w:pPr>
+              <w:pStyle w:val="Compact"/>
+              <w:jc w:val="left"/>
+            </w:pPr>
+            <w:r>
+              <w:t xml:space="preserve">ViT-S/16</w:t>
+            </w:r>
+          </w:p>
+        </w:tc>
+        <w:tc>
+          <w:tcPr/>
+          <w:p>
+            <w:pPr>
+              <w:pStyle w:val="Compact"/>
+              <w:jc w:val="left"/>
+            </w:pPr>
+            <w:r>
+              <w:t xml:space="preserve">76.3 ± 24.6</w:t>
+            </w:r>
+          </w:p>
+        </w:tc>
+        <w:tc>
+          <w:tcPr/>
+          <w:p>
+            <w:pPr>
+              <w:pStyle w:val="Compact"/>
+              <w:jc w:val="left"/>
+            </w:pPr>
+            <w:r>
+              <w:t xml:space="preserve">80.4 ± 16.3</w:t>
+            </w:r>
+          </w:p>
+        </w:tc>
+        <w:tc>
+          <w:tcPr/>
+          <w:p>
+            <w:pPr>
+              <w:pStyle w:val="Compact"/>
+              <w:jc w:val="left"/>
+            </w:pPr>
+            <w:r>
+              <w:t xml:space="preserve">76.1 ± 20.4</w:t>
+            </w:r>
+          </w:p>
+        </w:tc>
+        <w:tc>
+          <w:tcPr/>
+          <w:p>
+            <w:pPr>
+              <w:pStyle w:val="Compact"/>
+              <w:jc w:val="left"/>
+            </w:pPr>
+            <w:r>
+              <w:t xml:space="preserve">40</w:t>
+            </w:r>
+          </w:p>
+        </w:tc>
+      </w:tr>
+      <w:tr>
+        <w:tc>
+          <w:tcPr/>
+          <w:p>
+            <w:pPr>
+              <w:pStyle w:val="Compact"/>
+              <w:jc w:val="left"/>
+            </w:pPr>
+            <w:r>
+              <w:t xml:space="preserve">Leaf blight complex</w:t>
+            </w:r>
+          </w:p>
+        </w:tc>
+        <w:tc>
+          <w:tcPr/>
+          <w:p>
+            <w:pPr>
+              <w:pStyle w:val="Compact"/>
+              <w:jc w:val="left"/>
+            </w:pPr>
+            <w:r>
+              <w:t xml:space="preserve">EfficientNet-B0</w:t>
+            </w:r>
+          </w:p>
+        </w:tc>
+        <w:tc>
+          <w:tcPr/>
+          <w:p>
+            <w:pPr>
+              <w:pStyle w:val="Compact"/>
+              <w:jc w:val="left"/>
+            </w:pPr>
+            <w:r>
+              <w:t xml:space="preserve">67.8 ± 14.6</w:t>
+            </w:r>
+          </w:p>
+        </w:tc>
+        <w:tc>
+          <w:tcPr/>
+          <w:p>
+            <w:pPr>
+              <w:pStyle w:val="Compact"/>
+              <w:jc w:val="left"/>
+            </w:pPr>
+            <w:r>
+              <w:t xml:space="preserve">80.3 ± 16.2</w:t>
+            </w:r>
+          </w:p>
+        </w:tc>
+        <w:tc>
+          <w:tcPr/>
+          <w:p>
+            <w:pPr>
+              <w:pStyle w:val="Compact"/>
+              <w:jc w:val="left"/>
+            </w:pPr>
+            <w:r>
+              <w:t xml:space="preserve">72.0 ± 12.2</w:t>
+            </w:r>
+          </w:p>
+        </w:tc>
+        <w:tc>
+          <w:tcPr/>
+          <w:p>
+            <w:pPr>
+              <w:pStyle w:val="Compact"/>
+              <w:jc w:val="left"/>
+            </w:pPr>
+            <w:r>
+              <w:t xml:space="preserve">40</w:t>
+            </w:r>
+          </w:p>
+        </w:tc>
+      </w:tr>
+      <w:tr>
+        <w:tc>
+          <w:tcPr/>
+          <w:p>
+            <w:pPr>
+              <w:pStyle w:val="Compact"/>
+            </w:pPr>
+          </w:p>
+        </w:tc>
+        <w:tc>
+          <w:tcPr/>
+          <w:p>
+            <w:pPr>
+              <w:pStyle w:val="Compact"/>
+              <w:jc w:val="left"/>
+            </w:pPr>
+            <w:r>
+              <w:t xml:space="preserve">MobileNetV3-Large</w:t>
+            </w:r>
+          </w:p>
+        </w:tc>
+        <w:tc>
+          <w:tcPr/>
+          <w:p>
+            <w:pPr>
+              <w:pStyle w:val="Compact"/>
+              <w:jc w:val="left"/>
+            </w:pPr>
+            <w:r>
+              <w:t xml:space="preserve">67.1 ± 15.0</w:t>
+            </w:r>
+          </w:p>
+        </w:tc>
+        <w:tc>
+          <w:tcPr/>
+          <w:p>
+            <w:pPr>
+              <w:pStyle w:val="Compact"/>
+              <w:jc w:val="left"/>
+            </w:pPr>
+            <w:r>
+              <w:t xml:space="preserve">74.8 ± 17.0</w:t>
+            </w:r>
+          </w:p>
+        </w:tc>
+        <w:tc>
+          <w:tcPr/>
+          <w:p>
+            <w:pPr>
+              <w:pStyle w:val="Compact"/>
+              <w:jc w:val="left"/>
+            </w:pPr>
+            <w:r>
+              <w:t xml:space="preserve">68.8 ± 12.1</w:t>
+            </w:r>
+          </w:p>
+        </w:tc>
+        <w:tc>
+          <w:tcPr/>
+          <w:p>
+            <w:pPr>
+              <w:pStyle w:val="Compact"/>
+              <w:jc w:val="left"/>
+            </w:pPr>
+            <w:r>
+              <w:t xml:space="preserve">40</w:t>
+            </w:r>
+          </w:p>
+        </w:tc>
+      </w:tr>
+      <w:tr>
+        <w:tc>
+          <w:tcPr/>
+          <w:p>
+            <w:pPr>
+              <w:pStyle w:val="Compact"/>
+            </w:pPr>
+          </w:p>
+        </w:tc>
+        <w:tc>
+          <w:tcPr/>
+          <w:p>
+            <w:pPr>
+              <w:pStyle w:val="Compact"/>
+              <w:jc w:val="left"/>
+            </w:pPr>
+            <w:r>
+              <w:t xml:space="preserve">MobileNetV4-Conv-Medium</w:t>
+            </w:r>
+          </w:p>
+        </w:tc>
+        <w:tc>
+          <w:tcPr/>
+          <w:p>
+            <w:pPr>
+              <w:pStyle w:val="Compact"/>
+              <w:jc w:val="left"/>
+            </w:pPr>
+            <w:r>
+              <w:t xml:space="preserve">58.5 ± 14.7</w:t>
+            </w:r>
+          </w:p>
+        </w:tc>
+        <w:tc>
+          <w:tcPr/>
+          <w:p>
+            <w:pPr>
+              <w:pStyle w:val="Compact"/>
+              <w:jc w:val="left"/>
+            </w:pPr>
+            <w:r>
+              <w:t xml:space="preserve">70.7 ± 22.0</w:t>
+            </w:r>
+          </w:p>
+        </w:tc>
+        <w:tc>
+          <w:tcPr/>
+          <w:p>
+            <w:pPr>
+              <w:pStyle w:val="Compact"/>
+              <w:jc w:val="left"/>
+            </w:pPr>
+            <w:r>
+              <w:t xml:space="preserve">61.2 ± 15.0</w:t>
+            </w:r>
+          </w:p>
+        </w:tc>
+        <w:tc>
+          <w:tcPr/>
+          <w:p>
+            <w:pPr>
+              <w:pStyle w:val="Compact"/>
+              <w:jc w:val="left"/>
+            </w:pPr>
+            <w:r>
+              <w:t xml:space="preserve">40</w:t>
+            </w:r>
+          </w:p>
+        </w:tc>
+      </w:tr>
+      <w:tr>
+        <w:tc>
+          <w:tcPr/>
+          <w:p>
+            <w:pPr>
+              <w:pStyle w:val="Compact"/>
+            </w:pPr>
+          </w:p>
+        </w:tc>
+        <w:tc>
+          <w:tcPr/>
+          <w:p>
+            <w:pPr>
+              <w:pStyle w:val="Compact"/>
+              <w:jc w:val="left"/>
+            </w:pPr>
+            <w:r>
+              <w:t xml:space="preserve">ConvNeXt V2-Tiny</w:t>
+            </w:r>
+          </w:p>
+        </w:tc>
+        <w:tc>
+          <w:tcPr/>
+          <w:p>
+            <w:pPr>
+              <w:pStyle w:val="Compact"/>
+              <w:jc w:val="left"/>
+            </w:pPr>
+            <w:r>
+              <w:t xml:space="preserve">83.7 ± 9.5</w:t>
+            </w:r>
+          </w:p>
+        </w:tc>
+        <w:tc>
+          <w:tcPr/>
+          <w:p>
+            <w:pPr>
+              <w:pStyle w:val="Compact"/>
+              <w:jc w:val="left"/>
+            </w:pPr>
+            <w:r>
+              <w:t xml:space="preserve">79.4 ± 14.9</w:t>
+            </w:r>
+          </w:p>
+        </w:tc>
+        <w:tc>
+          <w:tcPr/>
+          <w:p>
+            <w:pPr>
+              <w:pStyle w:val="Compact"/>
+              <w:jc w:val="left"/>
+            </w:pPr>
+            <w:r>
+              <w:t xml:space="preserve">80.7 ± 10.8</w:t>
+            </w:r>
+          </w:p>
+        </w:tc>
+        <w:tc>
+          <w:tcPr/>
+          <w:p>
+            <w:pPr>
+              <w:pStyle w:val="Compact"/>
+              <w:jc w:val="left"/>
+            </w:pPr>
+            <w:r>
+              <w:t xml:space="preserve">40</w:t>
+            </w:r>
+          </w:p>
+        </w:tc>
+      </w:tr>
+      <w:tr>
+        <w:tc>
+          <w:tcPr/>
+          <w:p>
+            <w:pPr>
+              <w:pStyle w:val="Compact"/>
+            </w:pPr>
+          </w:p>
+        </w:tc>
+        <w:tc>
+          <w:tcPr/>
+          <w:p>
+            <w:pPr>
+              <w:pStyle w:val="Compact"/>
+              <w:jc w:val="left"/>
+            </w:pPr>
+            <w:r>
+              <w:t xml:space="preserve">ViT-S/16</w:t>
+            </w:r>
+          </w:p>
+        </w:tc>
+        <w:tc>
+          <w:tcPr/>
+          <w:p>
+            <w:pPr>
+              <w:pStyle w:val="Compact"/>
+              <w:jc w:val="left"/>
+            </w:pPr>
+            <w:r>
+              <w:t xml:space="preserve">81.0 ± 14.6</w:t>
+            </w:r>
+          </w:p>
+        </w:tc>
+        <w:tc>
+          <w:tcPr/>
+          <w:p>
+            <w:pPr>
+              <w:pStyle w:val="Compact"/>
+              <w:jc w:val="left"/>
+            </w:pPr>
+            <w:r>
+              <w:t xml:space="preserve">78.3 ± 13.2</w:t>
+            </w:r>
+          </w:p>
+        </w:tc>
+        <w:tc>
+          <w:tcPr/>
+          <w:p>
+            <w:pPr>
+              <w:pStyle w:val="Compact"/>
+              <w:jc w:val="left"/>
+            </w:pPr>
+            <w:r>
+              <w:t xml:space="preserve">78.6 ± 11.2</w:t>
+            </w:r>
+          </w:p>
+        </w:tc>
+        <w:tc>
+          <w:tcPr/>
+          <w:p>
+            <w:pPr>
+              <w:pStyle w:val="Compact"/>
+              <w:jc w:val="left"/>
+            </w:pPr>
+            <w:r>
+              <w:t xml:space="preserve">40</w:t>
+            </w:r>
+          </w:p>
+        </w:tc>
+      </w:tr>
+      <w:tr>
+        <w:tc>
+          <w:tcPr/>
+          <w:p>
+            <w:pPr>
+              <w:pStyle w:val="Compact"/>
+              <w:jc w:val="left"/>
+            </w:pPr>
+            <w:r>
+              <w:rPr>
+                <w:iCs/>
+                <w:i/>
+              </w:rPr>
+              <w:t xml:space="preserve">Phomopsis</w:t>
+            </w:r>
+            <w:r>
+              <w:t xml:space="preserve"> </w:t>
+            </w:r>
+            <w:r>
+              <w:t xml:space="preserve">leaf spot</w:t>
+            </w:r>
+          </w:p>
+        </w:tc>
+        <w:tc>
+          <w:tcPr/>
+          <w:p>
+            <w:pPr>
+              <w:pStyle w:val="Compact"/>
+              <w:jc w:val="left"/>
+            </w:pPr>
+            <w:r>
+              <w:t xml:space="preserve">EfficientNet-B0</w:t>
+            </w:r>
+          </w:p>
+        </w:tc>
+        <w:tc>
+          <w:tcPr/>
+          <w:p>
+            <w:pPr>
+              <w:pStyle w:val="Compact"/>
+              <w:jc w:val="left"/>
+            </w:pPr>
+            <w:r>
+              <w:t xml:space="preserve">45.0 ± 45.0</w:t>
+            </w:r>
+          </w:p>
+        </w:tc>
+        <w:tc>
+          <w:tcPr/>
+          <w:p>
+            <w:pPr>
+              <w:pStyle w:val="Compact"/>
+              <w:jc w:val="left"/>
+            </w:pPr>
+            <w:r>
+              <w:t xml:space="preserve">28.5 ± 26.9</w:t>
+            </w:r>
+          </w:p>
+        </w:tc>
+        <w:tc>
+          <w:tcPr/>
+          <w:p>
+            <w:pPr>
+              <w:pStyle w:val="Compact"/>
+              <w:jc w:val="left"/>
+            </w:pPr>
+            <w:r>
+              <w:t xml:space="preserve">31.9 ± 31.7</w:t>
+            </w:r>
+          </w:p>
+        </w:tc>
+        <w:tc>
+          <w:tcPr/>
+          <w:p>
+            <w:pPr>
+              <w:pStyle w:val="Compact"/>
+              <w:jc w:val="left"/>
+            </w:pPr>
+            <w:r>
+              <w:t xml:space="preserve">32</w:t>
+            </w:r>
+          </w:p>
+        </w:tc>
+      </w:tr>
+      <w:tr>
+        <w:tc>
+          <w:tcPr/>
+          <w:p>
+            <w:pPr>
+              <w:pStyle w:val="Compact"/>
+            </w:pPr>
+          </w:p>
+        </w:tc>
+        <w:tc>
+          <w:tcPr/>
+          <w:p>
+            <w:pPr>
+              <w:pStyle w:val="Compact"/>
+              <w:jc w:val="left"/>
+            </w:pPr>
+            <w:r>
+              <w:t xml:space="preserve">MobileNetV3-Large</w:t>
+            </w:r>
+          </w:p>
+        </w:tc>
+        <w:tc>
+          <w:tcPr/>
+          <w:p>
+            <w:pPr>
+              <w:pStyle w:val="Compact"/>
+              <w:jc w:val="left"/>
+            </w:pPr>
+            <w:r>
+              <w:t xml:space="preserve">39.0 ± 41.0</w:t>
+            </w:r>
+          </w:p>
+        </w:tc>
+        <w:tc>
+          <w:tcPr/>
+          <w:p>
+            <w:pPr>
+              <w:pStyle w:val="Compact"/>
+              <w:jc w:val="left"/>
+            </w:pPr>
+            <w:r>
+              <w:t xml:space="preserve">28.2 ± 32.4</w:t>
+            </w:r>
+          </w:p>
+        </w:tc>
+        <w:tc>
+          <w:tcPr/>
+          <w:p>
+            <w:pPr>
+              <w:pStyle w:val="Compact"/>
+              <w:jc w:val="left"/>
+            </w:pPr>
+            <w:r>
+              <w:t xml:space="preserve">30.9 ± 33.8</w:t>
+            </w:r>
+          </w:p>
+        </w:tc>
+        <w:tc>
+          <w:tcPr/>
+          <w:p>
+            <w:pPr>
+              <w:pStyle w:val="Compact"/>
+              <w:jc w:val="left"/>
+            </w:pPr>
+            <w:r>
+              <w:t xml:space="preserve">32</w:t>
+            </w:r>
+          </w:p>
+        </w:tc>
+      </w:tr>
+      <w:tr>
+        <w:tc>
+          <w:tcPr/>
+          <w:p>
+            <w:pPr>
+              <w:pStyle w:val="Compact"/>
+            </w:pPr>
+          </w:p>
+        </w:tc>
+        <w:tc>
+          <w:tcPr/>
+          <w:p>
+            <w:pPr>
+              <w:pStyle w:val="Compact"/>
+              <w:jc w:val="left"/>
+            </w:pPr>
+            <w:r>
+              <w:t xml:space="preserve">MobileNetV4-Conv-Medium</w:t>
+            </w:r>
+          </w:p>
+        </w:tc>
+        <w:tc>
+          <w:tcPr/>
+          <w:p>
+            <w:pPr>
+              <w:pStyle w:val="Compact"/>
+              <w:jc w:val="left"/>
+            </w:pPr>
+            <w:r>
+              <w:t xml:space="preserve">46.4 ± 44.9</w:t>
+            </w:r>
+          </w:p>
+        </w:tc>
+        <w:tc>
+          <w:tcPr/>
+          <w:p>
+            <w:pPr>
+              <w:pStyle w:val="Compact"/>
+              <w:jc w:val="left"/>
+            </w:pPr>
+            <w:r>
+              <w:t xml:space="preserve">25.4 ± 25.9</w:t>
+            </w:r>
+          </w:p>
+        </w:tc>
+        <w:tc>
+          <w:tcPr/>
+          <w:p>
+            <w:pPr>
+              <w:pStyle w:val="Compact"/>
+              <w:jc w:val="left"/>
+            </w:pPr>
+            <w:r>
+              <w:t xml:space="preserve">30.6 ± 30.2</w:t>
+            </w:r>
+          </w:p>
+        </w:tc>
+        <w:tc>
+          <w:tcPr/>
+          <w:p>
+            <w:pPr>
+              <w:pStyle w:val="Compact"/>
+              <w:jc w:val="left"/>
+            </w:pPr>
+            <w:r>
+              <w:t xml:space="preserve">32</w:t>
+            </w:r>
+          </w:p>
+        </w:tc>
+      </w:tr>
+      <w:tr>
+        <w:tc>
+          <w:tcPr/>
+          <w:p>
+            <w:pPr>
+              <w:pStyle w:val="Compact"/>
+            </w:pPr>
+          </w:p>
+        </w:tc>
+        <w:tc>
+          <w:tcPr/>
+          <w:p>
+            <w:pPr>
+              <w:pStyle w:val="Compact"/>
+              <w:jc w:val="left"/>
+            </w:pPr>
+            <w:r>
+              <w:t xml:space="preserve">ConvNeXt V2-Tiny</w:t>
+            </w:r>
+          </w:p>
+        </w:tc>
+        <w:tc>
+          <w:tcPr/>
+          <w:p>
+            <w:pPr>
+              <w:pStyle w:val="Compact"/>
+              <w:jc w:val="left"/>
+            </w:pPr>
+            <w:r>
+              <w:t xml:space="preserve">47.2 ± 46.7</w:t>
+            </w:r>
+          </w:p>
+        </w:tc>
+        <w:tc>
+          <w:tcPr/>
+          <w:p>
+            <w:pPr>
+              <w:pStyle w:val="Compact"/>
+              <w:jc w:val="left"/>
+            </w:pPr>
+            <w:r>
+              <w:t xml:space="preserve">33.6 ± 33.6</w:t>
+            </w:r>
+          </w:p>
+        </w:tc>
+        <w:tc>
+          <w:tcPr/>
+          <w:p>
+            <w:pPr>
+              <w:pStyle w:val="Compact"/>
+              <w:jc w:val="left"/>
+            </w:pPr>
+            <w:r>
+              <w:t xml:space="preserve">38.6 ± 38.0</w:t>
+            </w:r>
+          </w:p>
+        </w:tc>
+        <w:tc>
+          <w:tcPr/>
+          <w:p>
+            <w:pPr>
+              <w:pStyle w:val="Compact"/>
+              <w:jc w:val="left"/>
+            </w:pPr>
+            <w:r>
+              <w:t xml:space="preserve">32</w:t>
+            </w:r>
+          </w:p>
+        </w:tc>
+      </w:tr>
+      <w:tr>
+        <w:tc>
+          <w:tcPr/>
+          <w:p>
+            <w:pPr>
+              <w:pStyle w:val="Compact"/>
+            </w:pPr>
+          </w:p>
+        </w:tc>
+        <w:tc>
+          <w:tcPr/>
+          <w:p>
+            <w:pPr>
+              <w:pStyle w:val="Compact"/>
+              <w:jc w:val="left"/>
+            </w:pPr>
+            <w:r>
+              <w:t xml:space="preserve">ViT-S/16</w:t>
+            </w:r>
+          </w:p>
+        </w:tc>
+        <w:tc>
+          <w:tcPr/>
+          <w:p>
+            <w:pPr>
+              <w:pStyle w:val="Compact"/>
+              <w:jc w:val="left"/>
+            </w:pPr>
+            <w:r>
+              <w:t xml:space="preserve">44.3 ± 44.4</w:t>
+            </w:r>
+          </w:p>
+        </w:tc>
+        <w:tc>
+          <w:tcPr/>
+          <w:p>
+            <w:pPr>
+              <w:pStyle w:val="Compact"/>
+              <w:jc w:val="left"/>
+            </w:pPr>
+            <w:r>
+              <w:t xml:space="preserve">41.5 ± 39.6</w:t>
+            </w:r>
+          </w:p>
+        </w:tc>
+        <w:tc>
+          <w:tcPr/>
+          <w:p>
+            <w:pPr>
+              <w:pStyle w:val="Compact"/>
+              <w:jc w:val="left"/>
+            </w:pPr>
+            <w:r>
+              <w:t xml:space="preserve">41.4 ± 40.8</w:t>
+            </w:r>
+          </w:p>
+        </w:tc>
+        <w:tc>
+          <w:tcPr/>
+          <w:p>
+            <w:pPr>
+              <w:pStyle w:val="Compact"/>
+              <w:jc w:val="left"/>
+            </w:pPr>
+            <w:r>
+              <w:t xml:space="preserve">32</w:t>
+            </w:r>
+          </w:p>
+        </w:tc>
+      </w:tr>
+      <w:tr>
+        <w:tc>
+          <w:tcPr/>
+          <w:p>
+            <w:pPr>
+              <w:pStyle w:val="Compact"/>
+              <w:jc w:val="left"/>
+            </w:pPr>
+            <w:r>
+              <w:t xml:space="preserve">Root and collar rot</w:t>
+            </w:r>
+          </w:p>
+        </w:tc>
+        <w:tc>
+          <w:tcPr/>
+          <w:p>
+            <w:pPr>
+              <w:pStyle w:val="Compact"/>
+              <w:jc w:val="left"/>
+            </w:pPr>
+            <w:r>
+              <w:t xml:space="preserve">EfficientNet-B0</w:t>
+            </w:r>
+          </w:p>
+        </w:tc>
+        <w:tc>
+          <w:tcPr/>
+          <w:p>
+            <w:pPr>
+              <w:pStyle w:val="Compact"/>
+              <w:jc w:val="left"/>
+            </w:pPr>
+            <w:r>
+              <w:t xml:space="preserve">91.8 ± 17.6</w:t>
+            </w:r>
+          </w:p>
+        </w:tc>
+        <w:tc>
+          <w:tcPr/>
+          <w:p>
+            <w:pPr>
+              <w:pStyle w:val="Compact"/>
+              <w:jc w:val="left"/>
+            </w:pPr>
+            <w:r>
+              <w:t xml:space="preserve">99.7 ± 1.0</w:t>
+            </w:r>
+          </w:p>
+        </w:tc>
+        <w:tc>
+          <w:tcPr/>
+          <w:p>
+            <w:pPr>
+              <w:pStyle w:val="Compact"/>
+              <w:jc w:val="left"/>
+            </w:pPr>
+            <w:r>
+              <w:t xml:space="preserve">94.4 ± 12.8</w:t>
+            </w:r>
+          </w:p>
+        </w:tc>
+        <w:tc>
+          <w:tcPr/>
+          <w:p>
+            <w:pPr>
+              <w:pStyle w:val="Compact"/>
+              <w:jc w:val="left"/>
+            </w:pPr>
+            <w:r>
+              <w:t xml:space="preserve">34</w:t>
+            </w:r>
+          </w:p>
+        </w:tc>
+      </w:tr>
+      <w:tr>
+        <w:tc>
+          <w:tcPr/>
+          <w:p>
+            <w:pPr>
+              <w:pStyle w:val="Compact"/>
+            </w:pPr>
+          </w:p>
+        </w:tc>
+        <w:tc>
+          <w:tcPr/>
+          <w:p>
+            <w:pPr>
+              <w:pStyle w:val="Compact"/>
+              <w:jc w:val="left"/>
+            </w:pPr>
+            <w:r>
+              <w:t xml:space="preserve">MobileNetV3-Large</w:t>
+            </w:r>
+          </w:p>
+        </w:tc>
+        <w:tc>
+          <w:tcPr/>
+          <w:p>
+            <w:pPr>
+              <w:pStyle w:val="Compact"/>
+              <w:jc w:val="left"/>
+            </w:pPr>
+            <w:r>
+              <w:t xml:space="preserve">87.0 ± 22.4</w:t>
+            </w:r>
+          </w:p>
+        </w:tc>
+        <w:tc>
+          <w:tcPr/>
+          <w:p>
+            <w:pPr>
+              <w:pStyle w:val="Compact"/>
+              <w:jc w:val="left"/>
+            </w:pPr>
+            <w:r>
+              <w:t xml:space="preserve">98.8 ± 2.3</w:t>
+            </w:r>
+          </w:p>
+        </w:tc>
+        <w:tc>
+          <w:tcPr/>
+          <w:p>
+            <w:pPr>
+              <w:pStyle w:val="Compact"/>
+              <w:jc w:val="left"/>
+            </w:pPr>
+            <w:r>
+              <w:t xml:space="preserve">90.3 ± 18.2</w:t>
+            </w:r>
+          </w:p>
+        </w:tc>
+        <w:tc>
+          <w:tcPr/>
+          <w:p>
+            <w:pPr>
+              <w:pStyle w:val="Compact"/>
+              <w:jc w:val="left"/>
+            </w:pPr>
+            <w:r>
+              <w:t xml:space="preserve">34</w:t>
+            </w:r>
+          </w:p>
+        </w:tc>
+      </w:tr>
+      <w:tr>
+        <w:tc>
+          <w:tcPr/>
+          <w:p>
+            <w:pPr>
+              <w:pStyle w:val="Compact"/>
+            </w:pPr>
+          </w:p>
+        </w:tc>
+        <w:tc>
+          <w:tcPr/>
+          <w:p>
+            <w:pPr>
+              <w:pStyle w:val="Compact"/>
+              <w:jc w:val="left"/>
+            </w:pPr>
+            <w:r>
+              <w:t xml:space="preserve">MobileNetV4-Conv-Medium</w:t>
+            </w:r>
+          </w:p>
+        </w:tc>
+        <w:tc>
+          <w:tcPr/>
+          <w:p>
+            <w:pPr>
+              <w:pStyle w:val="Compact"/>
+              <w:jc w:val="left"/>
+            </w:pPr>
+            <w:r>
+              <w:t xml:space="preserve">78.3 ± 25.1</w:t>
+            </w:r>
+          </w:p>
+        </w:tc>
+        <w:tc>
+          <w:tcPr/>
+          <w:p>
+            <w:pPr>
+              <w:pStyle w:val="Compact"/>
+              <w:jc w:val="left"/>
+            </w:pPr>
+            <w:r>
+              <w:t xml:space="preserve">95.2 ± 17.1</w:t>
+            </w:r>
+          </w:p>
+        </w:tc>
+        <w:tc>
+          <w:tcPr/>
+          <w:p>
+            <w:pPr>
+              <w:pStyle w:val="Compact"/>
+              <w:jc w:val="left"/>
+            </w:pPr>
+            <w:r>
+              <w:t xml:space="preserve">83.9 ± 22.4</w:t>
+            </w:r>
+          </w:p>
+        </w:tc>
+        <w:tc>
+          <w:tcPr/>
+          <w:p>
+            <w:pPr>
+              <w:pStyle w:val="Compact"/>
+              <w:jc w:val="left"/>
+            </w:pPr>
+            <w:r>
+              <w:t xml:space="preserve">34</w:t>
+            </w:r>
+          </w:p>
+        </w:tc>
+      </w:tr>
+      <w:tr>
+        <w:tc>
+          <w:tcPr/>
+          <w:p>
+            <w:pPr>
+              <w:pStyle w:val="Compact"/>
+            </w:pPr>
+          </w:p>
+        </w:tc>
+        <w:tc>
+          <w:tcPr/>
+          <w:p>
+            <w:pPr>
+              <w:pStyle w:val="Compact"/>
+              <w:jc w:val="left"/>
+            </w:pPr>
+            <w:r>
+              <w:t xml:space="preserve">ConvNeXt V2-Tiny</w:t>
+            </w:r>
+          </w:p>
+        </w:tc>
+        <w:tc>
+          <w:tcPr/>
+          <w:p>
+            <w:pPr>
+              <w:pStyle w:val="Compact"/>
+              <w:jc w:val="left"/>
+            </w:pPr>
+            <w:r>
+              <w:t xml:space="preserve">99.8 ± 1.4</w:t>
+            </w:r>
+          </w:p>
+        </w:tc>
+        <w:tc>
+          <w:tcPr/>
+          <w:p>
+            <w:pPr>
+              <w:pStyle w:val="Compact"/>
+              <w:jc w:val="left"/>
+            </w:pPr>
+            <w:r>
+              <w:t xml:space="preserve">97.0 ± 10.2</w:t>
+            </w:r>
+          </w:p>
+        </w:tc>
+        <w:tc>
+          <w:tcPr/>
+          <w:p>
+            <w:pPr>
+              <w:pStyle w:val="Compact"/>
+              <w:jc w:val="left"/>
+            </w:pPr>
+            <w:r>
+              <w:t xml:space="preserve">98.0 ± 6.6</w:t>
+            </w:r>
+          </w:p>
+        </w:tc>
+        <w:tc>
+          <w:tcPr/>
+          <w:p>
+            <w:pPr>
+              <w:pStyle w:val="Compact"/>
+              <w:jc w:val="left"/>
+            </w:pPr>
+            <w:r>
+              <w:t xml:space="preserve">34</w:t>
+            </w:r>
+          </w:p>
+        </w:tc>
+      </w:tr>
+      <w:tr>
+        <w:tc>
+          <w:tcPr/>
+          <w:p>
+            <w:pPr>
+              <w:pStyle w:val="Compact"/>
+            </w:pPr>
+          </w:p>
+        </w:tc>
+        <w:tc>
+          <w:tcPr/>
+          <w:p>
+            <w:pPr>
+              <w:pStyle w:val="Compact"/>
+              <w:jc w:val="left"/>
+            </w:pPr>
+            <w:r>
+              <w:t xml:space="preserve">ViT-S/16</w:t>
+            </w:r>
+          </w:p>
+        </w:tc>
+        <w:tc>
+          <w:tcPr/>
+          <w:p>
+            <w:pPr>
+              <w:pStyle w:val="Compact"/>
+              <w:jc w:val="left"/>
+            </w:pPr>
+            <w:r>
+              <w:t xml:space="preserve">99.4 ± 2.0</w:t>
+            </w:r>
+          </w:p>
+        </w:tc>
+        <w:tc>
+          <w:tcPr/>
+          <w:p>
+            <w:pPr>
+              <w:pStyle w:val="Compact"/>
+              <w:jc w:val="left"/>
+            </w:pPr>
+            <w:r>
+              <w:t xml:space="preserve">100.0 ± 0.0</w:t>
+            </w:r>
+          </w:p>
+        </w:tc>
+        <w:tc>
+          <w:tcPr/>
+          <w:p>
+            <w:pPr>
+              <w:pStyle w:val="Compact"/>
+              <w:jc w:val="left"/>
+            </w:pPr>
+            <w:r>
+              <w:t xml:space="preserve">99.7 ± 1.0</w:t>
+            </w:r>
+          </w:p>
+        </w:tc>
+        <w:tc>
+          <w:tcPr/>
+          <w:p>
+            <w:pPr>
+              <w:pStyle w:val="Compact"/>
+              <w:jc w:val="left"/>
+            </w:pPr>
+            <w:r>
+              <w:t xml:space="preserve">34</w:t>
+            </w:r>
+          </w:p>
+        </w:tc>
+      </w:tr>
+    </w:tbl>
+    <w:bookmarkEnd w:id="38"/>
+    <w:bookmarkStart w:id="39" w:name="Xe7b61d692761bf0596c7aad19b9ea39fbd641eb"/>
+    <w:p>
+      <w:pPr>
+        <w:pStyle w:val="Heading2"/>
+      </w:pPr>
+      <w:r>
+        <w:t xml:space="preserve">Table S13. Recall (%) for</w:t>
+      </w:r>
+      <w:r>
+        <w:t xml:space="preserve"> </w:t>
+      </w:r>
+      <w:r>
+        <w:rPr>
+          <w:iCs/>
+          <w:i/>
+        </w:rPr>
+        <w:t xml:space="preserve">Phomopsis</w:t>
+      </w:r>
+      <w:r>
+        <w:t xml:space="preserve"> </w:t>
+      </w:r>
+      <w:r>
+        <w:t xml:space="preserve">leaf spot, still photographs against video frames, pooled over the 40 runs of each backbone (all test images)</w:t>
+      </w:r>
+    </w:p>
+    <w:tbl>
+      <w:tblPr>
+        <w:tblStyle w:val="Table"/>
+        <w:tblW w:type="auto" w:w="0"/>
+        <w:tblLook w:firstRow="1" w:lastRow="0" w:firstColumn="0" w:lastColumn="0" w:noHBand="0" w:noVBand="0" w:val="0020"/>
+        <w:jc w:val="start"/>
+      </w:tblPr>
+      <w:tblGrid>
+        <w:gridCol w:w="2640"/>
+        <w:gridCol w:w="2640"/>
+        <w:gridCol w:w="2640"/>
+      </w:tblGrid>
+      <w:tr>
+        <w:trPr>
+          <w:tblHeader w:val="true"/>
+        </w:trPr>
+        <w:tc>
+          <w:tcPr/>
+          <w:p>
+            <w:pPr>
+              <w:pStyle w:val="Compact"/>
+              <w:jc w:val="left"/>
+            </w:pPr>
+            <w:r>
+              <w:t xml:space="preserve">Backbone</w:t>
+            </w:r>
+          </w:p>
+        </w:tc>
+        <w:tc>
+          <w:tcPr/>
+          <w:p>
+            <w:pPr>
+              <w:pStyle w:val="Compact"/>
+              <w:jc w:val="left"/>
+            </w:pPr>
+            <w:r>
+              <w:t xml:space="preserve">Still photographs</w:t>
+            </w:r>
+          </w:p>
+        </w:tc>
+        <w:tc>
+          <w:tcPr/>
+          <w:p>
+            <w:pPr>
+              <w:pStyle w:val="Compact"/>
+              <w:jc w:val="left"/>
+            </w:pPr>
+            <w:r>
+              <w:t xml:space="preserve">Video frames</w:t>
+            </w:r>
+          </w:p>
+        </w:tc>
+      </w:tr>
+      <w:tr>
+        <w:tc>
+          <w:tcPr/>
+          <w:p>
+            <w:pPr>
+              <w:pStyle w:val="Compact"/>
+              <w:jc w:val="left"/>
+            </w:pPr>
+            <w:r>
+              <w:t xml:space="preserve">EfficientNet-B0</w:t>
+            </w:r>
+          </w:p>
+        </w:tc>
+        <w:tc>
+          <w:tcPr/>
+          <w:p>
+            <w:pPr>
+              <w:pStyle w:val="Compact"/>
+              <w:jc w:val="left"/>
+            </w:pPr>
+            <w:r>
+              <w:t xml:space="preserve">42.9</w:t>
+            </w:r>
+          </w:p>
+        </w:tc>
+        <w:tc>
+          <w:tcPr/>
+          <w:p>
+            <w:pPr>
+              <w:pStyle w:val="Compact"/>
+              <w:jc w:val="left"/>
+            </w:pPr>
+            <w:r>
+              <w:t xml:space="preserve">96.2</w:t>
+            </w:r>
+          </w:p>
+        </w:tc>
+      </w:tr>
+      <w:tr>
+        <w:tc>
+          <w:tcPr/>
+          <w:p>
+            <w:pPr>
+              <w:pStyle w:val="Compact"/>
+              <w:jc w:val="left"/>
+            </w:pPr>
+            <w:r>
+              <w:t xml:space="preserve">MobileNetV3-Large</w:t>
+            </w:r>
+          </w:p>
+        </w:tc>
+        <w:tc>
+          <w:tcPr/>
+          <w:p>
+            <w:pPr>
+              <w:pStyle w:val="Compact"/>
+              <w:jc w:val="left"/>
+            </w:pPr>
+            <w:r>
+              <w:t xml:space="preserve">46.3</w:t>
+            </w:r>
+          </w:p>
+        </w:tc>
+        <w:tc>
+          <w:tcPr/>
+          <w:p>
+            <w:pPr>
+              <w:pStyle w:val="Compact"/>
+              <w:jc w:val="left"/>
+            </w:pPr>
+            <w:r>
+              <w:t xml:space="preserve">97.6</w:t>
+            </w:r>
+          </w:p>
+        </w:tc>
+      </w:tr>
+      <w:tr>
+        <w:tc>
+          <w:tcPr/>
+          <w:p>
+            <w:pPr>
+              <w:pStyle w:val="Compact"/>
+              <w:jc w:val="left"/>
+            </w:pPr>
+            <w:r>
+              <w:t xml:space="preserve">MobileNetV4-Conv-Medium</w:t>
+            </w:r>
+          </w:p>
+        </w:tc>
+        <w:tc>
+          <w:tcPr/>
+          <w:p>
+            <w:pPr>
+              <w:pStyle w:val="Compact"/>
+              <w:jc w:val="left"/>
+            </w:pPr>
+            <w:r>
+              <w:t xml:space="preserve">43.8</w:t>
+            </w:r>
+          </w:p>
+        </w:tc>
+        <w:tc>
+          <w:tcPr/>
+          <w:p>
+            <w:pPr>
+              <w:pStyle w:val="Compact"/>
+              <w:jc w:val="left"/>
+            </w:pPr>
+            <w:r>
+              <w:t xml:space="preserve">94.8</w:t>
+            </w:r>
+          </w:p>
+        </w:tc>
+      </w:tr>
+      <w:tr>
+        <w:tc>
+          <w:tcPr/>
+          <w:p>
+            <w:pPr>
+              <w:pStyle w:val="Compact"/>
+              <w:jc w:val="left"/>
+            </w:pPr>
+            <w:r>
+              <w:t xml:space="preserve">ConvNeXt V2-Tiny</w:t>
+            </w:r>
+          </w:p>
+        </w:tc>
+        <w:tc>
+          <w:tcPr/>
+          <w:p>
+            <w:pPr>
+              <w:pStyle w:val="Compact"/>
+              <w:jc w:val="left"/>
+            </w:pPr>
+            <w:r>
+              <w:t xml:space="preserve">58.4</w:t>
+            </w:r>
+          </w:p>
+        </w:tc>
+        <w:tc>
+          <w:tcPr/>
+          <w:p>
+            <w:pPr>
+              <w:pStyle w:val="Compact"/>
+              <w:jc w:val="left"/>
+            </w:pPr>
+            <w:r>
+              <w:t xml:space="preserve">97.8</w:t>
+            </w:r>
+          </w:p>
+        </w:tc>
+      </w:tr>
+      <w:tr>
+        <w:tc>
+          <w:tcPr/>
+          <w:p>
+            <w:pPr>
+              <w:pStyle w:val="Compact"/>
+              <w:jc w:val="left"/>
+            </w:pPr>
+            <w:r>
+              <w:t xml:space="preserve">ViT-S/16</w:t>
+            </w:r>
+          </w:p>
+        </w:tc>
+        <w:tc>
+          <w:tcPr/>
+          <w:p>
+            <w:pPr>
+              <w:pStyle w:val="Compact"/>
+              <w:jc w:val="left"/>
+            </w:pPr>
+            <w:r>
+              <w:t xml:space="preserve">71.7</w:t>
+            </w:r>
+          </w:p>
+        </w:tc>
+        <w:tc>
+          <w:tcPr/>
+          <w:p>
+            <w:pPr>
+              <w:pStyle w:val="Compact"/>
+              <w:jc w:val="left"/>
+            </w:pPr>
+            <w:r>
+              <w:t xml:space="preserve">98.9</w:t>
+            </w:r>
+          </w:p>
+        </w:tc>
+      </w:tr>
+    </w:tbl>
+    <w:bookmarkEnd w:id="39"/>
+    <w:bookmarkStart w:id="40" w:name="Xa39c8bc01f0d2dae387d1303d1997cd26068390"/>
+    <w:p>
+      <w:pPr>
+        <w:pStyle w:val="Heading2"/>
+      </w:pPr>
+      <w:r>
+        <w:t xml:space="preserve">Table S14. Referral to the grower: the threshold on the maximum softmax probability is chosen on the inner-validation images only (smallest threshold at which the accepted validation images reach the target accuracy; all images are referred if none does)</w:t>
+      </w:r>
+    </w:p>
+    <w:p>
+      <w:pPr>
+        <w:pStyle w:val="FirstParagraph"/>
+      </w:pPr>
+      <w:r>
+        <w:rPr>
+          <w:iCs/>
+          <w:i/>
+        </w:rPr>
+        <w:t xml:space="preserve">Coverage</w:t>
+      </w:r>
+      <w:r>
+        <w:t xml:space="preserve">: share of test images decided by the model.</w:t>
+      </w:r>
+      <w:r>
+        <w:t xml:space="preserve"> </w:t>
+      </w:r>
+      <w:r>
+        <w:rPr>
+          <w:iCs/>
+          <w:i/>
+        </w:rPr>
+        <w:t xml:space="preserve">Accuracy decided</w:t>
+      </w:r>
+      <w:r>
+        <w:t xml:space="preserve">: mean over runs with at least one decided image (pooled over images in brackets).</w:t>
+      </w:r>
+      <w:r>
+        <w:t xml:space="preserve"> </w:t>
+      </w:r>
+      <w:r>
+        <w:rPr>
+          <w:iCs/>
+          <w:i/>
+        </w:rPr>
+        <w:t xml:space="preserve">Accuracy, no referral</w:t>
+      </w:r>
+      <w:r>
+        <w:t xml:space="preserve">: accuracy if every image were decided (pooled).</w:t>
+      </w:r>
+      <w:r>
+        <w:t xml:space="preserve"> </w:t>
+      </w:r>
+      <w:r>
+        <w:rPr>
+          <w:iCs/>
+          <w:i/>
+        </w:rPr>
+        <w:t xml:space="preserve">Below target</w:t>
+      </w:r>
+      <w:r>
+        <w:t xml:space="preserve">: runs in which the accuracy on decided images was below the target.</w:t>
+      </w:r>
+      <w:r>
+        <w:t xml:space="preserve"> </w:t>
+      </w:r>
+      <w:r>
+        <w:rPr>
+          <w:iCs/>
+          <w:i/>
+        </w:rPr>
+        <w:t xml:space="preserve">All decided</w:t>
+      </w:r>
+      <w:r>
+        <w:t xml:space="preserve">: runs in which every test image was decided. Referral shares are means over runs in which the class was present.</w:t>
+      </w:r>
+    </w:p>
+    <w:tbl>
+      <w:tblPr>
+        <w:tblStyle w:val="Table"/>
+        <w:tblW w:type="pct" w:w="5000"/>
+        <w:tblLook w:firstRow="1" w:lastRow="0" w:firstColumn="0" w:lastColumn="0" w:noHBand="0" w:noVBand="0" w:val="0020"/>
+        <w:jc w:val="start"/>
+      </w:tblPr>
+      <w:tblGrid>
+        <w:gridCol w:w="785"/>
+        <w:gridCol w:w="423"/>
+        <w:gridCol w:w="1330"/>
+        <w:gridCol w:w="785"/>
+        <w:gridCol w:w="1027"/>
+        <w:gridCol w:w="604"/>
+        <w:gridCol w:w="483"/>
+        <w:gridCol w:w="483"/>
+        <w:gridCol w:w="483"/>
+        <w:gridCol w:w="483"/>
+        <w:gridCol w:w="544"/>
+        <w:gridCol w:w="483"/>
+      </w:tblGrid>
+      <w:tr>
+        <w:trPr>
+          <w:tblHeader w:val="true"/>
+        </w:trPr>
+        <w:tc>
+          <w:tcPr/>
+          <w:p>
+            <w:pPr>
+              <w:pStyle w:val="Compact"/>
+              <w:jc w:val="left"/>
+            </w:pPr>
+            <w:r>
+              <w:t xml:space="preserve">Scoring</w:t>
+            </w:r>
+          </w:p>
+        </w:tc>
+        <w:tc>
+          <w:tcPr/>
+          <w:p>
+            <w:pPr>
+              <w:pStyle w:val="Compact"/>
+              <w:jc w:val="left"/>
+            </w:pPr>
+            <w:r>
+              <w:t xml:space="preserve">Target</w:t>
+            </w:r>
+          </w:p>
+        </w:tc>
+        <w:tc>
+          <w:tcPr/>
+          <w:p>
+            <w:pPr>
+              <w:pStyle w:val="Compact"/>
+              <w:jc w:val="left"/>
+            </w:pPr>
+            <w:r>
+              <w:t xml:space="preserve">Backbone</w:t>
+            </w:r>
+          </w:p>
+        </w:tc>
+        <w:tc>
+          <w:tcPr/>
+          <w:p>
+            <w:pPr>
+              <w:pStyle w:val="Compact"/>
+              <w:jc w:val="left"/>
+            </w:pPr>
+            <w:r>
+              <w:t xml:space="preserve">Coverage (%)</w:t>
+            </w:r>
+          </w:p>
+        </w:tc>
+        <w:tc>
+          <w:tcPr/>
+          <w:p>
+            <w:pPr>
+              <w:pStyle w:val="Compact"/>
+              <w:jc w:val="left"/>
+            </w:pPr>
+            <w:r>
+              <w:t xml:space="preserve">Accuracy decided (%)</w:t>
+            </w:r>
+          </w:p>
+        </w:tc>
+        <w:tc>
+          <w:tcPr/>
+          <w:p>
+            <w:pPr>
+              <w:pStyle w:val="Compact"/>
+              <w:jc w:val="left"/>
+            </w:pPr>
+            <w:r>
+              <w:t xml:space="preserve">Accuracy, no referral (%)</w:t>
+            </w:r>
+          </w:p>
+        </w:tc>
+        <w:tc>
+          <w:tcPr/>
+          <w:p>
+            <w:pPr>
+              <w:pStyle w:val="Compact"/>
+              <w:jc w:val="left"/>
+            </w:pPr>
+            <w:r>
+              <w:t xml:space="preserve">Below target</w:t>
+            </w:r>
+          </w:p>
+        </w:tc>
+        <w:tc>
+          <w:tcPr/>
+          <w:p>
+            <w:pPr>
+              <w:pStyle w:val="Compact"/>
+              <w:jc w:val="left"/>
+            </w:pPr>
+            <w:r>
+              <w:t xml:space="preserve">All decided</w:t>
+            </w:r>
+          </w:p>
+        </w:tc>
+        <w:tc>
+          <w:tcPr/>
+          <w:p>
+            <w:pPr>
+              <w:pStyle w:val="Compact"/>
+              <w:jc w:val="left"/>
+            </w:pPr>
+            <w:r>
+              <w:t xml:space="preserve">Referred: Algal</w:t>
+            </w:r>
+          </w:p>
+        </w:tc>
+        <w:tc>
+          <w:tcPr/>
+          <w:p>
+            <w:pPr>
+              <w:pStyle w:val="Compact"/>
+              <w:jc w:val="left"/>
+            </w:pPr>
+            <w:r>
+              <w:t xml:space="preserve">Referred: Leaf blight</w:t>
+            </w:r>
+          </w:p>
+        </w:tc>
+        <w:tc>
+          <w:tcPr/>
+          <w:p>
+            <w:pPr>
+              <w:pStyle w:val="Compact"/>
+              <w:jc w:val="left"/>
+            </w:pPr>
+            <w:r>
+              <w:t xml:space="preserve">Referred:</w:t>
+            </w:r>
+            <w:r>
+              <w:t xml:space="preserve"> </w:t>
+            </w:r>
+            <w:r>
+              <w:rPr>
+                <w:iCs/>
+                <w:i/>
+              </w:rPr>
+              <w:t xml:space="preserve">Phomopsis</w:t>
+            </w:r>
+          </w:p>
+        </w:tc>
+        <w:tc>
+          <w:tcPr/>
+          <w:p>
+            <w:pPr>
+              <w:pStyle w:val="Compact"/>
+              <w:jc w:val="left"/>
+            </w:pPr>
+            <w:r>
+              <w:t xml:space="preserve">Referred: Root rot</w:t>
+            </w:r>
+          </w:p>
+        </w:tc>
+      </w:tr>
+      <w:tr>
+        <w:tc>
+          <w:tcPr/>
+          <w:p>
+            <w:pPr>
+              <w:pStyle w:val="Compact"/>
+              <w:jc w:val="left"/>
+            </w:pPr>
+            <w:r>
+              <w:t xml:space="preserve">video frames excluded (primary)</w:t>
+            </w:r>
+          </w:p>
+        </w:tc>
+        <w:tc>
+          <w:tcPr/>
+          <w:p>
+            <w:pPr>
+              <w:pStyle w:val="Compact"/>
+              <w:jc w:val="left"/>
+            </w:pPr>
+            <w:r>
+              <w:t xml:space="preserve">90 %</w:t>
+            </w:r>
+          </w:p>
+        </w:tc>
+        <w:tc>
+          <w:tcPr/>
+          <w:p>
+            <w:pPr>
+              <w:pStyle w:val="Compact"/>
+              <w:jc w:val="left"/>
+            </w:pPr>
+            <w:r>
+              <w:t xml:space="preserve">EfficientNet-B0</w:t>
+            </w:r>
+          </w:p>
+        </w:tc>
+        <w:tc>
+          <w:tcPr/>
+          <w:p>
+            <w:pPr>
+              <w:pStyle w:val="Compact"/>
+              <w:jc w:val="left"/>
+            </w:pPr>
+            <w:r>
+              <w:t xml:space="preserve">65.0 ± 33.5</w:t>
+            </w:r>
+          </w:p>
+        </w:tc>
+        <w:tc>
+          <w:tcPr/>
+          <w:p>
+            <w:pPr>
+              <w:pStyle w:val="Compact"/>
+              <w:jc w:val="left"/>
+            </w:pPr>
+            <w:r>
+              <w:t xml:space="preserve">83.3 ± 12.1 (79.0)</w:t>
+            </w:r>
+          </w:p>
+        </w:tc>
+        <w:tc>
+          <w:tcPr/>
+          <w:p>
+            <w:pPr>
+              <w:pStyle w:val="Compact"/>
+              <w:jc w:val="left"/>
+            </w:pPr>
+            <w:r>
+              <w:t xml:space="preserve">70.8</w:t>
+            </w:r>
+          </w:p>
+        </w:tc>
+        <w:tc>
+          <w:tcPr/>
+          <w:p>
+            <w:pPr>
+              <w:pStyle w:val="Compact"/>
+              <w:jc w:val="left"/>
+            </w:pPr>
+            <w:r>
+              <w:t xml:space="preserve">22/39</w:t>
+            </w:r>
+          </w:p>
+        </w:tc>
+        <w:tc>
+          <w:tcPr/>
+          <w:p>
+            <w:pPr>
+              <w:pStyle w:val="Compact"/>
+              <w:jc w:val="left"/>
+            </w:pPr>
+            <w:r>
+              <w:t xml:space="preserve">3/40</w:t>
+            </w:r>
+          </w:p>
+        </w:tc>
+        <w:tc>
+          <w:tcPr/>
+          <w:p>
+            <w:pPr>
+              <w:pStyle w:val="Compact"/>
+              <w:jc w:val="left"/>
+            </w:pPr>
+            <w:r>
+              <w:t xml:space="preserve">42.3</w:t>
+            </w:r>
+          </w:p>
+        </w:tc>
+        <w:tc>
+          <w:tcPr/>
+          <w:p>
+            <w:pPr>
+              <w:pStyle w:val="Compact"/>
+              <w:jc w:val="left"/>
+            </w:pPr>
+            <w:r>
+              <w:t xml:space="preserve">33.1</w:t>
+            </w:r>
+          </w:p>
+        </w:tc>
+        <w:tc>
+          <w:tcPr/>
+          <w:p>
+            <w:pPr>
+              <w:pStyle w:val="Compact"/>
+              <w:jc w:val="left"/>
+            </w:pPr>
+            <w:r>
+              <w:t xml:space="preserve">51.6</w:t>
+            </w:r>
+          </w:p>
+        </w:tc>
+        <w:tc>
+          <w:tcPr/>
+          <w:p>
+            <w:pPr>
+              <w:pStyle w:val="Compact"/>
+              <w:jc w:val="left"/>
+            </w:pPr>
+            <w:r>
+              <w:t xml:space="preserve">10.3</w:t>
+            </w:r>
+          </w:p>
+        </w:tc>
+      </w:tr>
+      <w:tr>
+        <w:tc>
+          <w:tcPr/>
+          <w:p>
+            <w:pPr>
+              <w:pStyle w:val="Compact"/>
+            </w:pPr>
+          </w:p>
+        </w:tc>
+        <w:tc>
+          <w:tcPr/>
+          <w:p>
+            <w:pPr>
+              <w:pStyle w:val="Compact"/>
+            </w:pPr>
+          </w:p>
+        </w:tc>
+        <w:tc>
+          <w:tcPr/>
+          <w:p>
+            <w:pPr>
+              <w:pStyle w:val="Compact"/>
+              <w:jc w:val="left"/>
+            </w:pPr>
+            <w:r>
+              <w:t xml:space="preserve">MobileNetV3-Large</w:t>
+            </w:r>
+          </w:p>
+        </w:tc>
+        <w:tc>
+          <w:tcPr/>
+          <w:p>
+            <w:pPr>
+              <w:pStyle w:val="Compact"/>
+              <w:jc w:val="left"/>
+            </w:pPr>
+            <w:r>
+              <w:t xml:space="preserve">54.3 ± 34.4</w:t>
+            </w:r>
+          </w:p>
+        </w:tc>
+        <w:tc>
+          <w:tcPr/>
+          <w:p>
+            <w:pPr>
+              <w:pStyle w:val="Compact"/>
+              <w:jc w:val="left"/>
+            </w:pPr>
+            <w:r>
+              <w:t xml:space="preserve">84.4 ± 12.1 (78.6)</w:t>
+            </w:r>
+          </w:p>
+        </w:tc>
+        <w:tc>
+          <w:tcPr/>
+          <w:p>
+            <w:pPr>
+              <w:pStyle w:val="Compact"/>
+              <w:jc w:val="left"/>
+            </w:pPr>
+            <w:r>
+              <w:t xml:space="preserve">69.8</w:t>
+            </w:r>
+          </w:p>
+        </w:tc>
+        <w:tc>
+          <w:tcPr/>
+          <w:p>
+            <w:pPr>
+              <w:pStyle w:val="Compact"/>
+              <w:jc w:val="left"/>
+            </w:pPr>
+            <w:r>
+              <w:t xml:space="preserve">24/38</w:t>
+            </w:r>
+          </w:p>
+        </w:tc>
+        <w:tc>
+          <w:tcPr/>
+          <w:p>
+            <w:pPr>
+              <w:pStyle w:val="Compact"/>
+              <w:jc w:val="left"/>
+            </w:pPr>
+            <w:r>
+              <w:t xml:space="preserve">2/40</w:t>
+            </w:r>
+          </w:p>
+        </w:tc>
+        <w:tc>
+          <w:tcPr/>
+          <w:p>
+            <w:pPr>
+              <w:pStyle w:val="Compact"/>
+              <w:jc w:val="left"/>
+            </w:pPr>
+            <w:r>
+              <w:t xml:space="preserve">50.6</w:t>
+            </w:r>
+          </w:p>
+        </w:tc>
+        <w:tc>
+          <w:tcPr/>
+          <w:p>
+            <w:pPr>
+              <w:pStyle w:val="Compact"/>
+              <w:jc w:val="left"/>
+            </w:pPr>
+            <w:r>
+              <w:t xml:space="preserve">49.7</w:t>
+            </w:r>
+          </w:p>
+        </w:tc>
+        <w:tc>
+          <w:tcPr/>
+          <w:p>
+            <w:pPr>
+              <w:pStyle w:val="Compact"/>
+              <w:jc w:val="left"/>
+            </w:pPr>
+            <w:r>
+              <w:t xml:space="preserve">57.8</w:t>
+            </w:r>
+          </w:p>
+        </w:tc>
+        <w:tc>
+          <w:tcPr/>
+          <w:p>
+            <w:pPr>
+              <w:pStyle w:val="Compact"/>
+              <w:jc w:val="left"/>
+            </w:pPr>
+            <w:r>
+              <w:t xml:space="preserve">16.7</w:t>
+            </w:r>
+          </w:p>
+        </w:tc>
+      </w:tr>
+      <w:tr>
+        <w:tc>
+          <w:tcPr/>
+          <w:p>
+            <w:pPr>
+              <w:pStyle w:val="Compact"/>
+            </w:pPr>
+          </w:p>
+        </w:tc>
+        <w:tc>
+          <w:tcPr/>
+          <w:p>
+            <w:pPr>
+              <w:pStyle w:val="Compact"/>
+            </w:pPr>
+          </w:p>
+        </w:tc>
+        <w:tc>
+          <w:tcPr/>
+          <w:p>
+            <w:pPr>
+              <w:pStyle w:val="Compact"/>
+              <w:jc w:val="left"/>
+            </w:pPr>
+            <w:r>
+              <w:t xml:space="preserve">MobileNetV4-Conv-Medium</w:t>
+            </w:r>
+          </w:p>
+        </w:tc>
+        <w:tc>
+          <w:tcPr/>
+          <w:p>
+            <w:pPr>
+              <w:pStyle w:val="Compact"/>
+              <w:jc w:val="left"/>
+            </w:pPr>
+            <w:r>
+              <w:t xml:space="preserve">57.8 ± 30.8</w:t>
+            </w:r>
+          </w:p>
+        </w:tc>
+        <w:tc>
+          <w:tcPr/>
+          <w:p>
+            <w:pPr>
+              <w:pStyle w:val="Compact"/>
+              <w:jc w:val="left"/>
+            </w:pPr>
+            <w:r>
+              <w:t xml:space="preserve">79.4 ± 13.3 (73.6)</w:t>
+            </w:r>
+          </w:p>
+        </w:tc>
+        <w:tc>
+          <w:tcPr/>
+          <w:p>
+            <w:pPr>
+              <w:pStyle w:val="Compact"/>
+              <w:jc w:val="left"/>
+            </w:pPr>
+            <w:r>
+              <w:t xml:space="preserve">64.8</w:t>
+            </w:r>
+          </w:p>
+        </w:tc>
+        <w:tc>
+          <w:tcPr/>
+          <w:p>
+            <w:pPr>
+              <w:pStyle w:val="Compact"/>
+              <w:jc w:val="left"/>
+            </w:pPr>
+            <w:r>
+              <w:t xml:space="preserve">29/37</w:t>
+            </w:r>
+          </w:p>
+        </w:tc>
+        <w:tc>
+          <w:tcPr/>
+          <w:p>
+            <w:pPr>
+              <w:pStyle w:val="Compact"/>
+              <w:jc w:val="left"/>
+            </w:pPr>
+            <w:r>
+              <w:t xml:space="preserve">0/40</w:t>
+            </w:r>
+          </w:p>
+        </w:tc>
+        <w:tc>
+          <w:tcPr/>
+          <w:p>
+            <w:pPr>
+              <w:pStyle w:val="Compact"/>
+              <w:jc w:val="left"/>
+            </w:pPr>
+            <w:r>
+              <w:t xml:space="preserve">48.8</w:t>
+            </w:r>
+          </w:p>
+        </w:tc>
+        <w:tc>
+          <w:tcPr/>
+          <w:p>
+            <w:pPr>
+              <w:pStyle w:val="Compact"/>
+              <w:jc w:val="left"/>
+            </w:pPr>
+            <w:r>
+              <w:t xml:space="preserve">41.7</w:t>
+            </w:r>
+          </w:p>
+        </w:tc>
+        <w:tc>
+          <w:tcPr/>
+          <w:p>
+            <w:pPr>
+              <w:pStyle w:val="Compact"/>
+              <w:jc w:val="left"/>
+            </w:pPr>
+            <w:r>
+              <w:t xml:space="preserve">62.7</w:t>
+            </w:r>
+          </w:p>
+        </w:tc>
+        <w:tc>
+          <w:tcPr/>
+          <w:p>
+            <w:pPr>
+              <w:pStyle w:val="Compact"/>
+              <w:jc w:val="left"/>
+            </w:pPr>
+            <w:r>
+              <w:t xml:space="preserve">16.7</w:t>
+            </w:r>
+          </w:p>
+        </w:tc>
+      </w:tr>
+      <w:tr>
+        <w:tc>
+          <w:tcPr/>
+          <w:p>
+            <w:pPr>
+              <w:pStyle w:val="Compact"/>
+            </w:pPr>
+          </w:p>
+        </w:tc>
+        <w:tc>
+          <w:tcPr/>
+          <w:p>
+            <w:pPr>
+              <w:pStyle w:val="Compact"/>
+            </w:pPr>
+          </w:p>
+        </w:tc>
+        <w:tc>
+          <w:tcPr/>
+          <w:p>
+            <w:pPr>
+              <w:pStyle w:val="Compact"/>
+              <w:jc w:val="left"/>
+            </w:pPr>
+            <w:r>
+              <w:t xml:space="preserve">ConvNeXt V2-Tiny</w:t>
+            </w:r>
+          </w:p>
+        </w:tc>
+        <w:tc>
+          <w:tcPr/>
+          <w:p>
+            <w:pPr>
+              <w:pStyle w:val="Compact"/>
+              <w:jc w:val="left"/>
+            </w:pPr>
+            <w:r>
+              <w:t xml:space="preserve">89.1 ± 18.9</w:t>
+            </w:r>
+          </w:p>
+        </w:tc>
+        <w:tc>
+          <w:tcPr/>
+          <w:p>
+            <w:pPr>
+              <w:pStyle w:val="Compact"/>
+              <w:jc w:val="left"/>
+            </w:pPr>
+            <w:r>
+              <w:t xml:space="preserve">86.4 ± 9.0 (83.6)</w:t>
+            </w:r>
+          </w:p>
+        </w:tc>
+        <w:tc>
+          <w:tcPr/>
+          <w:p>
+            <w:pPr>
+              <w:pStyle w:val="Compact"/>
+              <w:jc w:val="left"/>
+            </w:pPr>
+            <w:r>
+              <w:t xml:space="preserve">80.5</w:t>
+            </w:r>
+          </w:p>
+        </w:tc>
+        <w:tc>
+          <w:tcPr/>
+          <w:p>
+            <w:pPr>
+              <w:pStyle w:val="Compact"/>
+              <w:jc w:val="left"/>
+            </w:pPr>
+            <w:r>
+              <w:t xml:space="preserve">21/40</w:t>
+            </w:r>
+          </w:p>
+        </w:tc>
+        <w:tc>
+          <w:tcPr/>
+          <w:p>
+            <w:pPr>
+              <w:pStyle w:val="Compact"/>
+              <w:jc w:val="left"/>
+            </w:pPr>
+            <w:r>
+              <w:t xml:space="preserve">9/40</w:t>
+            </w:r>
+          </w:p>
+        </w:tc>
+        <w:tc>
+          <w:tcPr/>
+          <w:p>
+            <w:pPr>
+              <w:pStyle w:val="Compact"/>
+              <w:jc w:val="left"/>
+            </w:pPr>
+            <w:r>
+              <w:t xml:space="preserve">12.0</w:t>
+            </w:r>
+          </w:p>
+        </w:tc>
+        <w:tc>
+          <w:tcPr/>
+          <w:p>
+            <w:pPr>
+              <w:pStyle w:val="Compact"/>
+              <w:jc w:val="left"/>
+            </w:pPr>
+            <w:r>
+              <w:t xml:space="preserve">11.5</w:t>
+            </w:r>
+          </w:p>
+        </w:tc>
+        <w:tc>
+          <w:tcPr/>
+          <w:p>
+            <w:pPr>
+              <w:pStyle w:val="Compact"/>
+              <w:jc w:val="left"/>
+            </w:pPr>
+            <w:r>
+              <w:t xml:space="preserve">14.4</w:t>
+            </w:r>
+          </w:p>
+        </w:tc>
+        <w:tc>
+          <w:tcPr/>
+          <w:p>
+            <w:pPr>
+              <w:pStyle w:val="Compact"/>
+              <w:jc w:val="left"/>
+            </w:pPr>
+            <w:r>
+              <w:t xml:space="preserve">3.3</w:t>
+            </w:r>
+          </w:p>
+        </w:tc>
+      </w:tr>
+      <w:tr>
+        <w:tc>
+          <w:tcPr/>
+          <w:p>
+            <w:pPr>
+              <w:pStyle w:val="Compact"/>
+            </w:pPr>
+          </w:p>
+        </w:tc>
+        <w:tc>
+          <w:tcPr/>
+          <w:p>
+            <w:pPr>
+              <w:pStyle w:val="Compact"/>
+            </w:pPr>
+          </w:p>
+        </w:tc>
+        <w:tc>
+          <w:tcPr/>
+          <w:p>
+            <w:pPr>
+              <w:pStyle w:val="Compact"/>
+              <w:jc w:val="left"/>
+            </w:pPr>
+            <w:r>
+              <w:t xml:space="preserve">ViT-S/16</w:t>
+            </w:r>
+          </w:p>
+        </w:tc>
+        <w:tc>
+          <w:tcPr/>
+          <w:p>
+            <w:pPr>
+              <w:pStyle w:val="Compact"/>
+              <w:jc w:val="left"/>
+            </w:pPr>
+            <w:r>
+              <w:t xml:space="preserve">87.5 ± 17.8</w:t>
+            </w:r>
+          </w:p>
+        </w:tc>
+        <w:tc>
+          <w:tcPr/>
+          <w:p>
+            <w:pPr>
+              <w:pStyle w:val="Compact"/>
+              <w:jc w:val="left"/>
+            </w:pPr>
+            <w:r>
+              <w:t xml:space="preserve">86.1 ± 7.7 (84.6)</w:t>
+            </w:r>
+          </w:p>
+        </w:tc>
+        <w:tc>
+          <w:tcPr/>
+          <w:p>
+            <w:pPr>
+              <w:pStyle w:val="Compact"/>
+              <w:jc w:val="left"/>
+            </w:pPr>
+            <w:r>
+              <w:t xml:space="preserve">81.1</w:t>
+            </w:r>
+          </w:p>
+        </w:tc>
+        <w:tc>
+          <w:tcPr/>
+          <w:p>
+            <w:pPr>
+              <w:pStyle w:val="Compact"/>
+              <w:jc w:val="left"/>
+            </w:pPr>
+            <w:r>
+              <w:t xml:space="preserve">24/40</w:t>
+            </w:r>
+          </w:p>
+        </w:tc>
+        <w:tc>
+          <w:tcPr/>
+          <w:p>
+            <w:pPr>
+              <w:pStyle w:val="Compact"/>
+              <w:jc w:val="left"/>
+            </w:pPr>
+            <w:r>
+              <w:t xml:space="preserve">8/40</w:t>
+            </w:r>
+          </w:p>
+        </w:tc>
+        <w:tc>
+          <w:tcPr/>
+          <w:p>
+            <w:pPr>
+              <w:pStyle w:val="Compact"/>
+              <w:jc w:val="left"/>
+            </w:pPr>
+            <w:r>
+              <w:t xml:space="preserve">12.8</w:t>
+            </w:r>
+          </w:p>
+        </w:tc>
+        <w:tc>
+          <w:tcPr/>
+          <w:p>
+            <w:pPr>
+              <w:pStyle w:val="Compact"/>
+              <w:jc w:val="left"/>
+            </w:pPr>
+            <w:r>
+              <w:t xml:space="preserve">14.0</w:t>
+            </w:r>
+          </w:p>
+        </w:tc>
+        <w:tc>
+          <w:tcPr/>
+          <w:p>
+            <w:pPr>
+              <w:pStyle w:val="Compact"/>
+              <w:jc w:val="left"/>
+            </w:pPr>
+            <w:r>
+              <w:t xml:space="preserve">12.3</w:t>
+            </w:r>
+          </w:p>
+        </w:tc>
+        <w:tc>
+          <w:tcPr/>
+          <w:p>
+            <w:pPr>
+              <w:pStyle w:val="Compact"/>
+              <w:jc w:val="left"/>
+            </w:pPr>
+            <w:r>
+              <w:t xml:space="preserve">0.3</w:t>
+            </w:r>
+          </w:p>
+        </w:tc>
+      </w:tr>
+      <w:tr>
+        <w:tc>
+          <w:tcPr/>
+          <w:p>
+            <w:pPr>
+              <w:pStyle w:val="Compact"/>
+              <w:jc w:val="left"/>
+            </w:pPr>
+            <w:r>
+              <w:t xml:space="preserve">video frames excluded (primary)</w:t>
+            </w:r>
+          </w:p>
+        </w:tc>
+        <w:tc>
+          <w:tcPr/>
+          <w:p>
+            <w:pPr>
+              <w:pStyle w:val="Compact"/>
+              <w:jc w:val="left"/>
+            </w:pPr>
+            <w:r>
+              <w:t xml:space="preserve">95 %</w:t>
+            </w:r>
+          </w:p>
+        </w:tc>
+        <w:tc>
+          <w:tcPr/>
+          <w:p>
+            <w:pPr>
+              <w:pStyle w:val="Compact"/>
+              <w:jc w:val="left"/>
+            </w:pPr>
+            <w:r>
+              <w:t xml:space="preserve">EfficientNet-B0</w:t>
+            </w:r>
+          </w:p>
+        </w:tc>
+        <w:tc>
+          <w:tcPr/>
+          <w:p>
+            <w:pPr>
+              <w:pStyle w:val="Compact"/>
+              <w:jc w:val="left"/>
+            </w:pPr>
+            <w:r>
+              <w:t xml:space="preserve">52.5 ± 32.0</w:t>
+            </w:r>
+          </w:p>
+        </w:tc>
+        <w:tc>
+          <w:tcPr/>
+          <w:p>
+            <w:pPr>
+              <w:pStyle w:val="Compact"/>
+              <w:jc w:val="left"/>
+            </w:pPr>
+            <w:r>
+              <w:t xml:space="preserve">87.2 ± 11.0 (81.5)</w:t>
+            </w:r>
+          </w:p>
+        </w:tc>
+        <w:tc>
+          <w:tcPr/>
+          <w:p>
+            <w:pPr>
+              <w:pStyle w:val="Compact"/>
+              <w:jc w:val="left"/>
+            </w:pPr>
+            <w:r>
+              <w:t xml:space="preserve">70.8</w:t>
+            </w:r>
+          </w:p>
+        </w:tc>
+        <w:tc>
+          <w:tcPr/>
+          <w:p>
+            <w:pPr>
+              <w:pStyle w:val="Compact"/>
+              <w:jc w:val="left"/>
+            </w:pPr>
+            <w:r>
+              <w:t xml:space="preserve">29/39</w:t>
+            </w:r>
+          </w:p>
+        </w:tc>
+        <w:tc>
+          <w:tcPr/>
+          <w:p>
+            <w:pPr>
+              <w:pStyle w:val="Compact"/>
+              <w:jc w:val="left"/>
+            </w:pPr>
+            <w:r>
+              <w:t xml:space="preserve">2/40</w:t>
+            </w:r>
+          </w:p>
+        </w:tc>
+        <w:tc>
+          <w:tcPr/>
+          <w:p>
+            <w:pPr>
+              <w:pStyle w:val="Compact"/>
+              <w:jc w:val="left"/>
+            </w:pPr>
+            <w:r>
+              <w:t xml:space="preserve">53.9</w:t>
+            </w:r>
+          </w:p>
+        </w:tc>
+        <w:tc>
+          <w:tcPr/>
+          <w:p>
+            <w:pPr>
+              <w:pStyle w:val="Compact"/>
+              <w:jc w:val="left"/>
+            </w:pPr>
+            <w:r>
+              <w:t xml:space="preserve">48.7</w:t>
+            </w:r>
+          </w:p>
+        </w:tc>
+        <w:tc>
+          <w:tcPr/>
+          <w:p>
+            <w:pPr>
+              <w:pStyle w:val="Compact"/>
+              <w:jc w:val="left"/>
+            </w:pPr>
+            <w:r>
+              <w:t xml:space="preserve">65.4</w:t>
+            </w:r>
+          </w:p>
+        </w:tc>
+        <w:tc>
+          <w:tcPr/>
+          <w:p>
+            <w:pPr>
+              <w:pStyle w:val="Compact"/>
+              <w:jc w:val="left"/>
+            </w:pPr>
+            <w:r>
+              <w:t xml:space="preserve">13.2</w:t>
+            </w:r>
+          </w:p>
+        </w:tc>
+      </w:tr>
+      <w:tr>
+        <w:tc>
+          <w:tcPr/>
+          <w:p>
+            <w:pPr>
+              <w:pStyle w:val="Compact"/>
+            </w:pPr>
+          </w:p>
+        </w:tc>
+        <w:tc>
+          <w:tcPr/>
+          <w:p>
+            <w:pPr>
+              <w:pStyle w:val="Compact"/>
+            </w:pPr>
+          </w:p>
+        </w:tc>
+        <w:tc>
+          <w:tcPr/>
+          <w:p>
+            <w:pPr>
+              <w:pStyle w:val="Compact"/>
+              <w:jc w:val="left"/>
+            </w:pPr>
+            <w:r>
+              <w:t xml:space="preserve">MobileNetV3-Large</w:t>
+            </w:r>
+          </w:p>
+        </w:tc>
+        <w:tc>
+          <w:tcPr/>
+          <w:p>
+            <w:pPr>
+              <w:pStyle w:val="Compact"/>
+              <w:jc w:val="left"/>
+            </w:pPr>
+            <w:r>
+              <w:t xml:space="preserve">39.8 ± 28.3</w:t>
+            </w:r>
+          </w:p>
+        </w:tc>
+        <w:tc>
+          <w:tcPr/>
+          <w:p>
+            <w:pPr>
+              <w:pStyle w:val="Compact"/>
+              <w:jc w:val="left"/>
+            </w:pPr>
+            <w:r>
+              <w:t xml:space="preserve">90.4 ± 11.0 (85.2)</w:t>
+            </w:r>
+          </w:p>
+        </w:tc>
+        <w:tc>
+          <w:tcPr/>
+          <w:p>
+            <w:pPr>
+              <w:pStyle w:val="Compact"/>
+              <w:jc w:val="left"/>
+            </w:pPr>
+            <w:r>
+              <w:t xml:space="preserve">69.8</w:t>
+            </w:r>
+          </w:p>
+        </w:tc>
+        <w:tc>
+          <w:tcPr/>
+          <w:p>
+            <w:pPr>
+              <w:pStyle w:val="Compact"/>
+              <w:jc w:val="left"/>
+            </w:pPr>
+            <w:r>
+              <w:t xml:space="preserve">19/37</w:t>
+            </w:r>
+          </w:p>
+        </w:tc>
+        <w:tc>
+          <w:tcPr/>
+          <w:p>
+            <w:pPr>
+              <w:pStyle w:val="Compact"/>
+              <w:jc w:val="left"/>
+            </w:pPr>
+            <w:r>
+              <w:t xml:space="preserve">0/40</w:t>
+            </w:r>
+          </w:p>
+        </w:tc>
+        <w:tc>
+          <w:tcPr/>
+          <w:p>
+            <w:pPr>
+              <w:pStyle w:val="Compact"/>
+              <w:jc w:val="left"/>
+            </w:pPr>
+            <w:r>
+              <w:t xml:space="preserve">68.8</w:t>
+            </w:r>
+          </w:p>
+        </w:tc>
+        <w:tc>
+          <w:tcPr/>
+          <w:p>
+            <w:pPr>
+              <w:pStyle w:val="Compact"/>
+              <w:jc w:val="left"/>
+            </w:pPr>
+            <w:r>
+              <w:t xml:space="preserve">65.8</w:t>
+            </w:r>
+          </w:p>
+        </w:tc>
+        <w:tc>
+          <w:tcPr/>
+          <w:p>
+            <w:pPr>
+              <w:pStyle w:val="Compact"/>
+              <w:jc w:val="left"/>
+            </w:pPr>
+            <w:r>
+              <w:t xml:space="preserve">78.8</w:t>
+            </w:r>
+          </w:p>
+        </w:tc>
+        <w:tc>
+          <w:tcPr/>
+          <w:p>
+            <w:pPr>
+              <w:pStyle w:val="Compact"/>
+              <w:jc w:val="left"/>
+            </w:pPr>
+            <w:r>
+              <w:t xml:space="preserve">20.6</w:t>
+            </w:r>
+          </w:p>
+        </w:tc>
+      </w:tr>
+      <w:tr>
+        <w:tc>
+          <w:tcPr/>
+          <w:p>
+            <w:pPr>
+              <w:pStyle w:val="Compact"/>
+            </w:pPr>
+          </w:p>
+        </w:tc>
+        <w:tc>
+          <w:tcPr/>
+          <w:p>
+            <w:pPr>
+              <w:pStyle w:val="Compact"/>
+            </w:pPr>
+          </w:p>
+        </w:tc>
+        <w:tc>
+          <w:tcPr/>
+          <w:p>
+            <w:pPr>
+              <w:pStyle w:val="Compact"/>
+              <w:jc w:val="left"/>
+            </w:pPr>
+            <w:r>
+              <w:t xml:space="preserve">MobileNetV4-Conv-Medium</w:t>
+            </w:r>
+          </w:p>
+        </w:tc>
+        <w:tc>
+          <w:tcPr/>
+          <w:p>
+            <w:pPr>
+              <w:pStyle w:val="Compact"/>
+              <w:jc w:val="left"/>
+            </w:pPr>
+            <w:r>
+              <w:t xml:space="preserve">44.9 ± 27.4</w:t>
+            </w:r>
+          </w:p>
+        </w:tc>
+        <w:tc>
+          <w:tcPr/>
+          <w:p>
+            <w:pPr>
+              <w:pStyle w:val="Compact"/>
+              <w:jc w:val="left"/>
+            </w:pPr>
+            <w:r>
+              <w:t xml:space="preserve">84.0 ± 13.1 (77.1)</w:t>
+            </w:r>
+          </w:p>
+        </w:tc>
+        <w:tc>
+          <w:tcPr/>
+          <w:p>
+            <w:pPr>
+              <w:pStyle w:val="Compact"/>
+              <w:jc w:val="left"/>
+            </w:pPr>
+            <w:r>
+              <w:t xml:space="preserve">64.8</w:t>
+            </w:r>
+          </w:p>
+        </w:tc>
+        <w:tc>
+          <w:tcPr/>
+          <w:p>
+            <w:pPr>
+              <w:pStyle w:val="Compact"/>
+              <w:jc w:val="left"/>
+            </w:pPr>
+            <w:r>
+              <w:t xml:space="preserve">27/37</w:t>
+            </w:r>
+          </w:p>
+        </w:tc>
+        <w:tc>
+          <w:tcPr/>
+          <w:p>
+            <w:pPr>
+              <w:pStyle w:val="Compact"/>
+              <w:jc w:val="left"/>
+            </w:pPr>
+            <w:r>
+              <w:t xml:space="preserve">0/40</w:t>
+            </w:r>
+          </w:p>
+        </w:tc>
+        <w:tc>
+          <w:tcPr/>
+          <w:p>
+            <w:pPr>
+              <w:pStyle w:val="Compact"/>
+              <w:jc w:val="left"/>
+            </w:pPr>
+            <w:r>
+              <w:t xml:space="preserve">64.3</w:t>
+            </w:r>
+          </w:p>
+        </w:tc>
+        <w:tc>
+          <w:tcPr/>
+          <w:p>
+            <w:pPr>
+              <w:pStyle w:val="Compact"/>
+              <w:jc w:val="left"/>
+            </w:pPr>
+            <w:r>
+              <w:t xml:space="preserve">56.3</w:t>
+            </w:r>
+          </w:p>
+        </w:tc>
+        <w:tc>
+          <w:tcPr/>
+          <w:p>
+            <w:pPr>
+              <w:pStyle w:val="Compact"/>
+              <w:jc w:val="left"/>
+            </w:pPr>
+            <w:r>
+              <w:t xml:space="preserve">76.7</w:t>
+            </w:r>
+          </w:p>
+        </w:tc>
+        <w:tc>
+          <w:tcPr/>
+          <w:p>
+            <w:pPr>
+              <w:pStyle w:val="Compact"/>
+              <w:jc w:val="left"/>
+            </w:pPr>
+            <w:r>
+              <w:t xml:space="preserve">18.4</w:t>
+            </w:r>
+          </w:p>
+        </w:tc>
+      </w:tr>
+      <w:tr>
+        <w:tc>
+          <w:tcPr/>
+          <w:p>
+            <w:pPr>
+              <w:pStyle w:val="Compact"/>
+            </w:pPr>
+          </w:p>
+        </w:tc>
+        <w:tc>
+          <w:tcPr/>
+          <w:p>
+            <w:pPr>
+              <w:pStyle w:val="Compact"/>
+            </w:pPr>
+          </w:p>
+        </w:tc>
+        <w:tc>
+          <w:tcPr/>
+          <w:p>
+            <w:pPr>
+              <w:pStyle w:val="Compact"/>
+              <w:jc w:val="left"/>
+            </w:pPr>
+            <w:r>
+              <w:t xml:space="preserve">ConvNeXt V2-Tiny</w:t>
+            </w:r>
+          </w:p>
+        </w:tc>
+        <w:tc>
+          <w:tcPr/>
+          <w:p>
+            <w:pPr>
+              <w:pStyle w:val="Compact"/>
+              <w:jc w:val="left"/>
+            </w:pPr>
+            <w:r>
+              <w:t xml:space="preserve">83.2 ± 23.9</w:t>
+            </w:r>
+          </w:p>
+        </w:tc>
+        <w:tc>
+          <w:tcPr/>
+          <w:p>
+            <w:pPr>
+              <w:pStyle w:val="Compact"/>
+              <w:jc w:val="left"/>
+            </w:pPr>
+            <w:r>
+              <w:t xml:space="preserve">88.4 ± 8.5 (85.6)</w:t>
+            </w:r>
+          </w:p>
+        </w:tc>
+        <w:tc>
+          <w:tcPr/>
+          <w:p>
+            <w:pPr>
+              <w:pStyle w:val="Compact"/>
+              <w:jc w:val="left"/>
+            </w:pPr>
+            <w:r>
+              <w:t xml:space="preserve">80.5</w:t>
+            </w:r>
+          </w:p>
+        </w:tc>
+        <w:tc>
+          <w:tcPr/>
+          <w:p>
+            <w:pPr>
+              <w:pStyle w:val="Compact"/>
+              <w:jc w:val="left"/>
+            </w:pPr>
+            <w:r>
+              <w:t xml:space="preserve">30/40</w:t>
+            </w:r>
+          </w:p>
+        </w:tc>
+        <w:tc>
+          <w:tcPr/>
+          <w:p>
+            <w:pPr>
+              <w:pStyle w:val="Compact"/>
+              <w:jc w:val="left"/>
+            </w:pPr>
+            <w:r>
+              <w:t xml:space="preserve">8/40</w:t>
+            </w:r>
+          </w:p>
+        </w:tc>
+        <w:tc>
+          <w:tcPr/>
+          <w:p>
+            <w:pPr>
+              <w:pStyle w:val="Compact"/>
+              <w:jc w:val="left"/>
+            </w:pPr>
+            <w:r>
+              <w:t xml:space="preserve">18.2</w:t>
+            </w:r>
+          </w:p>
+        </w:tc>
+        <w:tc>
+          <w:tcPr/>
+          <w:p>
+            <w:pPr>
+              <w:pStyle w:val="Compact"/>
+              <w:jc w:val="left"/>
+            </w:pPr>
+            <w:r>
+              <w:t xml:space="preserve">19.4</w:t>
+            </w:r>
+          </w:p>
+        </w:tc>
+        <w:tc>
+          <w:tcPr/>
+          <w:p>
+            <w:pPr>
+              <w:pStyle w:val="Compact"/>
+              <w:jc w:val="left"/>
+            </w:pPr>
+            <w:r>
+              <w:t xml:space="preserve">22.8</w:t>
+            </w:r>
+          </w:p>
+        </w:tc>
+        <w:tc>
+          <w:tcPr/>
+          <w:p>
+            <w:pPr>
+              <w:pStyle w:val="Compact"/>
+              <w:jc w:val="left"/>
+            </w:pPr>
+            <w:r>
+              <w:t xml:space="preserve">5.0</w:t>
+            </w:r>
+          </w:p>
+        </w:tc>
+      </w:tr>
+      <w:tr>
+        <w:tc>
+          <w:tcPr/>
+          <w:p>
+            <w:pPr>
+              <w:pStyle w:val="Compact"/>
+            </w:pPr>
+          </w:p>
+        </w:tc>
+        <w:tc>
+          <w:tcPr/>
+          <w:p>
+            <w:pPr>
+              <w:pStyle w:val="Compact"/>
+            </w:pPr>
+          </w:p>
+        </w:tc>
+        <w:tc>
+          <w:tcPr/>
+          <w:p>
+            <w:pPr>
+              <w:pStyle w:val="Compact"/>
+              <w:jc w:val="left"/>
+            </w:pPr>
+            <w:r>
+              <w:t xml:space="preserve">ViT-S/16</w:t>
+            </w:r>
+          </w:p>
+        </w:tc>
+        <w:tc>
+          <w:tcPr/>
+          <w:p>
+            <w:pPr>
+              <w:pStyle w:val="Compact"/>
+              <w:jc w:val="left"/>
+            </w:pPr>
+            <w:r>
+              <w:t xml:space="preserve">75.9 ± 25.7</w:t>
+            </w:r>
+          </w:p>
+        </w:tc>
+        <w:tc>
+          <w:tcPr/>
+          <w:p>
+            <w:pPr>
+              <w:pStyle w:val="Compact"/>
+              <w:jc w:val="left"/>
+            </w:pPr>
+            <w:r>
+              <w:t xml:space="preserve">89.6 ± 7.3 (86.7)</w:t>
+            </w:r>
+          </w:p>
+        </w:tc>
+        <w:tc>
+          <w:tcPr/>
+          <w:p>
+            <w:pPr>
+              <w:pStyle w:val="Compact"/>
+              <w:jc w:val="left"/>
+            </w:pPr>
+            <w:r>
+              <w:t xml:space="preserve">81.1</w:t>
+            </w:r>
+          </w:p>
+        </w:tc>
+        <w:tc>
+          <w:tcPr/>
+          <w:p>
+            <w:pPr>
+              <w:pStyle w:val="Compact"/>
+              <w:jc w:val="left"/>
+            </w:pPr>
+            <w:r>
+              <w:t xml:space="preserve">29/40</w:t>
+            </w:r>
+          </w:p>
+        </w:tc>
+        <w:tc>
+          <w:tcPr/>
+          <w:p>
+            <w:pPr>
+              <w:pStyle w:val="Compact"/>
+              <w:jc w:val="left"/>
+            </w:pPr>
+            <w:r>
+              <w:t xml:space="preserve">4/40</w:t>
+            </w:r>
+          </w:p>
+        </w:tc>
+        <w:tc>
+          <w:tcPr/>
+          <w:p>
+            <w:pPr>
+              <w:pStyle w:val="Compact"/>
+              <w:jc w:val="left"/>
+            </w:pPr>
+            <w:r>
+              <w:t xml:space="preserve">24.7</w:t>
+            </w:r>
+          </w:p>
+        </w:tc>
+        <w:tc>
+          <w:tcPr/>
+          <w:p>
+            <w:pPr>
+              <w:pStyle w:val="Compact"/>
+              <w:jc w:val="left"/>
+            </w:pPr>
+            <w:r>
+              <w:t xml:space="preserve">27.2</w:t>
+            </w:r>
+          </w:p>
+        </w:tc>
+        <w:tc>
+          <w:tcPr/>
+          <w:p>
+            <w:pPr>
+              <w:pStyle w:val="Compact"/>
+              <w:jc w:val="left"/>
+            </w:pPr>
+            <w:r>
+              <w:t xml:space="preserve">29.4</w:t>
+            </w:r>
+          </w:p>
+        </w:tc>
+        <w:tc>
+          <w:tcPr/>
+          <w:p>
+            <w:pPr>
+              <w:pStyle w:val="Compact"/>
+              <w:jc w:val="left"/>
+            </w:pPr>
+            <w:r>
+              <w:t xml:space="preserve">0.5</w:t>
+            </w:r>
+          </w:p>
+        </w:tc>
+      </w:tr>
+      <w:tr>
+        <w:tc>
+          <w:tcPr/>
+          <w:p>
+            <w:pPr>
+              <w:pStyle w:val="Compact"/>
+              <w:jc w:val="left"/>
+            </w:pPr>
+            <w:r>
+              <w:t xml:space="preserve">all test images</w:t>
+            </w:r>
+          </w:p>
+        </w:tc>
+        <w:tc>
+          <w:tcPr/>
+          <w:p>
+            <w:pPr>
+              <w:pStyle w:val="Compact"/>
+              <w:jc w:val="left"/>
+            </w:pPr>
+            <w:r>
+              <w:t xml:space="preserve">90 %</w:t>
+            </w:r>
+          </w:p>
+        </w:tc>
+        <w:tc>
+          <w:tcPr/>
+          <w:p>
+            <w:pPr>
+              <w:pStyle w:val="Compact"/>
+              <w:jc w:val="left"/>
+            </w:pPr>
+            <w:r>
+              <w:t xml:space="preserve">EfficientNet-B0</w:t>
+            </w:r>
+          </w:p>
+        </w:tc>
+        <w:tc>
+          <w:tcPr/>
+          <w:p>
+            <w:pPr>
+              <w:pStyle w:val="Compact"/>
+              <w:jc w:val="left"/>
+            </w:pPr>
+            <w:r>
+              <w:t xml:space="preserve">72.6 ± 27.8</w:t>
+            </w:r>
+          </w:p>
+        </w:tc>
+        <w:tc>
+          <w:tcPr/>
+          <w:p>
+            <w:pPr>
+              <w:pStyle w:val="Compact"/>
+              <w:jc w:val="left"/>
+            </w:pPr>
+            <w:r>
+              <w:t xml:space="preserve">84.0 ± 10.9 (80.9)</w:t>
+            </w:r>
+          </w:p>
+        </w:tc>
+        <w:tc>
+          <w:tcPr/>
+          <w:p>
+            <w:pPr>
+              <w:pStyle w:val="Compact"/>
+              <w:jc w:val="left"/>
+            </w:pPr>
+            <w:r>
+              <w:t xml:space="preserve">73.7</w:t>
+            </w:r>
+          </w:p>
+        </w:tc>
+        <w:tc>
+          <w:tcPr/>
+          <w:p>
+            <w:pPr>
+              <w:pStyle w:val="Compact"/>
+              <w:jc w:val="left"/>
+            </w:pPr>
+            <w:r>
+              <w:t xml:space="preserve">22/39</w:t>
+            </w:r>
+          </w:p>
+        </w:tc>
+        <w:tc>
+          <w:tcPr/>
+          <w:p>
+            <w:pPr>
+              <w:pStyle w:val="Compact"/>
+              <w:jc w:val="left"/>
+            </w:pPr>
+            <w:r>
+              <w:t xml:space="preserve">3/40</w:t>
+            </w:r>
+          </w:p>
+        </w:tc>
+        <w:tc>
+          <w:tcPr/>
+          <w:p>
+            <w:pPr>
+              <w:pStyle w:val="Compact"/>
+              <w:jc w:val="left"/>
+            </w:pPr>
+            <w:r>
+              <w:t xml:space="preserve">37.0</w:t>
+            </w:r>
+          </w:p>
+        </w:tc>
+        <w:tc>
+          <w:tcPr/>
+          <w:p>
+            <w:pPr>
+              <w:pStyle w:val="Compact"/>
+              <w:jc w:val="left"/>
+            </w:pPr>
+            <w:r>
+              <w:t xml:space="preserve">26.4</w:t>
+            </w:r>
+          </w:p>
+        </w:tc>
+        <w:tc>
+          <w:tcPr/>
+          <w:p>
+            <w:pPr>
+              <w:pStyle w:val="Compact"/>
+              <w:jc w:val="left"/>
+            </w:pPr>
+            <w:r>
+              <w:t xml:space="preserve">22.2</w:t>
+            </w:r>
+          </w:p>
+        </w:tc>
+        <w:tc>
+          <w:tcPr/>
+          <w:p>
+            <w:pPr>
+              <w:pStyle w:val="Compact"/>
+              <w:jc w:val="left"/>
+            </w:pPr>
+            <w:r>
+              <w:t xml:space="preserve">3.3</w:t>
+            </w:r>
+          </w:p>
+        </w:tc>
+      </w:tr>
+      <w:tr>
+        <w:tc>
+          <w:tcPr/>
+          <w:p>
+            <w:pPr>
+              <w:pStyle w:val="Compact"/>
+            </w:pPr>
+          </w:p>
+        </w:tc>
+        <w:tc>
+          <w:tcPr/>
+          <w:p>
+            <w:pPr>
+              <w:pStyle w:val="Compact"/>
+            </w:pPr>
+          </w:p>
+        </w:tc>
+        <w:tc>
+          <w:tcPr/>
+          <w:p>
+            <w:pPr>
+              <w:pStyle w:val="Compact"/>
+              <w:jc w:val="left"/>
+            </w:pPr>
+            <w:r>
+              <w:t xml:space="preserve">MobileNetV3-Large</w:t>
+            </w:r>
+          </w:p>
+        </w:tc>
+        <w:tc>
+          <w:tcPr/>
+          <w:p>
+            <w:pPr>
+              <w:pStyle w:val="Compact"/>
+              <w:jc w:val="left"/>
+            </w:pPr>
+            <w:r>
+              <w:t xml:space="preserve">61.1 ± 33.3</w:t>
+            </w:r>
+          </w:p>
+        </w:tc>
+        <w:tc>
+          <w:tcPr/>
+          <w:p>
+            <w:pPr>
+              <w:pStyle w:val="Compact"/>
+              <w:jc w:val="left"/>
+            </w:pPr>
+            <w:r>
+              <w:t xml:space="preserve">85.6 ± 11.2 (80.3)</w:t>
+            </w:r>
+          </w:p>
+        </w:tc>
+        <w:tc>
+          <w:tcPr/>
+          <w:p>
+            <w:pPr>
+              <w:pStyle w:val="Compact"/>
+              <w:jc w:val="left"/>
+            </w:pPr>
+            <w:r>
+              <w:t xml:space="preserve">73.0</w:t>
+            </w:r>
+          </w:p>
+        </w:tc>
+        <w:tc>
+          <w:tcPr/>
+          <w:p>
+            <w:pPr>
+              <w:pStyle w:val="Compact"/>
+              <w:jc w:val="left"/>
+            </w:pPr>
+            <w:r>
+              <w:t xml:space="preserve">23/39</w:t>
+            </w:r>
+          </w:p>
+        </w:tc>
+        <w:tc>
+          <w:tcPr/>
+          <w:p>
+            <w:pPr>
+              <w:pStyle w:val="Compact"/>
+              <w:jc w:val="left"/>
+            </w:pPr>
+            <w:r>
+              <w:t xml:space="preserve">2/40</w:t>
+            </w:r>
+          </w:p>
+        </w:tc>
+        <w:tc>
+          <w:tcPr/>
+          <w:p>
+            <w:pPr>
+              <w:pStyle w:val="Compact"/>
+              <w:jc w:val="left"/>
+            </w:pPr>
+            <w:r>
+              <w:t xml:space="preserve">44.3</w:t>
+            </w:r>
+          </w:p>
+        </w:tc>
+        <w:tc>
+          <w:tcPr/>
+          <w:p>
+            <w:pPr>
+              <w:pStyle w:val="Compact"/>
+              <w:jc w:val="left"/>
+            </w:pPr>
+            <w:r>
+              <w:t xml:space="preserve">43.1</w:t>
+            </w:r>
+          </w:p>
+        </w:tc>
+        <w:tc>
+          <w:tcPr/>
+          <w:p>
+            <w:pPr>
+              <w:pStyle w:val="Compact"/>
+              <w:jc w:val="left"/>
+            </w:pPr>
+            <w:r>
+              <w:t xml:space="preserve">37.7</w:t>
+            </w:r>
+          </w:p>
+        </w:tc>
+        <w:tc>
+          <w:tcPr/>
+          <w:p>
+            <w:pPr>
+              <w:pStyle w:val="Compact"/>
+              <w:jc w:val="left"/>
+            </w:pPr>
+            <w:r>
+              <w:t xml:space="preserve">16.4</w:t>
+            </w:r>
+          </w:p>
+        </w:tc>
+      </w:tr>
+      <w:tr>
+        <w:tc>
+          <w:tcPr/>
+          <w:p>
+            <w:pPr>
+              <w:pStyle w:val="Compact"/>
+            </w:pPr>
+          </w:p>
+        </w:tc>
+        <w:tc>
+          <w:tcPr/>
+          <w:p>
+            <w:pPr>
+              <w:pStyle w:val="Compact"/>
+            </w:pPr>
+          </w:p>
+        </w:tc>
+        <w:tc>
+          <w:tcPr/>
+          <w:p>
+            <w:pPr>
+              <w:pStyle w:val="Compact"/>
+              <w:jc w:val="left"/>
+            </w:pPr>
+            <w:r>
+              <w:t xml:space="preserve">MobileNetV4-Conv-Medium</w:t>
+            </w:r>
+          </w:p>
+        </w:tc>
+        <w:tc>
+          <w:tcPr/>
+          <w:p>
+            <w:pPr>
+              <w:pStyle w:val="Compact"/>
+              <w:jc w:val="left"/>
+            </w:pPr>
+            <w:r>
+              <w:t xml:space="preserve">67.0 ± 28.0</w:t>
+            </w:r>
+          </w:p>
+        </w:tc>
+        <w:tc>
+          <w:tcPr/>
+          <w:p>
+            <w:pPr>
+              <w:pStyle w:val="Compact"/>
+              <w:jc w:val="left"/>
+            </w:pPr>
+            <w:r>
+              <w:t xml:space="preserve">81.1 ± 11.7 (76.2)</w:t>
+            </w:r>
+          </w:p>
+        </w:tc>
+        <w:tc>
+          <w:tcPr/>
+          <w:p>
+            <w:pPr>
+              <w:pStyle w:val="Compact"/>
+              <w:jc w:val="left"/>
+            </w:pPr>
+            <w:r>
+              <w:t xml:space="preserve">68.2</w:t>
+            </w:r>
+          </w:p>
+        </w:tc>
+        <w:tc>
+          <w:tcPr/>
+          <w:p>
+            <w:pPr>
+              <w:pStyle w:val="Compact"/>
+              <w:jc w:val="left"/>
+            </w:pPr>
+            <w:r>
+              <w:t xml:space="preserve">28/38</w:t>
+            </w:r>
+          </w:p>
+        </w:tc>
+        <w:tc>
+          <w:tcPr/>
+          <w:p>
+            <w:pPr>
+              <w:pStyle w:val="Compact"/>
+              <w:jc w:val="left"/>
+            </w:pPr>
+            <w:r>
+              <w:t xml:space="preserve">0/40</w:t>
+            </w:r>
+          </w:p>
+        </w:tc>
+        <w:tc>
+          <w:tcPr/>
+          <w:p>
+            <w:pPr>
+              <w:pStyle w:val="Compact"/>
+              <w:jc w:val="left"/>
+            </w:pPr>
+            <w:r>
+              <w:t xml:space="preserve">42.3</w:t>
+            </w:r>
+          </w:p>
+        </w:tc>
+        <w:tc>
+          <w:tcPr/>
+          <w:p>
+            <w:pPr>
+              <w:pStyle w:val="Compact"/>
+              <w:jc w:val="left"/>
+            </w:pPr>
+            <w:r>
+              <w:t xml:space="preserve">35.7</w:t>
+            </w:r>
+          </w:p>
+        </w:tc>
+        <w:tc>
+          <w:tcPr/>
+          <w:p>
+            <w:pPr>
+              <w:pStyle w:val="Compact"/>
+              <w:jc w:val="left"/>
+            </w:pPr>
+            <w:r>
+              <w:t xml:space="preserve">25.1</w:t>
+            </w:r>
+          </w:p>
+        </w:tc>
+        <w:tc>
+          <w:tcPr/>
+          <w:p>
+            <w:pPr>
+              <w:pStyle w:val="Compact"/>
+              <w:jc w:val="left"/>
+            </w:pPr>
+            <w:r>
+              <w:t xml:space="preserve">12.7</w:t>
+            </w:r>
+          </w:p>
+        </w:tc>
+      </w:tr>
+      <w:tr>
+        <w:tc>
+          <w:tcPr/>
+          <w:p>
+            <w:pPr>
+              <w:pStyle w:val="Compact"/>
+            </w:pPr>
+          </w:p>
+        </w:tc>
+        <w:tc>
+          <w:tcPr/>
+          <w:p>
+            <w:pPr>
+              <w:pStyle w:val="Compact"/>
+            </w:pPr>
+          </w:p>
+        </w:tc>
+        <w:tc>
+          <w:tcPr/>
+          <w:p>
+            <w:pPr>
+              <w:pStyle w:val="Compact"/>
+              <w:jc w:val="left"/>
+            </w:pPr>
+            <w:r>
+              <w:t xml:space="preserve">ConvNeXt V2-Tiny</w:t>
+            </w:r>
+          </w:p>
+        </w:tc>
+        <w:tc>
+          <w:tcPr/>
+          <w:p>
+            <w:pPr>
+              <w:pStyle w:val="Compact"/>
+              <w:jc w:val="left"/>
+            </w:pPr>
+            <w:r>
+              <w:t xml:space="preserve">90.8 ± 16.4</w:t>
+            </w:r>
+          </w:p>
+        </w:tc>
+        <w:tc>
+          <w:tcPr/>
+          <w:p>
+            <w:pPr>
+              <w:pStyle w:val="Compact"/>
+              <w:jc w:val="left"/>
+            </w:pPr>
+            <w:r>
+              <w:t xml:space="preserve">88.0 ± 8.1 (85.2)</w:t>
+            </w:r>
+          </w:p>
+        </w:tc>
+        <w:tc>
+          <w:tcPr/>
+          <w:p>
+            <w:pPr>
+              <w:pStyle w:val="Compact"/>
+              <w:jc w:val="left"/>
+            </w:pPr>
+            <w:r>
+              <w:t xml:space="preserve">82.5</w:t>
+            </w:r>
+          </w:p>
+        </w:tc>
+        <w:tc>
+          <w:tcPr/>
+          <w:p>
+            <w:pPr>
+              <w:pStyle w:val="Compact"/>
+              <w:jc w:val="left"/>
+            </w:pPr>
+            <w:r>
+              <w:t xml:space="preserve">20/40</w:t>
+            </w:r>
+          </w:p>
+        </w:tc>
+        <w:tc>
+          <w:tcPr/>
+          <w:p>
+            <w:pPr>
+              <w:pStyle w:val="Compact"/>
+              <w:jc w:val="left"/>
+            </w:pPr>
+            <w:r>
+              <w:t xml:space="preserve">8/40</w:t>
+            </w:r>
+          </w:p>
+        </w:tc>
+        <w:tc>
+          <w:tcPr/>
+          <w:p>
+            <w:pPr>
+              <w:pStyle w:val="Compact"/>
+              <w:jc w:val="left"/>
+            </w:pPr>
+            <w:r>
+              <w:t xml:space="preserve">11.5</w:t>
+            </w:r>
+          </w:p>
+        </w:tc>
+        <w:tc>
+          <w:tcPr/>
+          <w:p>
+            <w:pPr>
+              <w:pStyle w:val="Compact"/>
+              <w:jc w:val="left"/>
+            </w:pPr>
+            <w:r>
+              <w:t xml:space="preserve">10.6</w:t>
+            </w:r>
+          </w:p>
+        </w:tc>
+        <w:tc>
+          <w:tcPr/>
+          <w:p>
+            <w:pPr>
+              <w:pStyle w:val="Compact"/>
+              <w:jc w:val="left"/>
+            </w:pPr>
+            <w:r>
+              <w:t xml:space="preserve">7.1</w:t>
+            </w:r>
+          </w:p>
+        </w:tc>
+        <w:tc>
+          <w:tcPr/>
+          <w:p>
+            <w:pPr>
+              <w:pStyle w:val="Compact"/>
+              <w:jc w:val="left"/>
+            </w:pPr>
+            <w:r>
+              <w:t xml:space="preserve">3.3</w:t>
+            </w:r>
+          </w:p>
+        </w:tc>
+      </w:tr>
+      <w:tr>
+        <w:tc>
+          <w:tcPr/>
+          <w:p>
+            <w:pPr>
+              <w:pStyle w:val="Compact"/>
+            </w:pPr>
+          </w:p>
+        </w:tc>
+        <w:tc>
+          <w:tcPr/>
+          <w:p>
+            <w:pPr>
+              <w:pStyle w:val="Compact"/>
+            </w:pPr>
+          </w:p>
+        </w:tc>
+        <w:tc>
+          <w:tcPr/>
+          <w:p>
+            <w:pPr>
+              <w:pStyle w:val="Compact"/>
+              <w:jc w:val="left"/>
+            </w:pPr>
+            <w:r>
+              <w:t xml:space="preserve">ViT-S/16</w:t>
+            </w:r>
+          </w:p>
+        </w:tc>
+        <w:tc>
+          <w:tcPr/>
+          <w:p>
+            <w:pPr>
+              <w:pStyle w:val="Compact"/>
+              <w:jc w:val="left"/>
+            </w:pPr>
+            <w:r>
+              <w:t xml:space="preserve">92.4 ± 9.7</w:t>
+            </w:r>
+          </w:p>
+        </w:tc>
+        <w:tc>
+          <w:tcPr/>
+          <w:p>
+            <w:pPr>
+              <w:pStyle w:val="Compact"/>
+              <w:jc w:val="left"/>
+            </w:pPr>
+            <w:r>
+              <w:t xml:space="preserve">87.0 ± 7.2 (85.5)</w:t>
+            </w:r>
+          </w:p>
+        </w:tc>
+        <w:tc>
+          <w:tcPr/>
+          <w:p>
+            <w:pPr>
+              <w:pStyle w:val="Compact"/>
+              <w:jc w:val="left"/>
+            </w:pPr>
+            <w:r>
+              <w:t xml:space="preserve">83.1</w:t>
+            </w:r>
+          </w:p>
+        </w:tc>
+        <w:tc>
+          <w:tcPr/>
+          <w:p>
+            <w:pPr>
+              <w:pStyle w:val="Compact"/>
+              <w:jc w:val="left"/>
+            </w:pPr>
+            <w:r>
+              <w:t xml:space="preserve">22/40</w:t>
+            </w:r>
+          </w:p>
+        </w:tc>
+        <w:tc>
+          <w:tcPr/>
+          <w:p>
+            <w:pPr>
+              <w:pStyle w:val="Compact"/>
+              <w:jc w:val="left"/>
+            </w:pPr>
+            <w:r>
+              <w:t xml:space="preserve">10/40</w:t>
+            </w:r>
+          </w:p>
+        </w:tc>
+        <w:tc>
+          <w:tcPr/>
+          <w:p>
+            <w:pPr>
+              <w:pStyle w:val="Compact"/>
+              <w:jc w:val="left"/>
+            </w:pPr>
+            <w:r>
+              <w:t xml:space="preserve">9.3</w:t>
+            </w:r>
+          </w:p>
+        </w:tc>
+        <w:tc>
+          <w:tcPr/>
+          <w:p>
+            <w:pPr>
+              <w:pStyle w:val="Compact"/>
+              <w:jc w:val="left"/>
+            </w:pPr>
+            <w:r>
+              <w:t xml:space="preserve">9.7</w:t>
+            </w:r>
+          </w:p>
+        </w:tc>
+        <w:tc>
+          <w:tcPr/>
+          <w:p>
+            <w:pPr>
+              <w:pStyle w:val="Compact"/>
+              <w:jc w:val="left"/>
+            </w:pPr>
+            <w:r>
+              <w:t xml:space="preserve">3.8</w:t>
+            </w:r>
+          </w:p>
+        </w:tc>
+        <w:tc>
+          <w:tcPr/>
+          <w:p>
+            <w:pPr>
+              <w:pStyle w:val="Compact"/>
+              <w:jc w:val="left"/>
+            </w:pPr>
+            <w:r>
+              <w:t xml:space="preserve">0.3</w:t>
+            </w:r>
+          </w:p>
+        </w:tc>
+      </w:tr>
+      <w:tr>
+        <w:tc>
+          <w:tcPr/>
+          <w:p>
+            <w:pPr>
+              <w:pStyle w:val="Compact"/>
+              <w:jc w:val="left"/>
+            </w:pPr>
+            <w:r>
+              <w:t xml:space="preserve">all test images</w:t>
+            </w:r>
+          </w:p>
+        </w:tc>
+        <w:tc>
+          <w:tcPr/>
+          <w:p>
+            <w:pPr>
+              <w:pStyle w:val="Compact"/>
+              <w:jc w:val="left"/>
+            </w:pPr>
+            <w:r>
+              <w:t xml:space="preserve">95 %</w:t>
+            </w:r>
+          </w:p>
+        </w:tc>
+        <w:tc>
+          <w:tcPr/>
+          <w:p>
+            <w:pPr>
+              <w:pStyle w:val="Compact"/>
+              <w:jc w:val="left"/>
+            </w:pPr>
+            <w:r>
+              <w:t xml:space="preserve">EfficientNet-B0</w:t>
+            </w:r>
+          </w:p>
+        </w:tc>
+        <w:tc>
+          <w:tcPr/>
+          <w:p>
+            <w:pPr>
+              <w:pStyle w:val="Compact"/>
+              <w:jc w:val="left"/>
+            </w:pPr>
+            <w:r>
+              <w:t xml:space="preserve">60.8 ± 30.2</w:t>
+            </w:r>
+          </w:p>
+        </w:tc>
+        <w:tc>
+          <w:tcPr/>
+          <w:p>
+            <w:pPr>
+              <w:pStyle w:val="Compact"/>
+              <w:jc w:val="left"/>
+            </w:pPr>
+            <w:r>
+              <w:t xml:space="preserve">87.6 ± 10.5 (82.8)</w:t>
+            </w:r>
+          </w:p>
+        </w:tc>
+        <w:tc>
+          <w:tcPr/>
+          <w:p>
+            <w:pPr>
+              <w:pStyle w:val="Compact"/>
+              <w:jc w:val="left"/>
+            </w:pPr>
+            <w:r>
+              <w:t xml:space="preserve">73.7</w:t>
+            </w:r>
+          </w:p>
+        </w:tc>
+        <w:tc>
+          <w:tcPr/>
+          <w:p>
+            <w:pPr>
+              <w:pStyle w:val="Compact"/>
+              <w:jc w:val="left"/>
+            </w:pPr>
+            <w:r>
+              <w:t xml:space="preserve">25/39</w:t>
+            </w:r>
+          </w:p>
+        </w:tc>
+        <w:tc>
+          <w:tcPr/>
+          <w:p>
+            <w:pPr>
+              <w:pStyle w:val="Compact"/>
+              <w:jc w:val="left"/>
+            </w:pPr>
+            <w:r>
+              <w:t xml:space="preserve">2/40</w:t>
+            </w:r>
+          </w:p>
+        </w:tc>
+        <w:tc>
+          <w:tcPr/>
+          <w:p>
+            <w:pPr>
+              <w:pStyle w:val="Compact"/>
+              <w:jc w:val="left"/>
+            </w:pPr>
+            <w:r>
+              <w:t xml:space="preserve">49.0</w:t>
+            </w:r>
+          </w:p>
+        </w:tc>
+        <w:tc>
+          <w:tcPr/>
+          <w:p>
+            <w:pPr>
+              <w:pStyle w:val="Compact"/>
+              <w:jc w:val="left"/>
+            </w:pPr>
+            <w:r>
+              <w:t xml:space="preserve">41.6</w:t>
+            </w:r>
+          </w:p>
+        </w:tc>
+        <w:tc>
+          <w:tcPr/>
+          <w:p>
+            <w:pPr>
+              <w:pStyle w:val="Compact"/>
+              <w:jc w:val="left"/>
+            </w:pPr>
+            <w:r>
+              <w:t xml:space="preserve">34.0</w:t>
+            </w:r>
+          </w:p>
+        </w:tc>
+        <w:tc>
+          <w:tcPr/>
+          <w:p>
+            <w:pPr>
+              <w:pStyle w:val="Compact"/>
+              <w:jc w:val="left"/>
+            </w:pPr>
+            <w:r>
+              <w:t xml:space="preserve">10.9</w:t>
+            </w:r>
+          </w:p>
+        </w:tc>
+      </w:tr>
+      <w:tr>
+        <w:tc>
+          <w:tcPr/>
+          <w:p>
+            <w:pPr>
+              <w:pStyle w:val="Compact"/>
+            </w:pPr>
+          </w:p>
+        </w:tc>
+        <w:tc>
+          <w:tcPr/>
+          <w:p>
+            <w:pPr>
+              <w:pStyle w:val="Compact"/>
+            </w:pPr>
+          </w:p>
+        </w:tc>
+        <w:tc>
+          <w:tcPr/>
+          <w:p>
+            <w:pPr>
+              <w:pStyle w:val="Compact"/>
+              <w:jc w:val="left"/>
+            </w:pPr>
+            <w:r>
+              <w:t xml:space="preserve">MobileNetV3-Large</w:t>
+            </w:r>
+          </w:p>
+        </w:tc>
+        <w:tc>
+          <w:tcPr/>
+          <w:p>
+            <w:pPr>
+              <w:pStyle w:val="Compact"/>
+              <w:jc w:val="left"/>
+            </w:pPr>
+            <w:r>
+              <w:t xml:space="preserve">47.5 ± 30.3</w:t>
+            </w:r>
+          </w:p>
+        </w:tc>
+        <w:tc>
+          <w:tcPr/>
+          <w:p>
+            <w:pPr>
+              <w:pStyle w:val="Compact"/>
+              <w:jc w:val="left"/>
+            </w:pPr>
+            <w:r>
+              <w:t xml:space="preserve">89.7 ± 10.7 (85.3)</w:t>
+            </w:r>
+          </w:p>
+        </w:tc>
+        <w:tc>
+          <w:tcPr/>
+          <w:p>
+            <w:pPr>
+              <w:pStyle w:val="Compact"/>
+              <w:jc w:val="left"/>
+            </w:pPr>
+            <w:r>
+              <w:t xml:space="preserve">73.0</w:t>
+            </w:r>
+          </w:p>
+        </w:tc>
+        <w:tc>
+          <w:tcPr/>
+          <w:p>
+            <w:pPr>
+              <w:pStyle w:val="Compact"/>
+              <w:jc w:val="left"/>
+            </w:pPr>
+            <w:r>
+              <w:t xml:space="preserve">22/39</w:t>
+            </w:r>
+          </w:p>
+        </w:tc>
+        <w:tc>
+          <w:tcPr/>
+          <w:p>
+            <w:pPr>
+              <w:pStyle w:val="Compact"/>
+              <w:jc w:val="left"/>
+            </w:pPr>
+            <w:r>
+              <w:t xml:space="preserve">1/40</w:t>
+            </w:r>
+          </w:p>
+        </w:tc>
+        <w:tc>
+          <w:tcPr/>
+          <w:p>
+            <w:pPr>
+              <w:pStyle w:val="Compact"/>
+              <w:jc w:val="left"/>
+            </w:pPr>
+            <w:r>
+              <w:t xml:space="preserve">62.8</w:t>
+            </w:r>
+          </w:p>
+        </w:tc>
+        <w:tc>
+          <w:tcPr/>
+          <w:p>
+            <w:pPr>
+              <w:pStyle w:val="Compact"/>
+              <w:jc w:val="left"/>
+            </w:pPr>
+            <w:r>
+              <w:t xml:space="preserve">60.1</w:t>
+            </w:r>
+          </w:p>
+        </w:tc>
+        <w:tc>
+          <w:tcPr/>
+          <w:p>
+            <w:pPr>
+              <w:pStyle w:val="Compact"/>
+              <w:jc w:val="left"/>
+            </w:pPr>
+            <w:r>
+              <w:t xml:space="preserve">51.8</w:t>
+            </w:r>
+          </w:p>
+        </w:tc>
+        <w:tc>
+          <w:tcPr/>
+          <w:p>
+            <w:pPr>
+              <w:pStyle w:val="Compact"/>
+              <w:jc w:val="left"/>
+            </w:pPr>
+            <w:r>
+              <w:t xml:space="preserve">17.9</w:t>
+            </w:r>
+          </w:p>
+        </w:tc>
+      </w:tr>
+      <w:tr>
+        <w:tc>
+          <w:tcPr/>
+          <w:p>
+            <w:pPr>
+              <w:pStyle w:val="Compact"/>
+            </w:pPr>
+          </w:p>
+        </w:tc>
+        <w:tc>
+          <w:tcPr/>
+          <w:p>
+            <w:pPr>
+              <w:pStyle w:val="Compact"/>
+            </w:pPr>
+          </w:p>
+        </w:tc>
+        <w:tc>
+          <w:tcPr/>
+          <w:p>
+            <w:pPr>
+              <w:pStyle w:val="Compact"/>
+              <w:jc w:val="left"/>
+            </w:pPr>
+            <w:r>
+              <w:t xml:space="preserve">MobileNetV4-Conv-Medium</w:t>
+            </w:r>
+          </w:p>
+        </w:tc>
+        <w:tc>
+          <w:tcPr/>
+          <w:p>
+            <w:pPr>
+              <w:pStyle w:val="Compact"/>
+              <w:jc w:val="left"/>
+            </w:pPr>
+            <w:r>
+              <w:t xml:space="preserve">56.7 ± 26.9</w:t>
+            </w:r>
+          </w:p>
+        </w:tc>
+        <w:tc>
+          <w:tcPr/>
+          <w:p>
+            <w:pPr>
+              <w:pStyle w:val="Compact"/>
+              <w:jc w:val="left"/>
+            </w:pPr>
+            <w:r>
+              <w:t xml:space="preserve">84.7 ± 12.3 (78.6)</w:t>
+            </w:r>
+          </w:p>
+        </w:tc>
+        <w:tc>
+          <w:tcPr/>
+          <w:p>
+            <w:pPr>
+              <w:pStyle w:val="Compact"/>
+              <w:jc w:val="left"/>
+            </w:pPr>
+            <w:r>
+              <w:t xml:space="preserve">68.2</w:t>
+            </w:r>
+          </w:p>
+        </w:tc>
+        <w:tc>
+          <w:tcPr/>
+          <w:p>
+            <w:pPr>
+              <w:pStyle w:val="Compact"/>
+              <w:jc w:val="left"/>
+            </w:pPr>
+            <w:r>
+              <w:t xml:space="preserve">26/38</w:t>
+            </w:r>
+          </w:p>
+        </w:tc>
+        <w:tc>
+          <w:tcPr/>
+          <w:p>
+            <w:pPr>
+              <w:pStyle w:val="Compact"/>
+              <w:jc w:val="left"/>
+            </w:pPr>
+            <w:r>
+              <w:t xml:space="preserve">0/40</w:t>
+            </w:r>
+          </w:p>
+        </w:tc>
+        <w:tc>
+          <w:tcPr/>
+          <w:p>
+            <w:pPr>
+              <w:pStyle w:val="Compact"/>
+              <w:jc w:val="left"/>
+            </w:pPr>
+            <w:r>
+              <w:t xml:space="preserve">55.7</w:t>
+            </w:r>
+          </w:p>
+        </w:tc>
+        <w:tc>
+          <w:tcPr/>
+          <w:p>
+            <w:pPr>
+              <w:pStyle w:val="Compact"/>
+              <w:jc w:val="left"/>
+            </w:pPr>
+            <w:r>
+              <w:t xml:space="preserve">47.6</w:t>
+            </w:r>
+          </w:p>
+        </w:tc>
+        <w:tc>
+          <w:tcPr/>
+          <w:p>
+            <w:pPr>
+              <w:pStyle w:val="Compact"/>
+              <w:jc w:val="left"/>
+            </w:pPr>
+            <w:r>
+              <w:t xml:space="preserve">31.9</w:t>
+            </w:r>
+          </w:p>
+        </w:tc>
+        <w:tc>
+          <w:tcPr/>
+          <w:p>
+            <w:pPr>
+              <w:pStyle w:val="Compact"/>
+              <w:jc w:val="left"/>
+            </w:pPr>
+            <w:r>
+              <w:t xml:space="preserve">16.1</w:t>
+            </w:r>
+          </w:p>
+        </w:tc>
+      </w:tr>
+      <w:tr>
+        <w:tc>
+          <w:tcPr/>
+          <w:p>
+            <w:pPr>
+              <w:pStyle w:val="Compact"/>
+            </w:pPr>
+          </w:p>
+        </w:tc>
+        <w:tc>
+          <w:tcPr/>
+          <w:p>
+            <w:pPr>
+              <w:pStyle w:val="Compact"/>
+            </w:pPr>
+          </w:p>
+        </w:tc>
+        <w:tc>
+          <w:tcPr/>
+          <w:p>
+            <w:pPr>
+              <w:pStyle w:val="Compact"/>
+              <w:jc w:val="left"/>
+            </w:pPr>
+            <w:r>
+              <w:t xml:space="preserve">ConvNeXt V2-Tiny</w:t>
+            </w:r>
+          </w:p>
+        </w:tc>
+        <w:tc>
+          <w:tcPr/>
+          <w:p>
+            <w:pPr>
+              <w:pStyle w:val="Compact"/>
+              <w:jc w:val="left"/>
+            </w:pPr>
+            <w:r>
+              <w:t xml:space="preserve">86.1 ± 21.6</w:t>
+            </w:r>
+          </w:p>
+        </w:tc>
+        <w:tc>
+          <w:tcPr/>
+          <w:p>
+            <w:pPr>
+              <w:pStyle w:val="Compact"/>
+              <w:jc w:val="left"/>
+            </w:pPr>
+            <w:r>
+              <w:t xml:space="preserve">89.5 ± 7.5 (86.8)</w:t>
+            </w:r>
+          </w:p>
+        </w:tc>
+        <w:tc>
+          <w:tcPr/>
+          <w:p>
+            <w:pPr>
+              <w:pStyle w:val="Compact"/>
+              <w:jc w:val="left"/>
+            </w:pPr>
+            <w:r>
+              <w:t xml:space="preserve">82.5</w:t>
+            </w:r>
+          </w:p>
+        </w:tc>
+        <w:tc>
+          <w:tcPr/>
+          <w:p>
+            <w:pPr>
+              <w:pStyle w:val="Compact"/>
+              <w:jc w:val="left"/>
+            </w:pPr>
+            <w:r>
+              <w:t xml:space="preserve">31/40</w:t>
+            </w:r>
+          </w:p>
+        </w:tc>
+        <w:tc>
+          <w:tcPr/>
+          <w:p>
+            <w:pPr>
+              <w:pStyle w:val="Compact"/>
+              <w:jc w:val="left"/>
+            </w:pPr>
+            <w:r>
+              <w:t xml:space="preserve">8/40</w:t>
+            </w:r>
+          </w:p>
+        </w:tc>
+        <w:tc>
+          <w:tcPr/>
+          <w:p>
+            <w:pPr>
+              <w:pStyle w:val="Compact"/>
+              <w:jc w:val="left"/>
+            </w:pPr>
+            <w:r>
+              <w:t xml:space="preserve">17.3</w:t>
+            </w:r>
+          </w:p>
+        </w:tc>
+        <w:tc>
+          <w:tcPr/>
+          <w:p>
+            <w:pPr>
+              <w:pStyle w:val="Compact"/>
+              <w:jc w:val="left"/>
+            </w:pPr>
+            <w:r>
+              <w:t xml:space="preserve">16.4</w:t>
+            </w:r>
+          </w:p>
+        </w:tc>
+        <w:tc>
+          <w:tcPr/>
+          <w:p>
+            <w:pPr>
+              <w:pStyle w:val="Compact"/>
+              <w:jc w:val="left"/>
+            </w:pPr>
+            <w:r>
+              <w:t xml:space="preserve">11.3</w:t>
+            </w:r>
+          </w:p>
+        </w:tc>
+        <w:tc>
+          <w:tcPr/>
+          <w:p>
+            <w:pPr>
+              <w:pStyle w:val="Compact"/>
+              <w:jc w:val="left"/>
+            </w:pPr>
+            <w:r>
+              <w:t xml:space="preserve">3.4</w:t>
+            </w:r>
+          </w:p>
+        </w:tc>
+      </w:tr>
+      <w:tr>
+        <w:tc>
+          <w:tcPr/>
+          <w:p>
+            <w:pPr>
+              <w:pStyle w:val="Compact"/>
+            </w:pPr>
+          </w:p>
+        </w:tc>
+        <w:tc>
+          <w:tcPr/>
+          <w:p>
+            <w:pPr>
+              <w:pStyle w:val="Compact"/>
+            </w:pPr>
+          </w:p>
+        </w:tc>
+        <w:tc>
+          <w:tcPr/>
+          <w:p>
+            <w:pPr>
+              <w:pStyle w:val="Compact"/>
+              <w:jc w:val="left"/>
+            </w:pPr>
+            <w:r>
+              <w:t xml:space="preserve">ViT-S/16</w:t>
+            </w:r>
+          </w:p>
+        </w:tc>
+        <w:tc>
+          <w:tcPr/>
+          <w:p>
+            <w:pPr>
+              <w:pStyle w:val="Compact"/>
+              <w:jc w:val="left"/>
+            </w:pPr>
+            <w:r>
+              <w:t xml:space="preserve">82.3 ± 21.9</w:t>
+            </w:r>
+          </w:p>
+        </w:tc>
+        <w:tc>
+          <w:tcPr/>
+          <w:p>
+            <w:pPr>
+              <w:pStyle w:val="Compact"/>
+              <w:jc w:val="left"/>
+            </w:pPr>
+            <w:r>
+              <w:t xml:space="preserve">89.8 ± 6.8 (87.6)</w:t>
+            </w:r>
+          </w:p>
+        </w:tc>
+        <w:tc>
+          <w:tcPr/>
+          <w:p>
+            <w:pPr>
+              <w:pStyle w:val="Compact"/>
+              <w:jc w:val="left"/>
+            </w:pPr>
+            <w:r>
+              <w:t xml:space="preserve">83.1</w:t>
+            </w:r>
+          </w:p>
+        </w:tc>
+        <w:tc>
+          <w:tcPr/>
+          <w:p>
+            <w:pPr>
+              <w:pStyle w:val="Compact"/>
+              <w:jc w:val="left"/>
+            </w:pPr>
+            <w:r>
+              <w:t xml:space="preserve">33/40</w:t>
+            </w:r>
+          </w:p>
+        </w:tc>
+        <w:tc>
+          <w:tcPr/>
+          <w:p>
+            <w:pPr>
+              <w:pStyle w:val="Compact"/>
+              <w:jc w:val="left"/>
+            </w:pPr>
+            <w:r>
+              <w:t xml:space="preserve">5/40</w:t>
+            </w:r>
+          </w:p>
+        </w:tc>
+        <w:tc>
+          <w:tcPr/>
+          <w:p>
+            <w:pPr>
+              <w:pStyle w:val="Compact"/>
+              <w:jc w:val="left"/>
+            </w:pPr>
+            <w:r>
+              <w:t xml:space="preserve">20.3</w:t>
+            </w:r>
+          </w:p>
+        </w:tc>
+        <w:tc>
+          <w:tcPr/>
+          <w:p>
+            <w:pPr>
+              <w:pStyle w:val="Compact"/>
+              <w:jc w:val="left"/>
+            </w:pPr>
+            <w:r>
+              <w:t xml:space="preserve">22.6</w:t>
+            </w:r>
+          </w:p>
+        </w:tc>
+        <w:tc>
+          <w:tcPr/>
+          <w:p>
+            <w:pPr>
+              <w:pStyle w:val="Compact"/>
+              <w:jc w:val="left"/>
+            </w:pPr>
+            <w:r>
+              <w:t xml:space="preserve">11.0</w:t>
+            </w:r>
+          </w:p>
+        </w:tc>
+        <w:tc>
+          <w:tcPr/>
+          <w:p>
+            <w:pPr>
+              <w:pStyle w:val="Compact"/>
+              <w:jc w:val="left"/>
+            </w:pPr>
+            <w:r>
+              <w:t xml:space="preserve">0.5</w:t>
+            </w:r>
+          </w:p>
+        </w:tc>
+      </w:tr>
+    </w:tbl>
+    <w:bookmarkEnd w:id="40"/>
+    <w:bookmarkStart w:id="41" w:name="X8b99fd4f430ea8e19427598937b0423c0bb23ef"/>
+    <w:p>
+      <w:pPr>
+        <w:pStyle w:val="Heading2"/>
+      </w:pPr>
+      <w:r>
+        <w:t xml:space="preserve">Table S15. Threshold-free confidence ranking: accuracy on the most confident images at fixed coverage, area under the risk–coverage curve (AURC, lower is better) and top-2 accuracy (%, mean over 40 runs; video frames excluded)</w:t>
+      </w:r>
+    </w:p>
+    <w:tbl>
+      <w:tblPr>
+        <w:tblStyle w:val="Table"/>
+        <w:tblW w:type="pct" w:w="5000"/>
+        <w:tblLook w:firstRow="1" w:lastRow="0" w:firstColumn="0" w:lastColumn="0" w:noHBand="0" w:noVBand="0" w:val="0020"/>
+        <w:jc w:val="start"/>
+      </w:tblPr>
+      <w:tblGrid>
+        <w:gridCol w:w="1815"/>
+        <w:gridCol w:w="907"/>
+        <w:gridCol w:w="907"/>
+        <w:gridCol w:w="907"/>
+        <w:gridCol w:w="907"/>
+        <w:gridCol w:w="1237"/>
+        <w:gridCol w:w="1237"/>
+      </w:tblGrid>
+      <w:tr>
+        <w:trPr>
+          <w:tblHeader w:val="true"/>
+        </w:trPr>
+        <w:tc>
+          <w:tcPr/>
+          <w:p>
+            <w:pPr>
+              <w:pStyle w:val="Compact"/>
+              <w:jc w:val="left"/>
+            </w:pPr>
+            <w:r>
+              <w:t xml:space="preserve">Backbone</w:t>
+            </w:r>
+          </w:p>
+        </w:tc>
+        <w:tc>
+          <w:tcPr/>
+          <w:p>
+            <w:pPr>
+              <w:pStyle w:val="Compact"/>
+              <w:jc w:val="left"/>
+            </w:pPr>
+            <w:r>
+              <w:t xml:space="preserve">50 % coverage</w:t>
+            </w:r>
+          </w:p>
+        </w:tc>
+        <w:tc>
+          <w:tcPr/>
+          <w:p>
+            <w:pPr>
+              <w:pStyle w:val="Compact"/>
+              <w:jc w:val="left"/>
+            </w:pPr>
+            <w:r>
+              <w:t xml:space="preserve">70 % coverage</w:t>
+            </w:r>
+          </w:p>
+        </w:tc>
+        <w:tc>
+          <w:tcPr/>
+          <w:p>
+            <w:pPr>
+              <w:pStyle w:val="Compact"/>
+              <w:jc w:val="left"/>
+            </w:pPr>
+            <w:r>
+              <w:t xml:space="preserve">80 % coverage</w:t>
+            </w:r>
+          </w:p>
+        </w:tc>
+        <w:tc>
+          <w:tcPr/>
+          <w:p>
+            <w:pPr>
+              <w:pStyle w:val="Compact"/>
+              <w:jc w:val="left"/>
+            </w:pPr>
+            <w:r>
+              <w:t xml:space="preserve">100 % (accuracy)</w:t>
+            </w:r>
+          </w:p>
+        </w:tc>
+        <w:tc>
+          <w:tcPr/>
+          <w:p>
+            <w:pPr>
+              <w:pStyle w:val="Compact"/>
+              <w:jc w:val="left"/>
+            </w:pPr>
+            <w:r>
+              <w:t xml:space="preserve">AURC (mean ± SD)</w:t>
+            </w:r>
+          </w:p>
+        </w:tc>
+        <w:tc>
+          <w:tcPr/>
+          <w:p>
+            <w:pPr>
+              <w:pStyle w:val="Compact"/>
+              <w:jc w:val="left"/>
+            </w:pPr>
+            <w:r>
+              <w:t xml:space="preserve">Top-2 accuracy (mean ± SD)</w:t>
+            </w:r>
+          </w:p>
+        </w:tc>
+      </w:tr>
+      <w:tr>
+        <w:tc>
+          <w:tcPr/>
+          <w:p>
+            <w:pPr>
+              <w:pStyle w:val="Compact"/>
+              <w:jc w:val="left"/>
+            </w:pPr>
+            <w:r>
+              <w:t xml:space="preserve">EfficientNet-B0</w:t>
+            </w:r>
+          </w:p>
+        </w:tc>
+        <w:tc>
+          <w:tcPr/>
+          <w:p>
+            <w:pPr>
+              <w:pStyle w:val="Compact"/>
+              <w:jc w:val="left"/>
+            </w:pPr>
+            <w:r>
+              <w:t xml:space="preserve">87.3</w:t>
+            </w:r>
+          </w:p>
+        </w:tc>
+        <w:tc>
+          <w:tcPr/>
+          <w:p>
+            <w:pPr>
+              <w:pStyle w:val="Compact"/>
+              <w:jc w:val="left"/>
+            </w:pPr>
+            <w:r>
+              <w:t xml:space="preserve">80.9</w:t>
+            </w:r>
+          </w:p>
+        </w:tc>
+        <w:tc>
+          <w:tcPr/>
+          <w:p>
+            <w:pPr>
+              <w:pStyle w:val="Compact"/>
+              <w:jc w:val="left"/>
+            </w:pPr>
+            <w:r>
+              <w:t xml:space="preserve">78.5</w:t>
+            </w:r>
+          </w:p>
+        </w:tc>
+        <w:tc>
+          <w:tcPr/>
+          <w:p>
+            <w:pPr>
+              <w:pStyle w:val="Compact"/>
+              <w:jc w:val="left"/>
+            </w:pPr>
+            <w:r>
+              <w:t xml:space="preserve">72.8</w:t>
+            </w:r>
+          </w:p>
+        </w:tc>
+        <w:tc>
+          <w:tcPr/>
+          <w:p>
+            <w:pPr>
+              <w:pStyle w:val="Compact"/>
+              <w:jc w:val="left"/>
+            </w:pPr>
+            <w:r>
+              <w:t xml:space="preserve">13.27 ± 8.91</w:t>
+            </w:r>
+          </w:p>
+        </w:tc>
+        <w:tc>
+          <w:tcPr/>
+          <w:p>
+            <w:pPr>
+              <w:pStyle w:val="Compact"/>
+              <w:jc w:val="left"/>
+            </w:pPr>
+            <w:r>
+              <w:t xml:space="preserve">93.48 ± 5.09</w:t>
+            </w:r>
+          </w:p>
+        </w:tc>
+      </w:tr>
+      <w:tr>
+        <w:tc>
+          <w:tcPr/>
+          <w:p>
+            <w:pPr>
+              <w:pStyle w:val="Compact"/>
+              <w:jc w:val="left"/>
+            </w:pPr>
+            <w:r>
+              <w:t xml:space="preserve">MobileNetV3-Large</w:t>
+            </w:r>
+          </w:p>
+        </w:tc>
+        <w:tc>
+          <w:tcPr/>
+          <w:p>
+            <w:pPr>
+              <w:pStyle w:val="Compact"/>
+              <w:jc w:val="left"/>
+            </w:pPr>
+            <w:r>
+              <w:t xml:space="preserve">86.4</w:t>
+            </w:r>
+          </w:p>
+        </w:tc>
+        <w:tc>
+          <w:tcPr/>
+          <w:p>
+            <w:pPr>
+              <w:pStyle w:val="Compact"/>
+              <w:jc w:val="left"/>
+            </w:pPr>
+            <w:r>
+              <w:t xml:space="preserve">81.2</w:t>
+            </w:r>
+          </w:p>
+        </w:tc>
+        <w:tc>
+          <w:tcPr/>
+          <w:p>
+            <w:pPr>
+              <w:pStyle w:val="Compact"/>
+              <w:jc w:val="left"/>
+            </w:pPr>
+            <w:r>
+              <w:t xml:space="preserve">77.5</w:t>
+            </w:r>
+          </w:p>
+        </w:tc>
+        <w:tc>
+          <w:tcPr/>
+          <w:p>
+            <w:pPr>
+              <w:pStyle w:val="Compact"/>
+              <w:jc w:val="left"/>
+            </w:pPr>
+            <w:r>
+              <w:t xml:space="preserve">72.1</w:t>
+            </w:r>
+          </w:p>
+        </w:tc>
+        <w:tc>
+          <w:tcPr/>
+          <w:p>
+            <w:pPr>
+              <w:pStyle w:val="Compact"/>
+              <w:jc w:val="left"/>
+            </w:pPr>
+            <w:r>
+              <w:t xml:space="preserve">13.80 ± 9.20</w:t>
+            </w:r>
+          </w:p>
+        </w:tc>
+        <w:tc>
+          <w:tcPr/>
+          <w:p>
+            <w:pPr>
+              <w:pStyle w:val="Compact"/>
+              <w:jc w:val="left"/>
+            </w:pPr>
+            <w:r>
+              <w:t xml:space="preserve">92.83 ± 5.83</w:t>
+            </w:r>
+          </w:p>
+        </w:tc>
+      </w:tr>
+      <w:tr>
+        <w:tc>
+          <w:tcPr/>
+          <w:p>
+            <w:pPr>
+              <w:pStyle w:val="Compact"/>
+              <w:jc w:val="left"/>
+            </w:pPr>
+            <w:r>
+              <w:t xml:space="preserve">MobileNetV4-Conv-Medium</w:t>
+            </w:r>
+          </w:p>
+        </w:tc>
+        <w:tc>
+          <w:tcPr/>
+          <w:p>
+            <w:pPr>
+              <w:pStyle w:val="Compact"/>
+              <w:jc w:val="left"/>
+            </w:pPr>
+            <w:r>
+              <w:t xml:space="preserve">82.6</w:t>
+            </w:r>
+          </w:p>
+        </w:tc>
+        <w:tc>
+          <w:tcPr/>
+          <w:p>
+            <w:pPr>
+              <w:pStyle w:val="Compact"/>
+              <w:jc w:val="left"/>
+            </w:pPr>
+            <w:r>
+              <w:t xml:space="preserve">75.7</w:t>
+            </w:r>
+          </w:p>
+        </w:tc>
+        <w:tc>
+          <w:tcPr/>
+          <w:p>
+            <w:pPr>
+              <w:pStyle w:val="Compact"/>
+              <w:jc w:val="left"/>
+            </w:pPr>
+            <w:r>
+              <w:t xml:space="preserve">73.1</w:t>
+            </w:r>
+          </w:p>
+        </w:tc>
+        <w:tc>
+          <w:tcPr/>
+          <w:p>
+            <w:pPr>
+              <w:pStyle w:val="Compact"/>
+              <w:jc w:val="left"/>
+            </w:pPr>
+            <w:r>
+              <w:t xml:space="preserve">66.5</w:t>
+            </w:r>
+          </w:p>
+        </w:tc>
+        <w:tc>
+          <w:tcPr/>
+          <w:p>
+            <w:pPr>
+              <w:pStyle w:val="Compact"/>
+              <w:jc w:val="left"/>
+            </w:pPr>
+            <w:r>
+              <w:t xml:space="preserve">17.80 ± 9.77</w:t>
+            </w:r>
+          </w:p>
+        </w:tc>
+        <w:tc>
+          <w:tcPr/>
+          <w:p>
+            <w:pPr>
+              <w:pStyle w:val="Compact"/>
+              <w:jc w:val="left"/>
+            </w:pPr>
+            <w:r>
+              <w:t xml:space="preserve">91.60 ± 5.86</w:t>
+            </w:r>
+          </w:p>
+        </w:tc>
+      </w:tr>
+      <w:tr>
+        <w:tc>
+          <w:tcPr/>
+          <w:p>
+            <w:pPr>
+              <w:pStyle w:val="Compact"/>
+              <w:jc w:val="left"/>
+            </w:pPr>
+            <w:r>
+              <w:t xml:space="preserve">ConvNeXt V2-Tiny</w:t>
+            </w:r>
+          </w:p>
+        </w:tc>
+        <w:tc>
+          <w:tcPr/>
+          <w:p>
+            <w:pPr>
+              <w:pStyle w:val="Compact"/>
+              <w:jc w:val="left"/>
+            </w:pPr>
+            <w:r>
+              <w:t xml:space="preserve">94.3</w:t>
+            </w:r>
+          </w:p>
+        </w:tc>
+        <w:tc>
+          <w:tcPr/>
+          <w:p>
+            <w:pPr>
+              <w:pStyle w:val="Compact"/>
+              <w:jc w:val="left"/>
+            </w:pPr>
+            <w:r>
+              <w:t xml:space="preserve">90.7</w:t>
+            </w:r>
+          </w:p>
+        </w:tc>
+        <w:tc>
+          <w:tcPr/>
+          <w:p>
+            <w:pPr>
+              <w:pStyle w:val="Compact"/>
+              <w:jc w:val="left"/>
+            </w:pPr>
+            <w:r>
+              <w:t xml:space="preserve">88.8</w:t>
+            </w:r>
+          </w:p>
+        </w:tc>
+        <w:tc>
+          <w:tcPr/>
+          <w:p>
+            <w:pPr>
+              <w:pStyle w:val="Compact"/>
+              <w:jc w:val="left"/>
+            </w:pPr>
+            <w:r>
+              <w:t xml:space="preserve">82.9</w:t>
+            </w:r>
+          </w:p>
+        </w:tc>
+        <w:tc>
+          <w:tcPr/>
+          <w:p>
+            <w:pPr>
+              <w:pStyle w:val="Compact"/>
+              <w:jc w:val="left"/>
+            </w:pPr>
+            <w:r>
+              <w:t xml:space="preserve">6.47 ± 6.80</w:t>
+            </w:r>
+          </w:p>
+        </w:tc>
+        <w:tc>
+          <w:tcPr/>
+          <w:p>
+            <w:pPr>
+              <w:pStyle w:val="Compact"/>
+              <w:jc w:val="left"/>
+            </w:pPr>
+            <w:r>
+              <w:t xml:space="preserve">96.90 ± 2.59</w:t>
+            </w:r>
+          </w:p>
+        </w:tc>
+      </w:tr>
+      <w:tr>
+        <w:tc>
+          <w:tcPr/>
+          <w:p>
+            <w:pPr>
+              <w:pStyle w:val="Compact"/>
+              <w:jc w:val="left"/>
+            </w:pPr>
+            <w:r>
+              <w:t xml:space="preserve">ViT-S/16</w:t>
+            </w:r>
+          </w:p>
+        </w:tc>
+        <w:tc>
+          <w:tcPr/>
+          <w:p>
+            <w:pPr>
+              <w:pStyle w:val="Compact"/>
+              <w:jc w:val="left"/>
+            </w:pPr>
+            <w:r>
+              <w:t xml:space="preserve">94.2</w:t>
+            </w:r>
+          </w:p>
+        </w:tc>
+        <w:tc>
+          <w:tcPr/>
+          <w:p>
+            <w:pPr>
+              <w:pStyle w:val="Compact"/>
+              <w:jc w:val="left"/>
+            </w:pPr>
+            <w:r>
+              <w:t xml:space="preserve">91.2</w:t>
+            </w:r>
+          </w:p>
+        </w:tc>
+        <w:tc>
+          <w:tcPr/>
+          <w:p>
+            <w:pPr>
+              <w:pStyle w:val="Compact"/>
+              <w:jc w:val="left"/>
+            </w:pPr>
+            <w:r>
+              <w:t xml:space="preserve">89.2</w:t>
+            </w:r>
+          </w:p>
+        </w:tc>
+        <w:tc>
+          <w:tcPr/>
+          <w:p>
+            <w:pPr>
+              <w:pStyle w:val="Compact"/>
+              <w:jc w:val="left"/>
+            </w:pPr>
+            <w:r>
+              <w:t xml:space="preserve">82.3</w:t>
+            </w:r>
+          </w:p>
+        </w:tc>
+        <w:tc>
+          <w:tcPr/>
+          <w:p>
+            <w:pPr>
+              <w:pStyle w:val="Compact"/>
+              <w:jc w:val="left"/>
+            </w:pPr>
+            <w:r>
+              <w:t xml:space="preserve">6.32 ± 5.82</w:t>
+            </w:r>
+          </w:p>
+        </w:tc>
+        <w:tc>
+          <w:tcPr/>
+          <w:p>
+            <w:pPr>
+              <w:pStyle w:val="Compact"/>
+              <w:jc w:val="left"/>
+            </w:pPr>
+            <w:r>
+              <w:t xml:space="preserve">96.13 ± 2.33</w:t>
+            </w:r>
+          </w:p>
+        </w:tc>
+      </w:tr>
+    </w:tbl>
+    <w:p>
+      <w:pPr>
+        <w:pStyle w:val="BodyText"/>
+      </w:pPr>
+      <w:r>
+        <w:t xml:space="preserve">Exploratory paired comparisons with EfficientNet-B0 over 20 folds (corrected resampled</w:t>
+      </w:r>
+      <w:r>
+        <w:t xml:space="preserve"> </w:t>
+      </w:r>
+      <w:r>
+        <w:rPr>
+          <w:iCs/>
+          <w:i/>
+        </w:rPr>
+        <w:t xml:space="preserve">t</w:t>
+      </w:r>
+      <w:r>
+        <w:t xml:space="preserve">-test, Holm over four comparisons; no test of these quantities was pre-specified):</w:t>
+      </w:r>
+    </w:p>
+    <w:tbl>
+      <w:tblPr>
+        <w:tblStyle w:val="Table"/>
+        <w:tblW w:type="pct" w:w="5000"/>
+        <w:tblLook w:firstRow="1" w:lastRow="0" w:firstColumn="0" w:lastColumn="0" w:noHBand="0" w:noVBand="0" w:val="0020"/>
+        <w:jc w:val="start"/>
+      </w:tblPr>
+      <w:tblGrid>
+        <w:gridCol w:w="1893"/>
+        <w:gridCol w:w="1721"/>
+        <w:gridCol w:w="602"/>
+        <w:gridCol w:w="688"/>
+        <w:gridCol w:w="1721"/>
+        <w:gridCol w:w="602"/>
+        <w:gridCol w:w="688"/>
+      </w:tblGrid>
+      <w:tr>
+        <w:trPr>
+          <w:tblHeader w:val="true"/>
+        </w:trPr>
+        <w:tc>
+          <w:tcPr/>
+          <w:p>
+            <w:pPr>
+              <w:pStyle w:val="Compact"/>
+              <w:jc w:val="left"/>
+            </w:pPr>
+            <w:r>
+              <w:t xml:space="preserve">Backbone</w:t>
+            </w:r>
+          </w:p>
+        </w:tc>
+        <w:tc>
+          <w:tcPr/>
+          <w:p>
+            <w:pPr>
+              <w:pStyle w:val="Compact"/>
+              <w:jc w:val="left"/>
+            </w:pPr>
+            <w:r>
+              <w:t xml:space="preserve">AURC difference [95% CI]</w:t>
+            </w:r>
+          </w:p>
+        </w:tc>
+        <w:tc>
+          <w:tcPr/>
+          <w:p>
+            <w:pPr>
+              <w:pStyle w:val="Compact"/>
+              <w:jc w:val="left"/>
+            </w:pPr>
+            <w:r>
+              <w:rPr>
+                <w:iCs/>
+                <w:i/>
+              </w:rPr>
+              <w:t xml:space="preserve">p</w:t>
+            </w:r>
+          </w:p>
+        </w:tc>
+        <w:tc>
+          <w:tcPr/>
+          <w:p>
+            <w:pPr>
+              <w:pStyle w:val="Compact"/>
+              <w:jc w:val="left"/>
+            </w:pPr>
+            <w:r>
+              <w:rPr>
+                <w:iCs/>
+                <w:i/>
+              </w:rPr>
+              <w:t xml:space="preserve">p</w:t>
+            </w:r>
+            <w:r>
+              <w:t xml:space="preserve">, Holm</w:t>
+            </w:r>
+          </w:p>
+        </w:tc>
+        <w:tc>
+          <w:tcPr/>
+          <w:p>
+            <w:pPr>
+              <w:pStyle w:val="Compact"/>
+              <w:jc w:val="left"/>
+            </w:pPr>
+            <w:r>
+              <w:t xml:space="preserve">Top-2 difference (pp) [95% CI]</w:t>
+            </w:r>
+          </w:p>
+        </w:tc>
+        <w:tc>
+          <w:tcPr/>
+          <w:p>
+            <w:pPr>
+              <w:pStyle w:val="Compact"/>
+              <w:jc w:val="left"/>
+            </w:pPr>
+            <w:r>
+              <w:rPr>
+                <w:iCs/>
+                <w:i/>
+              </w:rPr>
+              <w:t xml:space="preserve">p</w:t>
+            </w:r>
+          </w:p>
+        </w:tc>
+        <w:tc>
+          <w:tcPr/>
+          <w:p>
+            <w:pPr>
+              <w:pStyle w:val="Compact"/>
+              <w:jc w:val="left"/>
+            </w:pPr>
+            <w:r>
+              <w:rPr>
+                <w:iCs/>
+                <w:i/>
+              </w:rPr>
+              <w:t xml:space="preserve">p</w:t>
+            </w:r>
+            <w:r>
+              <w:t xml:space="preserve">, Holm</w:t>
+            </w:r>
+          </w:p>
+        </w:tc>
+      </w:tr>
+      <w:tr>
+        <w:tc>
+          <w:tcPr/>
+          <w:p>
+            <w:pPr>
+              <w:pStyle w:val="Compact"/>
+              <w:jc w:val="left"/>
+            </w:pPr>
+            <w:r>
+              <w:t xml:space="preserve">MobileNetV3-Large</w:t>
+            </w:r>
+          </w:p>
+        </w:tc>
+        <w:tc>
+          <w:tcPr/>
+          <w:p>
+            <w:pPr>
+              <w:pStyle w:val="Compact"/>
+              <w:jc w:val="left"/>
+            </w:pPr>
+            <w:r>
+              <w:t xml:space="preserve">+0.53 [−6.67, 7.73]</w:t>
+            </w:r>
+          </w:p>
+        </w:tc>
+        <w:tc>
+          <w:tcPr/>
+          <w:p>
+            <w:pPr>
+              <w:pStyle w:val="Compact"/>
+              <w:jc w:val="left"/>
+            </w:pPr>
+            <w:r>
+              <w:t xml:space="preserve">0.879</w:t>
+            </w:r>
+          </w:p>
+        </w:tc>
+        <w:tc>
+          <w:tcPr/>
+          <w:p>
+            <w:pPr>
+              <w:pStyle w:val="Compact"/>
+              <w:jc w:val="left"/>
+            </w:pPr>
+            <w:r>
+              <w:t xml:space="preserve">0.879</w:t>
+            </w:r>
+          </w:p>
+        </w:tc>
+        <w:tc>
+          <w:tcPr/>
+          <w:p>
+            <w:pPr>
+              <w:pStyle w:val="Compact"/>
+              <w:jc w:val="left"/>
+            </w:pPr>
+            <w:r>
+              <w:t xml:space="preserve">−0.65 [−3.65, 2.35]</w:t>
+            </w:r>
+          </w:p>
+        </w:tc>
+        <w:tc>
+          <w:tcPr/>
+          <w:p>
+            <w:pPr>
+              <w:pStyle w:val="Compact"/>
+              <w:jc w:val="left"/>
+            </w:pPr>
+            <w:r>
+              <w:t xml:space="preserve">0.655</w:t>
+            </w:r>
+          </w:p>
+        </w:tc>
+        <w:tc>
+          <w:tcPr/>
+          <w:p>
+            <w:pPr>
+              <w:pStyle w:val="Compact"/>
+              <w:jc w:val="left"/>
+            </w:pPr>
+            <w:r>
+              <w:t xml:space="preserve">0.815</w:t>
+            </w:r>
+          </w:p>
+        </w:tc>
+      </w:tr>
+      <w:tr>
+        <w:tc>
+          <w:tcPr/>
+          <w:p>
+            <w:pPr>
+              <w:pStyle w:val="Compact"/>
+              <w:jc w:val="left"/>
+            </w:pPr>
+            <w:r>
+              <w:t xml:space="preserve">MobileNetV4-Conv-Medium</w:t>
+            </w:r>
+          </w:p>
+        </w:tc>
+        <w:tc>
+          <w:tcPr/>
+          <w:p>
+            <w:pPr>
+              <w:pStyle w:val="Compact"/>
+              <w:jc w:val="left"/>
+            </w:pPr>
+            <w:r>
+              <w:t xml:space="preserve">+4.53 [−2.62, 11.68]</w:t>
+            </w:r>
+          </w:p>
+        </w:tc>
+        <w:tc>
+          <w:tcPr/>
+          <w:p>
+            <w:pPr>
+              <w:pStyle w:val="Compact"/>
+              <w:jc w:val="left"/>
+            </w:pPr>
+            <w:r>
+              <w:t xml:space="preserve">0.201</w:t>
+            </w:r>
+          </w:p>
+        </w:tc>
+        <w:tc>
+          <w:tcPr/>
+          <w:p>
+            <w:pPr>
+              <w:pStyle w:val="Compact"/>
+              <w:jc w:val="left"/>
+            </w:pPr>
+            <w:r>
+              <w:t xml:space="preserve">0.401</w:t>
+            </w:r>
+          </w:p>
+        </w:tc>
+        <w:tc>
+          <w:tcPr/>
+          <w:p>
+            <w:pPr>
+              <w:pStyle w:val="Compact"/>
+              <w:jc w:val="left"/>
+            </w:pPr>
+            <w:r>
+              <w:t xml:space="preserve">−1.88 [−6.12, 2.35]</w:t>
+            </w:r>
+          </w:p>
+        </w:tc>
+        <w:tc>
+          <w:tcPr/>
+          <w:p>
+            <w:pPr>
+              <w:pStyle w:val="Compact"/>
+              <w:jc w:val="left"/>
+            </w:pPr>
+            <w:r>
+              <w:t xml:space="preserve">0.364</w:t>
+            </w:r>
+          </w:p>
+        </w:tc>
+        <w:tc>
+          <w:tcPr/>
+          <w:p>
+            <w:pPr>
+              <w:pStyle w:val="Compact"/>
+              <w:jc w:val="left"/>
+            </w:pPr>
+            <w:r>
+              <w:t xml:space="preserve">0.815</w:t>
+            </w:r>
+          </w:p>
+        </w:tc>
+      </w:tr>
+      <w:tr>
+        <w:tc>
+          <w:tcPr/>
+          <w:p>
+            <w:pPr>
+              <w:pStyle w:val="Compact"/>
+              <w:jc w:val="left"/>
+            </w:pPr>
+            <w:r>
+              <w:t xml:space="preserve">ConvNeXt V2-Tiny</w:t>
+            </w:r>
+          </w:p>
+        </w:tc>
+        <w:tc>
+          <w:tcPr/>
+          <w:p>
+            <w:pPr>
+              <w:pStyle w:val="Compact"/>
+              <w:jc w:val="left"/>
+            </w:pPr>
+            <w:r>
+              <w:t xml:space="preserve">−6.80 [−12.54, −1.07]</w:t>
+            </w:r>
+          </w:p>
+        </w:tc>
+        <w:tc>
+          <w:tcPr/>
+          <w:p>
+            <w:pPr>
+              <w:pStyle w:val="Compact"/>
+              <w:jc w:val="left"/>
+            </w:pPr>
+            <w:r>
+              <w:t xml:space="preserve">0.023</w:t>
+            </w:r>
+          </w:p>
+        </w:tc>
+        <w:tc>
+          <w:tcPr/>
+          <w:p>
+            <w:pPr>
+              <w:pStyle w:val="Compact"/>
+              <w:jc w:val="left"/>
+            </w:pPr>
+            <w:r>
+              <w:t xml:space="preserve">0.079</w:t>
+            </w:r>
+          </w:p>
+        </w:tc>
+        <w:tc>
+          <w:tcPr/>
+          <w:p>
+            <w:pPr>
+              <w:pStyle w:val="Compact"/>
+              <w:jc w:val="left"/>
+            </w:pPr>
+            <w:r>
+              <w:t xml:space="preserve">+3.42 [−1.61, 8.45]</w:t>
+            </w:r>
+          </w:p>
+        </w:tc>
+        <w:tc>
+          <w:tcPr/>
+          <w:p>
+            <w:pPr>
+              <w:pStyle w:val="Compact"/>
+              <w:jc w:val="left"/>
+            </w:pPr>
+            <w:r>
+              <w:t xml:space="preserve">0.171</w:t>
+            </w:r>
+          </w:p>
+        </w:tc>
+        <w:tc>
+          <w:tcPr/>
+          <w:p>
+            <w:pPr>
+              <w:pStyle w:val="Compact"/>
+              <w:jc w:val="left"/>
+            </w:pPr>
+            <w:r>
+              <w:t xml:space="preserve">0.683</w:t>
+            </w:r>
+          </w:p>
+        </w:tc>
+      </w:tr>
+      <w:tr>
+        <w:tc>
+          <w:tcPr/>
+          <w:p>
+            <w:pPr>
+              <w:pStyle w:val="Compact"/>
+              <w:jc w:val="left"/>
+            </w:pPr>
+            <w:r>
+              <w:t xml:space="preserve">ViT-S/16</w:t>
+            </w:r>
+          </w:p>
+        </w:tc>
+        <w:tc>
+          <w:tcPr/>
+          <w:p>
+            <w:pPr>
+              <w:pStyle w:val="Compact"/>
+              <w:jc w:val="left"/>
+            </w:pPr>
+            <w:r>
+              <w:t xml:space="preserve">−6.95 [−12.67, −1.24]</w:t>
+            </w:r>
+          </w:p>
+        </w:tc>
+        <w:tc>
+          <w:tcPr/>
+          <w:p>
+            <w:pPr>
+              <w:pStyle w:val="Compact"/>
+              <w:jc w:val="left"/>
+            </w:pPr>
+            <w:r>
+              <w:t xml:space="preserve">0.020</w:t>
+            </w:r>
+          </w:p>
+        </w:tc>
+        <w:tc>
+          <w:tcPr/>
+          <w:p>
+            <w:pPr>
+              <w:pStyle w:val="Compact"/>
+              <w:jc w:val="left"/>
+            </w:pPr>
+            <w:r>
+              <w:t xml:space="preserve">0.079</w:t>
+            </w:r>
+          </w:p>
+        </w:tc>
+        <w:tc>
+          <w:tcPr/>
+          <w:p>
+            <w:pPr>
+              <w:pStyle w:val="Compact"/>
+              <w:jc w:val="left"/>
+            </w:pPr>
+            <w:r>
+              <w:t xml:space="preserve">+2.64 [−2.25, 7.54]</w:t>
+            </w:r>
+          </w:p>
+        </w:tc>
+        <w:tc>
+          <w:tcPr/>
+          <w:p>
+            <w:pPr>
+              <w:pStyle w:val="Compact"/>
+              <w:jc w:val="left"/>
+            </w:pPr>
+            <w:r>
+              <w:t xml:space="preserve">0.272</w:t>
+            </w:r>
+          </w:p>
+        </w:tc>
+        <w:tc>
+          <w:tcPr/>
+          <w:p>
+            <w:pPr>
+              <w:pStyle w:val="Compact"/>
+              <w:jc w:val="left"/>
+            </w:pPr>
+            <w:r>
+              <w:t xml:space="preserve">0.815</w:t>
+            </w:r>
+          </w:p>
+        </w:tc>
+      </w:tr>
+    </w:tbl>
+    <w:bookmarkEnd w:id="41"/>
+    <w:bookmarkStart w:id="42" w:name="X2a77a5f1245177a4e936693c25309c6c9096a4a"/>
+    <w:p>
+      <w:pPr>
+        <w:pStyle w:val="Heading2"/>
+      </w:pPr>
+      <w:r>
+        <w:t xml:space="preserve">Table S16. Rerun agreement, model size and CPU latency</w:t>
+      </w:r>
+    </w:p>
+    <w:p>
+      <w:pPr>
+        <w:pStyle w:val="FirstParagraph"/>
+      </w:pPr>
+      <w:r>
+        <w:t xml:space="preserve">EfficientNet-B0 was retrained in the backbone experiment (same folds, seeds and schedule;</w:t>
+      </w:r>
+      <w:r>
+        <w:t xml:space="preserve"> </w:t>
+      </w:r>
+      <w:r>
+        <w:rPr>
+          <w:rStyle w:val="VerbatimChar"/>
+        </w:rPr>
+        <w:t xml:space="preserve">drop_last</w:t>
+      </w:r>
+      <w:r>
+        <w:t xml:space="preserve"> </w:t>
+      </w:r>
+      <w:r>
+        <w:t xml:space="preserve">in the training loader, as required by MobileNetV4). Its mean macro F1 was 66.65 % (video frames excluded) against 66.60 % in the first experiment; the mean absolute difference between matching runs was 3.02 points (correlation 0.93). On all test images the values were 75.19 % and 75.06 % (mean absolute difference 2.63 points).</w:t>
+      </w:r>
+    </w:p>
+    <w:tbl>
+      <w:tblPr>
+        <w:tblStyle w:val="Table"/>
+        <w:tblW w:type="pct" w:w="5000"/>
+        <w:tblLook w:firstRow="1" w:lastRow="0" w:firstColumn="0" w:lastColumn="0" w:noHBand="0" w:noVBand="0" w:val="0020"/>
+        <w:jc w:val="start"/>
+      </w:tblPr>
+      <w:tblGrid>
+        <w:gridCol w:w="2318"/>
+        <w:gridCol w:w="1159"/>
+        <w:gridCol w:w="1931"/>
+        <w:gridCol w:w="965"/>
+        <w:gridCol w:w="1545"/>
+      </w:tblGrid>
+      <w:tr>
+        <w:trPr>
+          <w:tblHeader w:val="true"/>
+        </w:trPr>
+        <w:tc>
+          <w:tcPr/>
+          <w:p>
+            <w:pPr>
+              <w:pStyle w:val="Compact"/>
+              <w:jc w:val="left"/>
+            </w:pPr>
+            <w:r>
+              <w:t xml:space="preserve">Backbone</w:t>
+            </w:r>
+          </w:p>
+        </w:tc>
+        <w:tc>
+          <w:tcPr/>
+          <w:p>
+            <w:pPr>
+              <w:pStyle w:val="Compact"/>
+              <w:jc w:val="left"/>
+            </w:pPr>
+            <w:r>
+              <w:t xml:space="preserve">Parameters (M)</w:t>
+            </w:r>
+          </w:p>
+        </w:tc>
+        <w:tc>
+          <w:tcPr/>
+          <w:p>
+            <w:pPr>
+              <w:pStyle w:val="Compact"/>
+              <w:jc w:val="left"/>
+            </w:pPr>
+            <w:r>
+              <w:t xml:space="preserve">CPU latency, 1 thread, median (ms)</w:t>
+            </w:r>
+          </w:p>
+        </w:tc>
+        <w:tc>
+          <w:tcPr/>
+          <w:p>
+            <w:pPr>
+              <w:pStyle w:val="Compact"/>
+              <w:jc w:val="left"/>
+            </w:pPr>
+            <w:r>
+              <w:t xml:space="preserve">p90 (ms)</w:t>
+            </w:r>
+          </w:p>
+        </w:tc>
+        <w:tc>
+          <w:tcPr/>
+          <w:p>
+            <w:pPr>
+              <w:pStyle w:val="Compact"/>
+              <w:jc w:val="left"/>
+            </w:pPr>
+            <w:r>
+              <w:t xml:space="preserve">Mean training time per run (min)</w:t>
+            </w:r>
+          </w:p>
+        </w:tc>
+      </w:tr>
+      <w:tr>
+        <w:tc>
+          <w:tcPr/>
+          <w:p>
+            <w:pPr>
+              <w:pStyle w:val="Compact"/>
+              <w:jc w:val="left"/>
+            </w:pPr>
+            <w:r>
+              <w:t xml:space="preserve">EfficientNet-B0</w:t>
+            </w:r>
+          </w:p>
+        </w:tc>
+        <w:tc>
+          <w:tcPr/>
+          <w:p>
+            <w:pPr>
+              <w:pStyle w:val="Compact"/>
+              <w:jc w:val="left"/>
+            </w:pPr>
+            <w:r>
+              <w:t xml:space="preserve">4.013</w:t>
+            </w:r>
+          </w:p>
+        </w:tc>
+        <w:tc>
+          <w:tcPr/>
+          <w:p>
+            <w:pPr>
+              <w:pStyle w:val="Compact"/>
+              <w:jc w:val="left"/>
+            </w:pPr>
+            <w:r>
+              <w:t xml:space="preserve">36.71</w:t>
+            </w:r>
+          </w:p>
+        </w:tc>
+        <w:tc>
+          <w:tcPr/>
+          <w:p>
+            <w:pPr>
+              <w:pStyle w:val="Compact"/>
+              <w:jc w:val="left"/>
+            </w:pPr>
+            <w:r>
+              <w:t xml:space="preserve">50.15</w:t>
+            </w:r>
+          </w:p>
+        </w:tc>
+        <w:tc>
+          <w:tcPr/>
+          <w:p>
+            <w:pPr>
+              <w:pStyle w:val="Compact"/>
+              <w:jc w:val="left"/>
+            </w:pPr>
+            <w:r>
+              <w:t xml:space="preserve">2.74</w:t>
+            </w:r>
+          </w:p>
+        </w:tc>
+      </w:tr>
+      <w:tr>
+        <w:tc>
+          <w:tcPr/>
+          <w:p>
+            <w:pPr>
+              <w:pStyle w:val="Compact"/>
+              <w:jc w:val="left"/>
+            </w:pPr>
+            <w:r>
+              <w:t xml:space="preserve">MobileNetV3-Large</w:t>
+            </w:r>
+          </w:p>
+        </w:tc>
+        <w:tc>
+          <w:tcPr/>
+          <w:p>
+            <w:pPr>
+              <w:pStyle w:val="Compact"/>
+              <w:jc w:val="left"/>
+            </w:pPr>
+            <w:r>
+              <w:t xml:space="preserve">4.207</w:t>
+            </w:r>
+          </w:p>
+        </w:tc>
+        <w:tc>
+          <w:tcPr/>
+          <w:p>
+            <w:pPr>
+              <w:pStyle w:val="Compact"/>
+              <w:jc w:val="left"/>
+            </w:pPr>
+            <w:r>
+              <w:t xml:space="preserve">29.05</w:t>
+            </w:r>
+          </w:p>
+        </w:tc>
+        <w:tc>
+          <w:tcPr/>
+          <w:p>
+            <w:pPr>
+              <w:pStyle w:val="Compact"/>
+              <w:jc w:val="left"/>
+            </w:pPr>
+            <w:r>
+              <w:t xml:space="preserve">32.63</w:t>
+            </w:r>
+          </w:p>
+        </w:tc>
+        <w:tc>
+          <w:tcPr/>
+          <w:p>
+            <w:pPr>
+              <w:pStyle w:val="Compact"/>
+              <w:jc w:val="left"/>
+            </w:pPr>
+            <w:r>
+              <w:t xml:space="preserve">2.65</w:t>
+            </w:r>
+          </w:p>
+        </w:tc>
+      </w:tr>
+      <w:tr>
+        <w:tc>
+          <w:tcPr/>
+          <w:p>
+            <w:pPr>
+              <w:pStyle w:val="Compact"/>
+              <w:jc w:val="left"/>
+            </w:pPr>
+            <w:r>
+              <w:t xml:space="preserve">MobileNetV4-Conv-Medium</w:t>
+            </w:r>
+          </w:p>
+        </w:tc>
+        <w:tc>
+          <w:tcPr/>
+          <w:p>
+            <w:pPr>
+              <w:pStyle w:val="Compact"/>
+              <w:jc w:val="left"/>
+            </w:pPr>
+            <w:r>
+              <w:t xml:space="preserve">8.440</w:t>
+            </w:r>
+          </w:p>
+        </w:tc>
+        <w:tc>
+          <w:tcPr/>
+          <w:p>
+            <w:pPr>
+              <w:pStyle w:val="Compact"/>
+              <w:jc w:val="left"/>
+            </w:pPr>
+            <w:r>
+              <w:t xml:space="preserve">43.25</w:t>
+            </w:r>
+          </w:p>
+        </w:tc>
+        <w:tc>
+          <w:tcPr/>
+          <w:p>
+            <w:pPr>
+              <w:pStyle w:val="Compact"/>
+              <w:jc w:val="left"/>
+            </w:pPr>
+            <w:r>
+              <w:t xml:space="preserve">68.56</w:t>
+            </w:r>
+          </w:p>
+        </w:tc>
+        <w:tc>
+          <w:tcPr/>
+          <w:p>
+            <w:pPr>
+              <w:pStyle w:val="Compact"/>
+              <w:jc w:val="left"/>
+            </w:pPr>
+            <w:r>
+              <w:t xml:space="preserve">2.72</w:t>
+            </w:r>
+          </w:p>
+        </w:tc>
+      </w:tr>
+      <w:tr>
+        <w:tc>
+          <w:tcPr/>
+          <w:p>
+            <w:pPr>
+              <w:pStyle w:val="Compact"/>
+              <w:jc w:val="left"/>
+            </w:pPr>
+            <w:r>
+              <w:t xml:space="preserve">ConvNeXt V2-Tiny</w:t>
+            </w:r>
+          </w:p>
+        </w:tc>
+        <w:tc>
+          <w:tcPr/>
+          <w:p>
+            <w:pPr>
+              <w:pStyle w:val="Compact"/>
+              <w:jc w:val="left"/>
+            </w:pPr>
+            <w:r>
+              <w:t xml:space="preserve">27.870</w:t>
+            </w:r>
+          </w:p>
+        </w:tc>
+        <w:tc>
+          <w:tcPr/>
+          <w:p>
+            <w:pPr>
+              <w:pStyle w:val="Compact"/>
+              <w:jc w:val="left"/>
+            </w:pPr>
+            <w:r>
+              <w:t xml:space="preserve">163.44</w:t>
+            </w:r>
+          </w:p>
+        </w:tc>
+        <w:tc>
+          <w:tcPr/>
+          <w:p>
+            <w:pPr>
+              <w:pStyle w:val="Compact"/>
+              <w:jc w:val="left"/>
+            </w:pPr>
+            <w:r>
+              <w:t xml:space="preserve">219.13</w:t>
+            </w:r>
+          </w:p>
+        </w:tc>
+        <w:tc>
+          <w:tcPr/>
+          <w:p>
+            <w:pPr>
+              <w:pStyle w:val="Compact"/>
+              <w:jc w:val="left"/>
+            </w:pPr>
+            <w:r>
+              <w:t xml:space="preserve">2.96</w:t>
+            </w:r>
+          </w:p>
+        </w:tc>
+      </w:tr>
+      <w:tr>
+        <w:tc>
+          <w:tcPr/>
+          <w:p>
+            <w:pPr>
+              <w:pStyle w:val="Compact"/>
+              <w:jc w:val="left"/>
+            </w:pPr>
+            <w:r>
+              <w:t xml:space="preserve">ViT-S/16</w:t>
+            </w:r>
+          </w:p>
+        </w:tc>
+        <w:tc>
+          <w:tcPr/>
+          <w:p>
+            <w:pPr>
+              <w:pStyle w:val="Compact"/>
+              <w:jc w:val="left"/>
+            </w:pPr>
+            <w:r>
+              <w:t xml:space="preserve">21.667</w:t>
+            </w:r>
+          </w:p>
+        </w:tc>
+        <w:tc>
+          <w:tcPr/>
+          <w:p>
+            <w:pPr>
+              <w:pStyle w:val="Compact"/>
+              <w:jc w:val="left"/>
+            </w:pPr>
+            <w:r>
+              <w:t xml:space="preserve">100.82</w:t>
+            </w:r>
+          </w:p>
+        </w:tc>
+        <w:tc>
+          <w:tcPr/>
+          <w:p>
+            <w:pPr>
+              <w:pStyle w:val="Compact"/>
+              <w:jc w:val="left"/>
+            </w:pPr>
+            <w:r>
+              <w:t xml:space="preserve">113.68</w:t>
+            </w:r>
+          </w:p>
+        </w:tc>
+        <w:tc>
+          <w:tcPr/>
+          <w:p>
+            <w:pPr>
+              <w:pStyle w:val="Compact"/>
+              <w:jc w:val="left"/>
+            </w:pPr>
+            <w:r>
+              <w:t xml:space="preserve">2.63</w:t>
+            </w:r>
+          </w:p>
+        </w:tc>
+      </w:tr>
+    </w:tbl>
+    <w:bookmarkEnd w:id="42"/>
+    <w:bookmarkStart w:id="43" w:name="X14ae777eec167e91fe92afdb9c2995f50af96aa"/>
+    <w:p>
+      <w:pPr>
+        <w:pStyle w:val="Heading2"/>
+      </w:pPr>
+      <w:r>
+        <w:t xml:space="preserve">Table S17. Sensitivity to the grouping of video frames: backbone comparison on test images whose video-linked group was not split</w:t>
+      </w:r>
+    </w:p>
+    <w:p>
+      <w:pPr>
+        <w:pStyle w:val="FirstParagraph"/>
+      </w:pPr>
+      <w:r>
+        <w:t xml:space="preserve">Mean test images per fold: 87.0. Corrected resampled</w:t>
+      </w:r>
+      <w:r>
+        <w:t xml:space="preserve"> </w:t>
+      </w:r>
+      <w:r>
+        <w:rPr>
+          <w:iCs/>
+          <w:i/>
+        </w:rPr>
+        <w:t xml:space="preserve">t</w:t>
+      </w:r>
+      <w:r>
+        <w:t xml:space="preserve">-test over 20 folds; Holm adjustment over the four comparisons.</w:t>
+      </w:r>
+    </w:p>
+    <w:tbl>
+      <w:tblPr>
+        <w:tblStyle w:val="Table"/>
+        <w:tblW w:type="pct" w:w="5000"/>
+        <w:tblLook w:firstRow="1" w:lastRow="0" w:firstColumn="0" w:lastColumn="0" w:noHBand="0" w:noVBand="0" w:val="0020"/>
+        <w:jc w:val="start"/>
+      </w:tblPr>
+      <w:tblGrid>
+        <w:gridCol w:w="2018"/>
+        <w:gridCol w:w="1397"/>
+        <w:gridCol w:w="2174"/>
+        <w:gridCol w:w="776"/>
+        <w:gridCol w:w="776"/>
+        <w:gridCol w:w="776"/>
+      </w:tblGrid>
+      <w:tr>
+        <w:trPr>
+          <w:tblHeader w:val="true"/>
+        </w:trPr>
+        <w:tc>
+          <w:tcPr/>
+          <w:p>
+            <w:pPr>
+              <w:pStyle w:val="Compact"/>
+              <w:jc w:val="left"/>
+            </w:pPr>
+            <w:r>
+              <w:t xml:space="preserve">Backbone</w:t>
+            </w:r>
+          </w:p>
+        </w:tc>
+        <w:tc>
+          <w:tcPr/>
+          <w:p>
+            <w:pPr>
+              <w:pStyle w:val="Compact"/>
+              <w:jc w:val="left"/>
+            </w:pPr>
+            <w:r>
+              <w:t xml:space="preserve">Macro F1 (%), mean ± SD</w:t>
+            </w:r>
+          </w:p>
+        </w:tc>
+        <w:tc>
+          <w:tcPr/>
+          <w:p>
+            <w:pPr>
+              <w:pStyle w:val="Compact"/>
+              <w:jc w:val="left"/>
+            </w:pPr>
+            <w:r>
+              <w:t xml:space="preserve">Difference from EfficientNet-B0 (pp) [95% CI]</w:t>
+            </w:r>
+          </w:p>
+        </w:tc>
+        <w:tc>
+          <w:tcPr/>
+          <w:p>
+            <w:pPr>
+              <w:pStyle w:val="Compact"/>
+              <w:jc w:val="left"/>
+            </w:pPr>
+            <w:r>
+              <w:rPr>
+                <w:iCs/>
+                <w:i/>
+              </w:rPr>
+              <w:t xml:space="preserve">p</w:t>
+            </w:r>
+            <w:r>
+              <w:t xml:space="preserve">, corrected</w:t>
+            </w:r>
+          </w:p>
+        </w:tc>
+        <w:tc>
+          <w:tcPr/>
+          <w:p>
+            <w:pPr>
+              <w:pStyle w:val="Compact"/>
+              <w:jc w:val="left"/>
+            </w:pPr>
+            <w:r>
+              <w:rPr>
+                <w:iCs/>
+                <w:i/>
+              </w:rPr>
+              <w:t xml:space="preserve">p</w:t>
+            </w:r>
+            <w:r>
+              <w:t xml:space="preserve">, Holm</w:t>
+            </w:r>
+          </w:p>
+        </w:tc>
+        <w:tc>
+          <w:tcPr/>
+          <w:p>
+            <w:pPr>
+              <w:pStyle w:val="Compact"/>
+              <w:jc w:val="left"/>
+            </w:pPr>
+            <w:r>
+              <w:t xml:space="preserve">Folds higher</w:t>
+            </w:r>
+          </w:p>
+        </w:tc>
+      </w:tr>
+      <w:tr>
+        <w:tc>
+          <w:tcPr/>
+          <w:p>
+            <w:pPr>
+              <w:pStyle w:val="Compact"/>
+              <w:jc w:val="left"/>
+            </w:pPr>
+            <w:r>
+              <w:t xml:space="preserve">EfficientNet-B0</w:t>
+            </w:r>
+          </w:p>
+        </w:tc>
+        <w:tc>
+          <w:tcPr/>
+          <w:p>
+            <w:pPr>
+              <w:pStyle w:val="Compact"/>
+              <w:jc w:val="left"/>
+            </w:pPr>
+            <w:r>
+              <w:t xml:space="preserve">67.00 ± 13.29</w:t>
+            </w:r>
+          </w:p>
+        </w:tc>
+        <w:tc>
+          <w:tcPr/>
+          <w:p>
+            <w:pPr>
+              <w:pStyle w:val="Compact"/>
+              <w:jc w:val="left"/>
+            </w:pPr>
+            <w:r>
+              <w:t xml:space="preserve">–</w:t>
+            </w:r>
+          </w:p>
+        </w:tc>
+        <w:tc>
+          <w:tcPr/>
+          <w:p>
+            <w:pPr>
+              <w:pStyle w:val="Compact"/>
+              <w:jc w:val="left"/>
+            </w:pPr>
+            <w:r>
+              <w:t xml:space="preserve">–</w:t>
+            </w:r>
+          </w:p>
+        </w:tc>
+        <w:tc>
+          <w:tcPr/>
+          <w:p>
+            <w:pPr>
+              <w:pStyle w:val="Compact"/>
+              <w:jc w:val="left"/>
+            </w:pPr>
+            <w:r>
+              <w:t xml:space="preserve">–</w:t>
+            </w:r>
+          </w:p>
+        </w:tc>
+        <w:tc>
+          <w:tcPr/>
+          <w:p>
+            <w:pPr>
+              <w:pStyle w:val="Compact"/>
+              <w:jc w:val="left"/>
+            </w:pPr>
+            <w:r>
+              <w:t xml:space="preserve">–</w:t>
+            </w:r>
+          </w:p>
+        </w:tc>
+      </w:tr>
+      <w:tr>
+        <w:tc>
+          <w:tcPr/>
+          <w:p>
+            <w:pPr>
+              <w:pStyle w:val="Compact"/>
+              <w:jc w:val="left"/>
+            </w:pPr>
+            <w:r>
+              <w:t xml:space="preserve">MobileNetV3-Large</w:t>
+            </w:r>
+          </w:p>
+        </w:tc>
+        <w:tc>
+          <w:tcPr/>
+          <w:p>
+            <w:pPr>
+              <w:pStyle w:val="Compact"/>
+              <w:jc w:val="left"/>
+            </w:pPr>
+            <w:r>
+              <w:t xml:space="preserve">63.25 ± 12.51</w:t>
+            </w:r>
+          </w:p>
+        </w:tc>
+        <w:tc>
+          <w:tcPr/>
+          <w:p>
+            <w:pPr>
+              <w:pStyle w:val="Compact"/>
+              <w:jc w:val="left"/>
+            </w:pPr>
+            <w:r>
+              <w:t xml:space="preserve">−3.74 [−13.10, 5.61]</w:t>
+            </w:r>
+          </w:p>
+        </w:tc>
+        <w:tc>
+          <w:tcPr/>
+          <w:p>
+            <w:pPr>
+              <w:pStyle w:val="Compact"/>
+              <w:jc w:val="left"/>
+            </w:pPr>
+            <w:r>
+              <w:t xml:space="preserve">0.413</w:t>
+            </w:r>
+          </w:p>
+        </w:tc>
+        <w:tc>
+          <w:tcPr/>
+          <w:p>
+            <w:pPr>
+              <w:pStyle w:val="Compact"/>
+              <w:jc w:val="left"/>
+            </w:pPr>
+            <w:r>
+              <w:t xml:space="preserve">0.413</w:t>
+            </w:r>
+          </w:p>
+        </w:tc>
+        <w:tc>
+          <w:tcPr/>
+          <w:p>
+            <w:pPr>
+              <w:pStyle w:val="Compact"/>
+              <w:jc w:val="left"/>
+            </w:pPr>
+            <w:r>
+              <w:t xml:space="preserve">6/20</w:t>
+            </w:r>
+          </w:p>
+        </w:tc>
+      </w:tr>
+      <w:tr>
+        <w:tc>
+          <w:tcPr/>
+          <w:p>
+            <w:pPr>
+              <w:pStyle w:val="Compact"/>
+              <w:jc w:val="left"/>
+            </w:pPr>
+            <w:r>
+              <w:t xml:space="preserve">MobileNetV4-Conv-Medium</w:t>
+            </w:r>
+          </w:p>
+        </w:tc>
+        <w:tc>
+          <w:tcPr/>
+          <w:p>
+            <w:pPr>
+              <w:pStyle w:val="Compact"/>
+              <w:jc w:val="left"/>
+            </w:pPr>
+            <w:r>
+              <w:t xml:space="preserve">56.87 ± 14.10</w:t>
+            </w:r>
+          </w:p>
+        </w:tc>
+        <w:tc>
+          <w:tcPr/>
+          <w:p>
+            <w:pPr>
+              <w:pStyle w:val="Compact"/>
+              <w:jc w:val="left"/>
+            </w:pPr>
+            <w:r>
+              <w:t xml:space="preserve">−10.13 [−21.07, 0.81]</w:t>
+            </w:r>
+          </w:p>
+        </w:tc>
+        <w:tc>
+          <w:tcPr/>
+          <w:p>
+            <w:pPr>
+              <w:pStyle w:val="Compact"/>
+              <w:jc w:val="left"/>
+            </w:pPr>
+            <w:r>
+              <w:t xml:space="preserve">0.068</w:t>
+            </w:r>
+          </w:p>
+        </w:tc>
+        <w:tc>
+          <w:tcPr/>
+          <w:p>
+            <w:pPr>
+              <w:pStyle w:val="Compact"/>
+              <w:jc w:val="left"/>
+            </w:pPr>
+            <w:r>
+              <w:t xml:space="preserve">0.149</w:t>
+            </w:r>
+          </w:p>
+        </w:tc>
+        <w:tc>
+          <w:tcPr/>
+          <w:p>
+            <w:pPr>
+              <w:pStyle w:val="Compact"/>
+              <w:jc w:val="left"/>
+            </w:pPr>
+            <w:r>
+              <w:t xml:space="preserve">3/20</w:t>
+            </w:r>
+          </w:p>
+        </w:tc>
+      </w:tr>
+      <w:tr>
+        <w:tc>
+          <w:tcPr/>
+          <w:p>
+            <w:pPr>
+              <w:pStyle w:val="Compact"/>
+              <w:jc w:val="left"/>
+            </w:pPr>
+            <w:r>
+              <w:t xml:space="preserve">ConvNeXt V2-Tiny</w:t>
+            </w:r>
+          </w:p>
+        </w:tc>
+        <w:tc>
+          <w:tcPr/>
+          <w:p>
+            <w:pPr>
+              <w:pStyle w:val="Compact"/>
+              <w:jc w:val="left"/>
+            </w:pPr>
+            <w:r>
+              <w:t xml:space="preserve">74.04 ± 13.94</w:t>
+            </w:r>
+          </w:p>
+        </w:tc>
+        <w:tc>
+          <w:tcPr/>
+          <w:p>
+            <w:pPr>
+              <w:pStyle w:val="Compact"/>
+              <w:jc w:val="left"/>
+            </w:pPr>
+            <w:r>
+              <w:t xml:space="preserve">+7.04 [0.68, 13.40]</w:t>
+            </w:r>
+          </w:p>
+        </w:tc>
+        <w:tc>
+          <w:tcPr/>
+          <w:p>
+            <w:pPr>
+              <w:pStyle w:val="Compact"/>
+              <w:jc w:val="left"/>
+            </w:pPr>
+            <w:r>
+              <w:t xml:space="preserve">0.032</w:t>
+            </w:r>
+          </w:p>
+        </w:tc>
+        <w:tc>
+          <w:tcPr/>
+          <w:p>
+            <w:pPr>
+              <w:pStyle w:val="Compact"/>
+              <w:jc w:val="left"/>
+            </w:pPr>
+            <w:r>
+              <w:t xml:space="preserve">0.127</w:t>
+            </w:r>
+          </w:p>
+        </w:tc>
+        <w:tc>
+          <w:tcPr/>
+          <w:p>
+            <w:pPr>
+              <w:pStyle w:val="Compact"/>
+              <w:jc w:val="left"/>
+            </w:pPr>
+            <w:r>
+              <w:t xml:space="preserve">18/20</w:t>
+            </w:r>
+          </w:p>
+        </w:tc>
+      </w:tr>
+      <w:tr>
+        <w:tc>
+          <w:tcPr/>
+          <w:p>
+            <w:pPr>
+              <w:pStyle w:val="Compact"/>
+              <w:jc w:val="left"/>
+            </w:pPr>
+            <w:r>
+              <w:t xml:space="preserve">ViT-S/16</w:t>
+            </w:r>
+          </w:p>
+        </w:tc>
+        <w:tc>
+          <w:tcPr/>
+          <w:p>
+            <w:pPr>
+              <w:pStyle w:val="Compact"/>
+              <w:jc w:val="left"/>
+            </w:pPr>
+            <w:r>
+              <w:t xml:space="preserve">73.82 ± 14.15</w:t>
+            </w:r>
+          </w:p>
+        </w:tc>
+        <w:tc>
+          <w:tcPr/>
+          <w:p>
+            <w:pPr>
+              <w:pStyle w:val="Compact"/>
+              <w:jc w:val="left"/>
+            </w:pPr>
+            <w:r>
+              <w:t xml:space="preserve">+6.82 [0.01, 13.64]</w:t>
+            </w:r>
+          </w:p>
+        </w:tc>
+        <w:tc>
+          <w:tcPr/>
+          <w:p>
+            <w:pPr>
+              <w:pStyle w:val="Compact"/>
+              <w:jc w:val="left"/>
+            </w:pPr>
+            <w:r>
+              <w:t xml:space="preserve">0.050</w:t>
+            </w:r>
+          </w:p>
+        </w:tc>
+        <w:tc>
+          <w:tcPr/>
+          <w:p>
+            <w:pPr>
+              <w:pStyle w:val="Compact"/>
+              <w:jc w:val="left"/>
+            </w:pPr>
+            <w:r>
+              <w:t xml:space="preserve">0.149</w:t>
+            </w:r>
+          </w:p>
+        </w:tc>
+        <w:tc>
+          <w:tcPr/>
+          <w:p>
+            <w:pPr>
+              <w:pStyle w:val="Compact"/>
+              <w:jc w:val="left"/>
+            </w:pPr>
+            <w:r>
+              <w:t xml:space="preserve">18/20</w:t>
+            </w:r>
+          </w:p>
+        </w:tc>
+      </w:tr>
+    </w:tbl>
+    <w:bookmarkEnd w:id="43"/>
+    <w:bookmarkStart w:id="44" w:name="Xbe856c91488c69b0b010c83637530e1baf69bdf"/>
+    <w:p>
+      <w:pPr>
+        <w:pStyle w:val="Heading2"/>
+      </w:pPr>
+      <w:r>
+        <w:t xml:space="preserve">Table S18. Optimism of the inner-validation images used for the referral threshold (video frames excluded)</w:t>
+      </w:r>
+    </w:p>
+    <w:p>
+      <w:pPr>
+        <w:pStyle w:val="FirstParagraph"/>
+      </w:pPr>
+      <w:r>
+        <w:t xml:space="preserve">Mean accuracy without any referral on the validation images and on the test folds (means of per-run values), and the number of runs (of 40) in which the validation accuracy was already at or above the target.</w:t>
+      </w:r>
+    </w:p>
+    <w:tbl>
+      <w:tblPr>
+        <w:tblStyle w:val="Table"/>
+        <w:tblW w:type="pct" w:w="5000"/>
+        <w:tblLook w:firstRow="1" w:lastRow="0" w:firstColumn="0" w:lastColumn="0" w:noHBand="0" w:noVBand="0" w:val="0020"/>
+        <w:jc w:val="start"/>
+      </w:tblPr>
+      <w:tblGrid>
+        <w:gridCol w:w="2238"/>
+        <w:gridCol w:w="1377"/>
+        <w:gridCol w:w="1205"/>
+        <w:gridCol w:w="1549"/>
+        <w:gridCol w:w="1549"/>
+      </w:tblGrid>
+      <w:tr>
+        <w:trPr>
+          <w:tblHeader w:val="true"/>
+        </w:trPr>
+        <w:tc>
+          <w:tcPr/>
+          <w:p>
+            <w:pPr>
+              <w:pStyle w:val="Compact"/>
+              <w:jc w:val="left"/>
+            </w:pPr>
+            <w:r>
+              <w:t xml:space="preserve">Backbone</w:t>
+            </w:r>
+          </w:p>
+        </w:tc>
+        <w:tc>
+          <w:tcPr/>
+          <w:p>
+            <w:pPr>
+              <w:pStyle w:val="Compact"/>
+              <w:jc w:val="left"/>
+            </w:pPr>
+            <w:r>
+              <w:t xml:space="preserve">Validation accuracy (%)</w:t>
+            </w:r>
+          </w:p>
+        </w:tc>
+        <w:tc>
+          <w:tcPr/>
+          <w:p>
+            <w:pPr>
+              <w:pStyle w:val="Compact"/>
+              <w:jc w:val="left"/>
+            </w:pPr>
+            <w:r>
+              <w:t xml:space="preserve">Test accuracy (%)</w:t>
+            </w:r>
+          </w:p>
+        </w:tc>
+        <w:tc>
+          <w:tcPr/>
+          <w:p>
+            <w:pPr>
+              <w:pStyle w:val="Compact"/>
+              <w:jc w:val="left"/>
+            </w:pPr>
+            <w:r>
+              <w:t xml:space="preserve">Runs with validation accuracy ≥ 90 %</w:t>
+            </w:r>
+          </w:p>
+        </w:tc>
+        <w:tc>
+          <w:tcPr/>
+          <w:p>
+            <w:pPr>
+              <w:pStyle w:val="Compact"/>
+              <w:jc w:val="left"/>
+            </w:pPr>
+            <w:r>
+              <w:t xml:space="preserve">Runs with validation accuracy ≥ 95 %</w:t>
+            </w:r>
+          </w:p>
+        </w:tc>
+      </w:tr>
+      <w:tr>
+        <w:tc>
+          <w:tcPr/>
+          <w:p>
+            <w:pPr>
+              <w:pStyle w:val="Compact"/>
+              <w:jc w:val="left"/>
+            </w:pPr>
+            <w:r>
+              <w:t xml:space="preserve">EfficientNet-B0</w:t>
+            </w:r>
+          </w:p>
+        </w:tc>
+        <w:tc>
+          <w:tcPr/>
+          <w:p>
+            <w:pPr>
+              <w:pStyle w:val="Compact"/>
+              <w:jc w:val="left"/>
+            </w:pPr>
+            <w:r>
+              <w:t xml:space="preserve">81.0</w:t>
+            </w:r>
+          </w:p>
+        </w:tc>
+        <w:tc>
+          <w:tcPr/>
+          <w:p>
+            <w:pPr>
+              <w:pStyle w:val="Compact"/>
+              <w:jc w:val="left"/>
+            </w:pPr>
+            <w:r>
+              <w:t xml:space="preserve">72.8</w:t>
+            </w:r>
+          </w:p>
+        </w:tc>
+        <w:tc>
+          <w:tcPr/>
+          <w:p>
+            <w:pPr>
+              <w:pStyle w:val="Compact"/>
+              <w:jc w:val="left"/>
+            </w:pPr>
+            <w:r>
+              <w:t xml:space="preserve">16</w:t>
+            </w:r>
+          </w:p>
+        </w:tc>
+        <w:tc>
+          <w:tcPr/>
+          <w:p>
+            <w:pPr>
+              <w:pStyle w:val="Compact"/>
+              <w:jc w:val="left"/>
+            </w:pPr>
+            <w:r>
+              <w:t xml:space="preserve">11</w:t>
+            </w:r>
+          </w:p>
+        </w:tc>
+      </w:tr>
+      <w:tr>
+        <w:tc>
+          <w:tcPr/>
+          <w:p>
+            <w:pPr>
+              <w:pStyle w:val="Compact"/>
+              <w:jc w:val="left"/>
+            </w:pPr>
+            <w:r>
+              <w:t xml:space="preserve">MobileNetV3-Large</w:t>
+            </w:r>
+          </w:p>
+        </w:tc>
+        <w:tc>
+          <w:tcPr/>
+          <w:p>
+            <w:pPr>
+              <w:pStyle w:val="Compact"/>
+              <w:jc w:val="left"/>
+            </w:pPr>
+            <w:r>
+              <w:t xml:space="preserve">77.7</w:t>
+            </w:r>
+          </w:p>
+        </w:tc>
+        <w:tc>
+          <w:tcPr/>
+          <w:p>
+            <w:pPr>
+              <w:pStyle w:val="Compact"/>
+              <w:jc w:val="left"/>
+            </w:pPr>
+            <w:r>
+              <w:t xml:space="preserve">72.1</w:t>
+            </w:r>
+          </w:p>
+        </w:tc>
+        <w:tc>
+          <w:tcPr/>
+          <w:p>
+            <w:pPr>
+              <w:pStyle w:val="Compact"/>
+              <w:jc w:val="left"/>
+            </w:pPr>
+            <w:r>
+              <w:t xml:space="preserve">11</w:t>
+            </w:r>
+          </w:p>
+        </w:tc>
+        <w:tc>
+          <w:tcPr/>
+          <w:p>
+            <w:pPr>
+              <w:pStyle w:val="Compact"/>
+              <w:jc w:val="left"/>
+            </w:pPr>
+            <w:r>
+              <w:t xml:space="preserve">4</w:t>
+            </w:r>
+          </w:p>
+        </w:tc>
+      </w:tr>
+      <w:tr>
+        <w:tc>
+          <w:tcPr/>
+          <w:p>
+            <w:pPr>
+              <w:pStyle w:val="Compact"/>
+              <w:jc w:val="left"/>
+            </w:pPr>
+            <w:r>
+              <w:t xml:space="preserve">MobileNetV4-Conv-Medium</w:t>
+            </w:r>
+          </w:p>
+        </w:tc>
+        <w:tc>
+          <w:tcPr/>
+          <w:p>
+            <w:pPr>
+              <w:pStyle w:val="Compact"/>
+              <w:jc w:val="left"/>
+            </w:pPr>
+            <w:r>
+              <w:t xml:space="preserve">79.8</w:t>
+            </w:r>
+          </w:p>
+        </w:tc>
+        <w:tc>
+          <w:tcPr/>
+          <w:p>
+            <w:pPr>
+              <w:pStyle w:val="Compact"/>
+              <w:jc w:val="left"/>
+            </w:pPr>
+            <w:r>
+              <w:t xml:space="preserve">66.5</w:t>
+            </w:r>
+          </w:p>
+        </w:tc>
+        <w:tc>
+          <w:tcPr/>
+          <w:p>
+            <w:pPr>
+              <w:pStyle w:val="Compact"/>
+              <w:jc w:val="left"/>
+            </w:pPr>
+            <w:r>
+              <w:t xml:space="preserve">11</w:t>
+            </w:r>
+          </w:p>
+        </w:tc>
+        <w:tc>
+          <w:tcPr/>
+          <w:p>
+            <w:pPr>
+              <w:pStyle w:val="Compact"/>
+              <w:jc w:val="left"/>
+            </w:pPr>
+            <w:r>
+              <w:t xml:space="preserve">5</w:t>
+            </w:r>
+          </w:p>
+        </w:tc>
+      </w:tr>
+      <w:tr>
+        <w:tc>
+          <w:tcPr/>
+          <w:p>
+            <w:pPr>
+              <w:pStyle w:val="Compact"/>
+              <w:jc w:val="left"/>
+            </w:pPr>
+            <w:r>
+              <w:t xml:space="preserve">ConvNeXt V2-Tiny</w:t>
+            </w:r>
+          </w:p>
+        </w:tc>
+        <w:tc>
+          <w:tcPr/>
+          <w:p>
+            <w:pPr>
+              <w:pStyle w:val="Compact"/>
+              <w:jc w:val="left"/>
+            </w:pPr>
+            <w:r>
+              <w:t xml:space="preserve">93.2</w:t>
+            </w:r>
+          </w:p>
+        </w:tc>
+        <w:tc>
+          <w:tcPr/>
+          <w:p>
+            <w:pPr>
+              <w:pStyle w:val="Compact"/>
+              <w:jc w:val="left"/>
+            </w:pPr>
+            <w:r>
+              <w:t xml:space="preserve">82.9</w:t>
+            </w:r>
+          </w:p>
+        </w:tc>
+        <w:tc>
+          <w:tcPr/>
+          <w:p>
+            <w:pPr>
+              <w:pStyle w:val="Compact"/>
+              <w:jc w:val="left"/>
+            </w:pPr>
+            <w:r>
+              <w:t xml:space="preserve">32</w:t>
+            </w:r>
+          </w:p>
+        </w:tc>
+        <w:tc>
+          <w:tcPr/>
+          <w:p>
+            <w:pPr>
+              <w:pStyle w:val="Compact"/>
+              <w:jc w:val="left"/>
+            </w:pPr>
+            <w:r>
+              <w:t xml:space="preserve">25</w:t>
+            </w:r>
+          </w:p>
+        </w:tc>
+      </w:tr>
+      <w:tr>
+        <w:tc>
+          <w:tcPr/>
+          <w:p>
+            <w:pPr>
+              <w:pStyle w:val="Compact"/>
+              <w:jc w:val="left"/>
+            </w:pPr>
+            <w:r>
+              <w:t xml:space="preserve">ViT-S/16</w:t>
+            </w:r>
+          </w:p>
+        </w:tc>
+        <w:tc>
+          <w:tcPr/>
+          <w:p>
+            <w:pPr>
+              <w:pStyle w:val="Compact"/>
+              <w:jc w:val="left"/>
+            </w:pPr>
+            <w:r>
+              <w:t xml:space="preserve">91.9</w:t>
+            </w:r>
+          </w:p>
+        </w:tc>
+        <w:tc>
+          <w:tcPr/>
+          <w:p>
+            <w:pPr>
+              <w:pStyle w:val="Compact"/>
+              <w:jc w:val="left"/>
+            </w:pPr>
+            <w:r>
+              <w:t xml:space="preserve">82.3</w:t>
+            </w:r>
+          </w:p>
+        </w:tc>
+        <w:tc>
+          <w:tcPr/>
+          <w:p>
+            <w:pPr>
+              <w:pStyle w:val="Compact"/>
+              <w:jc w:val="left"/>
+            </w:pPr>
+            <w:r>
+              <w:t xml:space="preserve">29</w:t>
+            </w:r>
+          </w:p>
+        </w:tc>
+        <w:tc>
+          <w:tcPr/>
+          <w:p>
+            <w:pPr>
+              <w:pStyle w:val="Compact"/>
+              <w:jc w:val="left"/>
+            </w:pPr>
+            <w:r>
+              <w:t xml:space="preserve">18</w:t>
+            </w:r>
+          </w:p>
+        </w:tc>
+      </w:tr>
+    </w:tbl>
+    <w:bookmarkEnd w:id="44"/>
     <w:sectPr/>
   </w:body>
 </w:document>

--- a/paper/supplementary.docx
+++ b/paper/supplementary.docx
@@ -17206,6 +17206,2801 @@
       </w:tr>
     </w:tbl>
     <w:bookmarkEnd w:id="44"/>
+    <w:bookmarkStart w:id="45" w:name="Xd36d6ae493914c41abb4569358dbf10ed176bc5"/>
+    <w:p>
+      <w:pPr>
+        <w:pStyle w:val="Heading2"/>
+      </w:pPr>
+      <w:r>
+        <w:t xml:space="preserve">Table S19. Absolute and referral results on the strict subset (test and validation images whose video-linked group lies entirely inside the evaluated subset)</w:t>
+      </w:r>
+    </w:p>
+    <w:p>
+      <w:pPr>
+        <w:pStyle w:val="FirstParagraph"/>
+      </w:pPr>
+      <w:r>
+        <w:t xml:space="preserve">Mean test images per run 87.0 (primary scoring: 121.8); mean validation images per run 34.2 (primary scoring: 34.8). This subset contains 1.4 %</w:t>
+      </w:r>
+      <w:r>
+        <w:t xml:space="preserve"> </w:t>
+      </w:r>
+      <w:r>
+        <w:rPr>
+          <w:iCs/>
+          <w:i/>
+        </w:rPr>
+        <w:t xml:space="preserve">Phomopsis</w:t>
+      </w:r>
+      <w:r>
+        <w:t xml:space="preserve"> </w:t>
+      </w:r>
+      <w:r>
+        <w:t xml:space="preserve">images against 19.3 % in the primary scoring, so it is cleaner but easier and is not a corrected estimate. Means over 40 runs; decided = images whose confidence reached the threshold chosen on the validation images.</w:t>
+      </w:r>
+    </w:p>
+    <w:tbl>
+      <w:tblPr>
+        <w:tblStyle w:val="Table"/>
+        <w:tblW w:type="pct" w:w="5000"/>
+        <w:tblLook w:firstRow="1" w:lastRow="0" w:firstColumn="0" w:lastColumn="0" w:noHBand="0" w:noVBand="0" w:val="0020"/>
+        <w:jc w:val="start"/>
+      </w:tblPr>
+      <w:tblGrid>
+        <w:gridCol w:w="1377"/>
+        <w:gridCol w:w="550"/>
+        <w:gridCol w:w="550"/>
+        <w:gridCol w:w="413"/>
+        <w:gridCol w:w="482"/>
+        <w:gridCol w:w="688"/>
+        <w:gridCol w:w="688"/>
+        <w:gridCol w:w="688"/>
+        <w:gridCol w:w="550"/>
+        <w:gridCol w:w="688"/>
+        <w:gridCol w:w="688"/>
+        <w:gridCol w:w="550"/>
+      </w:tblGrid>
+      <w:tr>
+        <w:trPr>
+          <w:tblHeader w:val="true"/>
+        </w:trPr>
+        <w:tc>
+          <w:tcPr/>
+          <w:p>
+            <w:pPr>
+              <w:pStyle w:val="Compact"/>
+              <w:jc w:val="left"/>
+            </w:pPr>
+            <w:r>
+              <w:t xml:space="preserve">Backbone</w:t>
+            </w:r>
+          </w:p>
+        </w:tc>
+        <w:tc>
+          <w:tcPr/>
+          <w:p>
+            <w:pPr>
+              <w:pStyle w:val="Compact"/>
+              <w:jc w:val="left"/>
+            </w:pPr>
+            <w:r>
+              <w:t xml:space="preserve">Macro F1 (%)</w:t>
+            </w:r>
+          </w:p>
+        </w:tc>
+        <w:tc>
+          <w:tcPr/>
+          <w:p>
+            <w:pPr>
+              <w:pStyle w:val="Compact"/>
+              <w:jc w:val="left"/>
+            </w:pPr>
+            <w:r>
+              <w:t xml:space="preserve">Accuracy (%)</w:t>
+            </w:r>
+          </w:p>
+        </w:tc>
+        <w:tc>
+          <w:tcPr/>
+          <w:p>
+            <w:pPr>
+              <w:pStyle w:val="Compact"/>
+              <w:jc w:val="left"/>
+            </w:pPr>
+            <w:r>
+              <w:t xml:space="preserve">AURC</w:t>
+            </w:r>
+          </w:p>
+        </w:tc>
+        <w:tc>
+          <w:tcPr/>
+          <w:p>
+            <w:pPr>
+              <w:pStyle w:val="Compact"/>
+              <w:jc w:val="left"/>
+            </w:pPr>
+            <w:r>
+              <w:t xml:space="preserve">Top-2 (%)</w:t>
+            </w:r>
+          </w:p>
+        </w:tc>
+        <w:tc>
+          <w:tcPr/>
+          <w:p>
+            <w:pPr>
+              <w:pStyle w:val="Compact"/>
+              <w:jc w:val="left"/>
+            </w:pPr>
+            <w:r>
+              <w:t xml:space="preserve">Accuracy at 70 % coverage (%)</w:t>
+            </w:r>
+          </w:p>
+        </w:tc>
+        <w:tc>
+          <w:tcPr/>
+          <w:p>
+            <w:pPr>
+              <w:pStyle w:val="Compact"/>
+              <w:jc w:val="left"/>
+            </w:pPr>
+            <w:r>
+              <w:t xml:space="preserve">Decided, 90 % target (%)</w:t>
+            </w:r>
+          </w:p>
+        </w:tc>
+        <w:tc>
+          <w:tcPr/>
+          <w:p>
+            <w:pPr>
+              <w:pStyle w:val="Compact"/>
+              <w:jc w:val="left"/>
+            </w:pPr>
+            <w:r>
+              <w:t xml:space="preserve">Accuracy on decided (%)</w:t>
+            </w:r>
+          </w:p>
+        </w:tc>
+        <w:tc>
+          <w:tcPr/>
+          <w:p>
+            <w:pPr>
+              <w:pStyle w:val="Compact"/>
+              <w:jc w:val="left"/>
+            </w:pPr>
+            <w:r>
+              <w:t xml:space="preserve">Runs below 90 %</w:t>
+            </w:r>
+          </w:p>
+        </w:tc>
+        <w:tc>
+          <w:tcPr/>
+          <w:p>
+            <w:pPr>
+              <w:pStyle w:val="Compact"/>
+              <w:jc w:val="left"/>
+            </w:pPr>
+            <w:r>
+              <w:t xml:space="preserve">Decided, 95 % target (%)</w:t>
+            </w:r>
+          </w:p>
+        </w:tc>
+        <w:tc>
+          <w:tcPr/>
+          <w:p>
+            <w:pPr>
+              <w:pStyle w:val="Compact"/>
+              <w:jc w:val="left"/>
+            </w:pPr>
+            <w:r>
+              <w:t xml:space="preserve">Accuracy on decided (%)</w:t>
+            </w:r>
+          </w:p>
+        </w:tc>
+        <w:tc>
+          <w:tcPr/>
+          <w:p>
+            <w:pPr>
+              <w:pStyle w:val="Compact"/>
+              <w:jc w:val="left"/>
+            </w:pPr>
+            <w:r>
+              <w:t xml:space="preserve">Runs below 95 %</w:t>
+            </w:r>
+          </w:p>
+        </w:tc>
+      </w:tr>
+      <w:tr>
+        <w:tc>
+          <w:tcPr/>
+          <w:p>
+            <w:pPr>
+              <w:pStyle w:val="Compact"/>
+              <w:jc w:val="left"/>
+            </w:pPr>
+            <w:r>
+              <w:t xml:space="preserve">EfficientNet-B0</w:t>
+            </w:r>
+          </w:p>
+        </w:tc>
+        <w:tc>
+          <w:tcPr/>
+          <w:p>
+            <w:pPr>
+              <w:pStyle w:val="Compact"/>
+              <w:jc w:val="left"/>
+            </w:pPr>
+            <w:r>
+              <w:t xml:space="preserve">67.0</w:t>
+            </w:r>
+          </w:p>
+        </w:tc>
+        <w:tc>
+          <w:tcPr/>
+          <w:p>
+            <w:pPr>
+              <w:pStyle w:val="Compact"/>
+              <w:jc w:val="left"/>
+            </w:pPr>
+            <w:r>
+              <w:t xml:space="preserve">77.0</w:t>
+            </w:r>
+          </w:p>
+        </w:tc>
+        <w:tc>
+          <w:tcPr/>
+          <w:p>
+            <w:pPr>
+              <w:pStyle w:val="Compact"/>
+              <w:jc w:val="left"/>
+            </w:pPr>
+            <w:r>
+              <w:t xml:space="preserve">10.57</w:t>
+            </w:r>
+          </w:p>
+        </w:tc>
+        <w:tc>
+          <w:tcPr/>
+          <w:p>
+            <w:pPr>
+              <w:pStyle w:val="Compact"/>
+              <w:jc w:val="left"/>
+            </w:pPr>
+            <w:r>
+              <w:t xml:space="preserve">95.5</w:t>
+            </w:r>
+          </w:p>
+        </w:tc>
+        <w:tc>
+          <w:tcPr/>
+          <w:p>
+            <w:pPr>
+              <w:pStyle w:val="Compact"/>
+              <w:jc w:val="left"/>
+            </w:pPr>
+            <w:r>
+              <w:t xml:space="preserve">84.9</w:t>
+            </w:r>
+          </w:p>
+        </w:tc>
+        <w:tc>
+          <w:tcPr/>
+          <w:p>
+            <w:pPr>
+              <w:pStyle w:val="Compact"/>
+              <w:jc w:val="left"/>
+            </w:pPr>
+            <w:r>
+              <w:t xml:space="preserve">69.3</w:t>
+            </w:r>
+          </w:p>
+        </w:tc>
+        <w:tc>
+          <w:tcPr/>
+          <w:p>
+            <w:pPr>
+              <w:pStyle w:val="Compact"/>
+              <w:jc w:val="left"/>
+            </w:pPr>
+            <w:r>
+              <w:t xml:space="preserve">84.9</w:t>
+            </w:r>
+          </w:p>
+        </w:tc>
+        <w:tc>
+          <w:tcPr/>
+          <w:p>
+            <w:pPr>
+              <w:pStyle w:val="Compact"/>
+              <w:jc w:val="left"/>
+            </w:pPr>
+            <w:r>
+              <w:t xml:space="preserve">20/39</w:t>
+            </w:r>
+          </w:p>
+        </w:tc>
+        <w:tc>
+          <w:tcPr/>
+          <w:p>
+            <w:pPr>
+              <w:pStyle w:val="Compact"/>
+              <w:jc w:val="left"/>
+            </w:pPr>
+            <w:r>
+              <w:t xml:space="preserve">57.1</w:t>
+            </w:r>
+          </w:p>
+        </w:tc>
+        <w:tc>
+          <w:tcPr/>
+          <w:p>
+            <w:pPr>
+              <w:pStyle w:val="Compact"/>
+              <w:jc w:val="left"/>
+            </w:pPr>
+            <w:r>
+              <w:t xml:space="preserve">88.8</w:t>
+            </w:r>
+          </w:p>
+        </w:tc>
+        <w:tc>
+          <w:tcPr/>
+          <w:p>
+            <w:pPr>
+              <w:pStyle w:val="Compact"/>
+              <w:jc w:val="left"/>
+            </w:pPr>
+            <w:r>
+              <w:t xml:space="preserve">28/39</w:t>
+            </w:r>
+          </w:p>
+        </w:tc>
+      </w:tr>
+      <w:tr>
+        <w:tc>
+          <w:tcPr/>
+          <w:p>
+            <w:pPr>
+              <w:pStyle w:val="Compact"/>
+              <w:jc w:val="left"/>
+            </w:pPr>
+            <w:r>
+              <w:t xml:space="preserve">MobileNetV3-Large</w:t>
+            </w:r>
+          </w:p>
+        </w:tc>
+        <w:tc>
+          <w:tcPr/>
+          <w:p>
+            <w:pPr>
+              <w:pStyle w:val="Compact"/>
+              <w:jc w:val="left"/>
+            </w:pPr>
+            <w:r>
+              <w:t xml:space="preserve">63.3</w:t>
+            </w:r>
+          </w:p>
+        </w:tc>
+        <w:tc>
+          <w:tcPr/>
+          <w:p>
+            <w:pPr>
+              <w:pStyle w:val="Compact"/>
+              <w:jc w:val="left"/>
+            </w:pPr>
+            <w:r>
+              <w:t xml:space="preserve">74.4</w:t>
+            </w:r>
+          </w:p>
+        </w:tc>
+        <w:tc>
+          <w:tcPr/>
+          <w:p>
+            <w:pPr>
+              <w:pStyle w:val="Compact"/>
+              <w:jc w:val="left"/>
+            </w:pPr>
+            <w:r>
+              <w:t xml:space="preserve">12.63</w:t>
+            </w:r>
+          </w:p>
+        </w:tc>
+        <w:tc>
+          <w:tcPr/>
+          <w:p>
+            <w:pPr>
+              <w:pStyle w:val="Compact"/>
+              <w:jc w:val="left"/>
+            </w:pPr>
+            <w:r>
+              <w:t xml:space="preserve">94.3</w:t>
+            </w:r>
+          </w:p>
+        </w:tc>
+        <w:tc>
+          <w:tcPr/>
+          <w:p>
+            <w:pPr>
+              <w:pStyle w:val="Compact"/>
+              <w:jc w:val="left"/>
+            </w:pPr>
+            <w:r>
+              <w:t xml:space="preserve">83.8</w:t>
+            </w:r>
+          </w:p>
+        </w:tc>
+        <w:tc>
+          <w:tcPr/>
+          <w:p>
+            <w:pPr>
+              <w:pStyle w:val="Compact"/>
+              <w:jc w:val="left"/>
+            </w:pPr>
+            <w:r>
+              <w:t xml:space="preserve">57.2</w:t>
+            </w:r>
+          </w:p>
+        </w:tc>
+        <w:tc>
+          <w:tcPr/>
+          <w:p>
+            <w:pPr>
+              <w:pStyle w:val="Compact"/>
+              <w:jc w:val="left"/>
+            </w:pPr>
+            <w:r>
+              <w:t xml:space="preserve">84.6</w:t>
+            </w:r>
+          </w:p>
+        </w:tc>
+        <w:tc>
+          <w:tcPr/>
+          <w:p>
+            <w:pPr>
+              <w:pStyle w:val="Compact"/>
+              <w:jc w:val="left"/>
+            </w:pPr>
+            <w:r>
+              <w:t xml:space="preserve">24/38</w:t>
+            </w:r>
+          </w:p>
+        </w:tc>
+        <w:tc>
+          <w:tcPr/>
+          <w:p>
+            <w:pPr>
+              <w:pStyle w:val="Compact"/>
+              <w:jc w:val="left"/>
+            </w:pPr>
+            <w:r>
+              <w:t xml:space="preserve">43.3</w:t>
+            </w:r>
+          </w:p>
+        </w:tc>
+        <w:tc>
+          <w:tcPr/>
+          <w:p>
+            <w:pPr>
+              <w:pStyle w:val="Compact"/>
+              <w:jc w:val="left"/>
+            </w:pPr>
+            <w:r>
+              <w:t xml:space="preserve">90.4</w:t>
+            </w:r>
+          </w:p>
+        </w:tc>
+        <w:tc>
+          <w:tcPr/>
+          <w:p>
+            <w:pPr>
+              <w:pStyle w:val="Compact"/>
+              <w:jc w:val="left"/>
+            </w:pPr>
+            <w:r>
+              <w:t xml:space="preserve">19/37</w:t>
+            </w:r>
+          </w:p>
+        </w:tc>
+      </w:tr>
+      <w:tr>
+        <w:tc>
+          <w:tcPr/>
+          <w:p>
+            <w:pPr>
+              <w:pStyle w:val="Compact"/>
+              <w:jc w:val="left"/>
+            </w:pPr>
+            <w:r>
+              <w:t xml:space="preserve">MobileNetV4-Conv-Medium</w:t>
+            </w:r>
+          </w:p>
+        </w:tc>
+        <w:tc>
+          <w:tcPr/>
+          <w:p>
+            <w:pPr>
+              <w:pStyle w:val="Compact"/>
+              <w:jc w:val="left"/>
+            </w:pPr>
+            <w:r>
+              <w:t xml:space="preserve">56.9</w:t>
+            </w:r>
+          </w:p>
+        </w:tc>
+        <w:tc>
+          <w:tcPr/>
+          <w:p>
+            <w:pPr>
+              <w:pStyle w:val="Compact"/>
+              <w:jc w:val="left"/>
+            </w:pPr>
+            <w:r>
+              <w:t xml:space="preserve">68.7</w:t>
+            </w:r>
+          </w:p>
+        </w:tc>
+        <w:tc>
+          <w:tcPr/>
+          <w:p>
+            <w:pPr>
+              <w:pStyle w:val="Compact"/>
+              <w:jc w:val="left"/>
+            </w:pPr>
+            <w:r>
+              <w:t xml:space="preserve">16.83</w:t>
+            </w:r>
+          </w:p>
+        </w:tc>
+        <w:tc>
+          <w:tcPr/>
+          <w:p>
+            <w:pPr>
+              <w:pStyle w:val="Compact"/>
+              <w:jc w:val="left"/>
+            </w:pPr>
+            <w:r>
+              <w:t xml:space="preserve">93.9</w:t>
+            </w:r>
+          </w:p>
+        </w:tc>
+        <w:tc>
+          <w:tcPr/>
+          <w:p>
+            <w:pPr>
+              <w:pStyle w:val="Compact"/>
+              <w:jc w:val="left"/>
+            </w:pPr>
+            <w:r>
+              <w:t xml:space="preserve">78.3</w:t>
+            </w:r>
+          </w:p>
+        </w:tc>
+        <w:tc>
+          <w:tcPr/>
+          <w:p>
+            <w:pPr>
+              <w:pStyle w:val="Compact"/>
+              <w:jc w:val="left"/>
+            </w:pPr>
+            <w:r>
+              <w:t xml:space="preserve">61.4</w:t>
+            </w:r>
+          </w:p>
+        </w:tc>
+        <w:tc>
+          <w:tcPr/>
+          <w:p>
+            <w:pPr>
+              <w:pStyle w:val="Compact"/>
+              <w:jc w:val="left"/>
+            </w:pPr>
+            <w:r>
+              <w:t xml:space="preserve">79.9</w:t>
+            </w:r>
+          </w:p>
+        </w:tc>
+        <w:tc>
+          <w:tcPr/>
+          <w:p>
+            <w:pPr>
+              <w:pStyle w:val="Compact"/>
+              <w:jc w:val="left"/>
+            </w:pPr>
+            <w:r>
+              <w:t xml:space="preserve">29/38</w:t>
+            </w:r>
+          </w:p>
+        </w:tc>
+        <w:tc>
+          <w:tcPr/>
+          <w:p>
+            <w:pPr>
+              <w:pStyle w:val="Compact"/>
+              <w:jc w:val="left"/>
+            </w:pPr>
+            <w:r>
+              <w:t xml:space="preserve">48.8</w:t>
+            </w:r>
+          </w:p>
+        </w:tc>
+        <w:tc>
+          <w:tcPr/>
+          <w:p>
+            <w:pPr>
+              <w:pStyle w:val="Compact"/>
+              <w:jc w:val="left"/>
+            </w:pPr>
+            <w:r>
+              <w:t xml:space="preserve">84.0</w:t>
+            </w:r>
+          </w:p>
+        </w:tc>
+        <w:tc>
+          <w:tcPr/>
+          <w:p>
+            <w:pPr>
+              <w:pStyle w:val="Compact"/>
+              <w:jc w:val="left"/>
+            </w:pPr>
+            <w:r>
+              <w:t xml:space="preserve">28/38</w:t>
+            </w:r>
+          </w:p>
+        </w:tc>
+      </w:tr>
+      <w:tr>
+        <w:tc>
+          <w:tcPr/>
+          <w:p>
+            <w:pPr>
+              <w:pStyle w:val="Compact"/>
+              <w:jc w:val="left"/>
+            </w:pPr>
+            <w:r>
+              <w:t xml:space="preserve">ConvNeXt V2-Tiny</w:t>
+            </w:r>
+          </w:p>
+        </w:tc>
+        <w:tc>
+          <w:tcPr/>
+          <w:p>
+            <w:pPr>
+              <w:pStyle w:val="Compact"/>
+              <w:jc w:val="left"/>
+            </w:pPr>
+            <w:r>
+              <w:t xml:space="preserve">74.0</w:t>
+            </w:r>
+          </w:p>
+        </w:tc>
+        <w:tc>
+          <w:tcPr/>
+          <w:p>
+            <w:pPr>
+              <w:pStyle w:val="Compact"/>
+              <w:jc w:val="left"/>
+            </w:pPr>
+            <w:r>
+              <w:t xml:space="preserve">86.8</w:t>
+            </w:r>
+          </w:p>
+        </w:tc>
+        <w:tc>
+          <w:tcPr/>
+          <w:p>
+            <w:pPr>
+              <w:pStyle w:val="Compact"/>
+              <w:jc w:val="left"/>
+            </w:pPr>
+            <w:r>
+              <w:t xml:space="preserve">4.21</w:t>
+            </w:r>
+          </w:p>
+        </w:tc>
+        <w:tc>
+          <w:tcPr/>
+          <w:p>
+            <w:pPr>
+              <w:pStyle w:val="Compact"/>
+              <w:jc w:val="left"/>
+            </w:pPr>
+            <w:r>
+              <w:t xml:space="preserve">97.4</w:t>
+            </w:r>
+          </w:p>
+        </w:tc>
+        <w:tc>
+          <w:tcPr/>
+          <w:p>
+            <w:pPr>
+              <w:pStyle w:val="Compact"/>
+              <w:jc w:val="left"/>
+            </w:pPr>
+            <w:r>
+              <w:t xml:space="preserve">94.1</w:t>
+            </w:r>
+          </w:p>
+        </w:tc>
+        <w:tc>
+          <w:tcPr/>
+          <w:p>
+            <w:pPr>
+              <w:pStyle w:val="Compact"/>
+              <w:jc w:val="left"/>
+            </w:pPr>
+            <w:r>
+              <w:t xml:space="preserve">89.8</w:t>
+            </w:r>
+          </w:p>
+        </w:tc>
+        <w:tc>
+          <w:tcPr/>
+          <w:p>
+            <w:pPr>
+              <w:pStyle w:val="Compact"/>
+              <w:jc w:val="left"/>
+            </w:pPr>
+            <w:r>
+              <w:t xml:space="preserve">90.0</w:t>
+            </w:r>
+          </w:p>
+        </w:tc>
+        <w:tc>
+          <w:tcPr/>
+          <w:p>
+            <w:pPr>
+              <w:pStyle w:val="Compact"/>
+              <w:jc w:val="left"/>
+            </w:pPr>
+            <w:r>
+              <w:t xml:space="preserve">14/40</w:t>
+            </w:r>
+          </w:p>
+        </w:tc>
+        <w:tc>
+          <w:tcPr/>
+          <w:p>
+            <w:pPr>
+              <w:pStyle w:val="Compact"/>
+              <w:jc w:val="left"/>
+            </w:pPr>
+            <w:r>
+              <w:t xml:space="preserve">84.8</w:t>
+            </w:r>
+          </w:p>
+        </w:tc>
+        <w:tc>
+          <w:tcPr/>
+          <w:p>
+            <w:pPr>
+              <w:pStyle w:val="Compact"/>
+              <w:jc w:val="left"/>
+            </w:pPr>
+            <w:r>
+              <w:t xml:space="preserve">91.1</w:t>
+            </w:r>
+          </w:p>
+        </w:tc>
+        <w:tc>
+          <w:tcPr/>
+          <w:p>
+            <w:pPr>
+              <w:pStyle w:val="Compact"/>
+              <w:jc w:val="left"/>
+            </w:pPr>
+            <w:r>
+              <w:t xml:space="preserve">28/40</w:t>
+            </w:r>
+          </w:p>
+        </w:tc>
+      </w:tr>
+      <w:tr>
+        <w:tc>
+          <w:tcPr/>
+          <w:p>
+            <w:pPr>
+              <w:pStyle w:val="Compact"/>
+              <w:jc w:val="left"/>
+            </w:pPr>
+            <w:r>
+              <w:t xml:space="preserve">ViT-S/16</w:t>
+            </w:r>
+          </w:p>
+        </w:tc>
+        <w:tc>
+          <w:tcPr/>
+          <w:p>
+            <w:pPr>
+              <w:pStyle w:val="Compact"/>
+              <w:jc w:val="left"/>
+            </w:pPr>
+            <w:r>
+              <w:t xml:space="preserve">73.8</w:t>
+            </w:r>
+          </w:p>
+        </w:tc>
+        <w:tc>
+          <w:tcPr/>
+          <w:p>
+            <w:pPr>
+              <w:pStyle w:val="Compact"/>
+              <w:jc w:val="left"/>
+            </w:pPr>
+            <w:r>
+              <w:t xml:space="preserve">85.2</w:t>
+            </w:r>
+          </w:p>
+        </w:tc>
+        <w:tc>
+          <w:tcPr/>
+          <w:p>
+            <w:pPr>
+              <w:pStyle w:val="Compact"/>
+              <w:jc w:val="left"/>
+            </w:pPr>
+            <w:r>
+              <w:t xml:space="preserve">4.54</w:t>
+            </w:r>
+          </w:p>
+        </w:tc>
+        <w:tc>
+          <w:tcPr/>
+          <w:p>
+            <w:pPr>
+              <w:pStyle w:val="Compact"/>
+              <w:jc w:val="left"/>
+            </w:pPr>
+            <w:r>
+              <w:t xml:space="preserve">96.7</w:t>
+            </w:r>
+          </w:p>
+        </w:tc>
+        <w:tc>
+          <w:tcPr/>
+          <w:p>
+            <w:pPr>
+              <w:pStyle w:val="Compact"/>
+              <w:jc w:val="left"/>
+            </w:pPr>
+            <w:r>
+              <w:t xml:space="preserve">93.8</w:t>
+            </w:r>
+          </w:p>
+        </w:tc>
+        <w:tc>
+          <w:tcPr/>
+          <w:p>
+            <w:pPr>
+              <w:pStyle w:val="Compact"/>
+              <w:jc w:val="left"/>
+            </w:pPr>
+            <w:r>
+              <w:t xml:space="preserve">88.3</w:t>
+            </w:r>
+          </w:p>
+        </w:tc>
+        <w:tc>
+          <w:tcPr/>
+          <w:p>
+            <w:pPr>
+              <w:pStyle w:val="Compact"/>
+              <w:jc w:val="left"/>
+            </w:pPr>
+            <w:r>
+              <w:t xml:space="preserve">89.2</w:t>
+            </w:r>
+          </w:p>
+        </w:tc>
+        <w:tc>
+          <w:tcPr/>
+          <w:p>
+            <w:pPr>
+              <w:pStyle w:val="Compact"/>
+              <w:jc w:val="left"/>
+            </w:pPr>
+            <w:r>
+              <w:t xml:space="preserve">18/40</w:t>
+            </w:r>
+          </w:p>
+        </w:tc>
+        <w:tc>
+          <w:tcPr/>
+          <w:p>
+            <w:pPr>
+              <w:pStyle w:val="Compact"/>
+              <w:jc w:val="left"/>
+            </w:pPr>
+            <w:r>
+              <w:t xml:space="preserve">76.9</w:t>
+            </w:r>
+          </w:p>
+        </w:tc>
+        <w:tc>
+          <w:tcPr/>
+          <w:p>
+            <w:pPr>
+              <w:pStyle w:val="Compact"/>
+              <w:jc w:val="left"/>
+            </w:pPr>
+            <w:r>
+              <w:t xml:space="preserve">92.3</w:t>
+            </w:r>
+          </w:p>
+        </w:tc>
+        <w:tc>
+          <w:tcPr/>
+          <w:p>
+            <w:pPr>
+              <w:pStyle w:val="Compact"/>
+              <w:jc w:val="left"/>
+            </w:pPr>
+            <w:r>
+              <w:t xml:space="preserve">24/40</w:t>
+            </w:r>
+          </w:p>
+        </w:tc>
+      </w:tr>
+    </w:tbl>
+    <w:bookmarkEnd w:id="45"/>
+    <w:bookmarkStart w:id="46" w:name="X7aa602aa6bf726bd5e80fc20d2c2a01bde6b1b4"/>
+    <w:p>
+      <w:pPr>
+        <w:pStyle w:val="Heading2"/>
+      </w:pPr>
+      <w:r>
+        <w:t xml:space="preserve">Table S20. Top-2 hit rate and errors among automatically decided images, by true class (primary scoring, video frames excluded)</w:t>
+      </w:r>
+    </w:p>
+    <w:p>
+      <w:pPr>
+        <w:pStyle w:val="FirstParagraph"/>
+      </w:pPr>
+      <w:r>
+        <w:t xml:space="preserve">Pooled over the 40 runs of each backbone (images, not run means). Top-2: the correct class was among the two most probable. Decided: confidence reached the threshold set on the validation images for a 90 % target. Error among decided: share of decided images of that class that were misclassified.</w:t>
+      </w:r>
+      <w:r>
+        <w:t xml:space="preserve"> </w:t>
+      </w:r>
+      <w:r>
+        <w:rPr>
+          <w:iCs/>
+          <w:i/>
+        </w:rPr>
+        <w:t xml:space="preserve">Phomopsis</w:t>
+      </w:r>
+      <w:r>
+        <w:t xml:space="preserve"> </w:t>
+      </w:r>
+      <w:r>
+        <w:t xml:space="preserve">images come essentially from one capture group.</w:t>
+      </w:r>
+    </w:p>
+    <w:tbl>
+      <w:tblPr>
+        <w:tblStyle w:val="Table"/>
+        <w:tblW w:type="pct" w:w="5000"/>
+        <w:tblLook w:firstRow="1" w:lastRow="0" w:firstColumn="0" w:lastColumn="0" w:noHBand="0" w:noVBand="0" w:val="0020"/>
+        <w:jc w:val="start"/>
+      </w:tblPr>
+      <w:tblGrid>
+        <w:gridCol w:w="1777"/>
+        <w:gridCol w:w="1777"/>
+        <w:gridCol w:w="808"/>
+        <w:gridCol w:w="808"/>
+        <w:gridCol w:w="808"/>
+        <w:gridCol w:w="808"/>
+        <w:gridCol w:w="1131"/>
+      </w:tblGrid>
+      <w:tr>
+        <w:trPr>
+          <w:tblHeader w:val="true"/>
+        </w:trPr>
+        <w:tc>
+          <w:tcPr/>
+          <w:p>
+            <w:pPr>
+              <w:pStyle w:val="Compact"/>
+              <w:jc w:val="left"/>
+            </w:pPr>
+            <w:r>
+              <w:t xml:space="preserve">Backbone</w:t>
+            </w:r>
+          </w:p>
+        </w:tc>
+        <w:tc>
+          <w:tcPr/>
+          <w:p>
+            <w:pPr>
+              <w:pStyle w:val="Compact"/>
+              <w:jc w:val="left"/>
+            </w:pPr>
+            <w:r>
+              <w:t xml:space="preserve">Class</w:t>
+            </w:r>
+          </w:p>
+        </w:tc>
+        <w:tc>
+          <w:tcPr/>
+          <w:p>
+            <w:pPr>
+              <w:pStyle w:val="Compact"/>
+              <w:jc w:val="left"/>
+            </w:pPr>
+            <w:r>
+              <w:t xml:space="preserve">Test images</w:t>
+            </w:r>
+          </w:p>
+        </w:tc>
+        <w:tc>
+          <w:tcPr/>
+          <w:p>
+            <w:pPr>
+              <w:pStyle w:val="Compact"/>
+              <w:jc w:val="left"/>
+            </w:pPr>
+            <w:r>
+              <w:t xml:space="preserve">Recall (%)</w:t>
+            </w:r>
+          </w:p>
+        </w:tc>
+        <w:tc>
+          <w:tcPr/>
+          <w:p>
+            <w:pPr>
+              <w:pStyle w:val="Compact"/>
+              <w:jc w:val="left"/>
+            </w:pPr>
+            <w:r>
+              <w:t xml:space="preserve">Top-2 (%)</w:t>
+            </w:r>
+          </w:p>
+        </w:tc>
+        <w:tc>
+          <w:tcPr/>
+          <w:p>
+            <w:pPr>
+              <w:pStyle w:val="Compact"/>
+              <w:jc w:val="left"/>
+            </w:pPr>
+            <w:r>
+              <w:t xml:space="preserve">Decided (%)</w:t>
+            </w:r>
+          </w:p>
+        </w:tc>
+        <w:tc>
+          <w:tcPr/>
+          <w:p>
+            <w:pPr>
+              <w:pStyle w:val="Compact"/>
+              <w:jc w:val="left"/>
+            </w:pPr>
+            <w:r>
+              <w:t xml:space="preserve">Error among decided (%)</w:t>
+            </w:r>
+          </w:p>
+        </w:tc>
+      </w:tr>
+      <w:tr>
+        <w:tc>
+          <w:tcPr/>
+          <w:p>
+            <w:pPr>
+              <w:pStyle w:val="Compact"/>
+              <w:jc w:val="left"/>
+            </w:pPr>
+            <w:r>
+              <w:t xml:space="preserve">EfficientNet-B0</w:t>
+            </w:r>
+          </w:p>
+        </w:tc>
+        <w:tc>
+          <w:tcPr/>
+          <w:p>
+            <w:pPr>
+              <w:pStyle w:val="Compact"/>
+              <w:jc w:val="left"/>
+            </w:pPr>
+            <w:r>
+              <w:t xml:space="preserve">Algal leaf spot</w:t>
+            </w:r>
+          </w:p>
+        </w:tc>
+        <w:tc>
+          <w:tcPr/>
+          <w:p>
+            <w:pPr>
+              <w:pStyle w:val="Compact"/>
+              <w:jc w:val="left"/>
+            </w:pPr>
+            <w:r>
+              <w:t xml:space="preserve">1620</w:t>
+            </w:r>
+          </w:p>
+        </w:tc>
+        <w:tc>
+          <w:tcPr/>
+          <w:p>
+            <w:pPr>
+              <w:pStyle w:val="Compact"/>
+              <w:jc w:val="left"/>
+            </w:pPr>
+            <w:r>
+              <w:t xml:space="preserve">63.9</w:t>
+            </w:r>
+          </w:p>
+        </w:tc>
+        <w:tc>
+          <w:tcPr/>
+          <w:p>
+            <w:pPr>
+              <w:pStyle w:val="Compact"/>
+              <w:jc w:val="left"/>
+            </w:pPr>
+            <w:r>
+              <w:t xml:space="preserve">92.8</w:t>
+            </w:r>
+          </w:p>
+        </w:tc>
+        <w:tc>
+          <w:tcPr/>
+          <w:p>
+            <w:pPr>
+              <w:pStyle w:val="Compact"/>
+              <w:jc w:val="left"/>
+            </w:pPr>
+            <w:r>
+              <w:t xml:space="preserve">61.1</w:t>
+            </w:r>
+          </w:p>
+        </w:tc>
+        <w:tc>
+          <w:tcPr/>
+          <w:p>
+            <w:pPr>
+              <w:pStyle w:val="Compact"/>
+              <w:jc w:val="left"/>
+            </w:pPr>
+            <w:r>
+              <w:t xml:space="preserve">29.4</w:t>
+            </w:r>
+          </w:p>
+        </w:tc>
+      </w:tr>
+      <w:tr>
+        <w:tc>
+          <w:tcPr/>
+          <w:p>
+            <w:pPr>
+              <w:pStyle w:val="Compact"/>
+              <w:jc w:val="left"/>
+            </w:pPr>
+            <w:r>
+              <w:t xml:space="preserve">EfficientNet-B0</w:t>
+            </w:r>
+          </w:p>
+        </w:tc>
+        <w:tc>
+          <w:tcPr/>
+          <w:p>
+            <w:pPr>
+              <w:pStyle w:val="Compact"/>
+              <w:jc w:val="left"/>
+            </w:pPr>
+            <w:r>
+              <w:t xml:space="preserve">Leaf blight</w:t>
+            </w:r>
+          </w:p>
+        </w:tc>
+        <w:tc>
+          <w:tcPr/>
+          <w:p>
+            <w:pPr>
+              <w:pStyle w:val="Compact"/>
+              <w:jc w:val="left"/>
+            </w:pPr>
+            <w:r>
+              <w:t xml:space="preserve">1530</w:t>
+            </w:r>
+          </w:p>
+        </w:tc>
+        <w:tc>
+          <w:tcPr/>
+          <w:p>
+            <w:pPr>
+              <w:pStyle w:val="Compact"/>
+              <w:jc w:val="left"/>
+            </w:pPr>
+            <w:r>
+              <w:t xml:space="preserve">80.7</w:t>
+            </w:r>
+          </w:p>
+        </w:tc>
+        <w:tc>
+          <w:tcPr/>
+          <w:p>
+            <w:pPr>
+              <w:pStyle w:val="Compact"/>
+              <w:jc w:val="left"/>
+            </w:pPr>
+            <w:r>
+              <w:t xml:space="preserve">98.7</w:t>
+            </w:r>
+          </w:p>
+        </w:tc>
+        <w:tc>
+          <w:tcPr/>
+          <w:p>
+            <w:pPr>
+              <w:pStyle w:val="Compact"/>
+              <w:jc w:val="left"/>
+            </w:pPr>
+            <w:r>
+              <w:t xml:space="preserve">63.0</w:t>
+            </w:r>
+          </w:p>
+        </w:tc>
+        <w:tc>
+          <w:tcPr/>
+          <w:p>
+            <w:pPr>
+              <w:pStyle w:val="Compact"/>
+              <w:jc w:val="left"/>
+            </w:pPr>
+            <w:r>
+              <w:t xml:space="preserve">16.9</w:t>
+            </w:r>
+          </w:p>
+        </w:tc>
+      </w:tr>
+      <w:tr>
+        <w:tc>
+          <w:tcPr/>
+          <w:p>
+            <w:pPr>
+              <w:pStyle w:val="Compact"/>
+              <w:jc w:val="left"/>
+            </w:pPr>
+            <w:r>
+              <w:t xml:space="preserve">EfficientNet-B0</w:t>
+            </w:r>
+          </w:p>
+        </w:tc>
+        <w:tc>
+          <w:tcPr/>
+          <w:p>
+            <w:pPr>
+              <w:pStyle w:val="Compact"/>
+              <w:jc w:val="left"/>
+            </w:pPr>
+            <w:r>
+              <w:t xml:space="preserve">Phomopsis leaf spot</w:t>
+            </w:r>
+          </w:p>
+        </w:tc>
+        <w:tc>
+          <w:tcPr/>
+          <w:p>
+            <w:pPr>
+              <w:pStyle w:val="Compact"/>
+              <w:jc w:val="left"/>
+            </w:pPr>
+            <w:r>
+              <w:t xml:space="preserve">940</w:t>
+            </w:r>
+          </w:p>
+        </w:tc>
+        <w:tc>
+          <w:tcPr/>
+          <w:p>
+            <w:pPr>
+              <w:pStyle w:val="Compact"/>
+              <w:jc w:val="left"/>
+            </w:pPr>
+            <w:r>
+              <w:t xml:space="preserve">42.9</w:t>
+            </w:r>
+          </w:p>
+        </w:tc>
+        <w:tc>
+          <w:tcPr/>
+          <w:p>
+            <w:pPr>
+              <w:pStyle w:val="Compact"/>
+              <w:jc w:val="left"/>
+            </w:pPr>
+            <w:r>
+              <w:t xml:space="preserve">74.0</w:t>
+            </w:r>
+          </w:p>
+        </w:tc>
+        <w:tc>
+          <w:tcPr/>
+          <w:p>
+            <w:pPr>
+              <w:pStyle w:val="Compact"/>
+              <w:jc w:val="left"/>
+            </w:pPr>
+            <w:r>
+              <w:t xml:space="preserve">35.4</w:t>
+            </w:r>
+          </w:p>
+        </w:tc>
+        <w:tc>
+          <w:tcPr/>
+          <w:p>
+            <w:pPr>
+              <w:pStyle w:val="Compact"/>
+              <w:jc w:val="left"/>
+            </w:pPr>
+            <w:r>
+              <w:t xml:space="preserve">54.1</w:t>
+            </w:r>
+          </w:p>
+        </w:tc>
+      </w:tr>
+      <w:tr>
+        <w:tc>
+          <w:tcPr/>
+          <w:p>
+            <w:pPr>
+              <w:pStyle w:val="Compact"/>
+              <w:jc w:val="left"/>
+            </w:pPr>
+            <w:r>
+              <w:t xml:space="preserve">EfficientNet-B0</w:t>
+            </w:r>
+          </w:p>
+        </w:tc>
+        <w:tc>
+          <w:tcPr/>
+          <w:p>
+            <w:pPr>
+              <w:pStyle w:val="Compact"/>
+              <w:jc w:val="left"/>
+            </w:pPr>
+            <w:r>
+              <w:t xml:space="preserve">Root and collar rot</w:t>
+            </w:r>
+          </w:p>
+        </w:tc>
+        <w:tc>
+          <w:tcPr/>
+          <w:p>
+            <w:pPr>
+              <w:pStyle w:val="Compact"/>
+              <w:jc w:val="left"/>
+            </w:pPr>
+            <w:r>
+              <w:t xml:space="preserve">780</w:t>
+            </w:r>
+          </w:p>
+        </w:tc>
+        <w:tc>
+          <w:tcPr/>
+          <w:p>
+            <w:pPr>
+              <w:pStyle w:val="Compact"/>
+              <w:jc w:val="left"/>
+            </w:pPr>
+            <w:r>
+              <w:t xml:space="preserve">99.2</w:t>
+            </w:r>
+          </w:p>
+        </w:tc>
+        <w:tc>
+          <w:tcPr/>
+          <w:p>
+            <w:pPr>
+              <w:pStyle w:val="Compact"/>
+              <w:jc w:val="left"/>
+            </w:pPr>
+            <w:r>
+              <w:t xml:space="preserve">99.7</w:t>
+            </w:r>
+          </w:p>
+        </w:tc>
+        <w:tc>
+          <w:tcPr/>
+          <w:p>
+            <w:pPr>
+              <w:pStyle w:val="Compact"/>
+              <w:jc w:val="left"/>
+            </w:pPr>
+            <w:r>
+              <w:t xml:space="preserve">94.4</w:t>
+            </w:r>
+          </w:p>
+        </w:tc>
+        <w:tc>
+          <w:tcPr/>
+          <w:p>
+            <w:pPr>
+              <w:pStyle w:val="Compact"/>
+              <w:jc w:val="left"/>
+            </w:pPr>
+            <w:r>
+              <w:t xml:space="preserve">0.1</w:t>
+            </w:r>
+          </w:p>
+        </w:tc>
+      </w:tr>
+      <w:tr>
+        <w:tc>
+          <w:tcPr/>
+          <w:p>
+            <w:pPr>
+              <w:pStyle w:val="Compact"/>
+              <w:jc w:val="left"/>
+            </w:pPr>
+            <w:r>
+              <w:t xml:space="preserve">MobileNetV3-Large</w:t>
+            </w:r>
+          </w:p>
+        </w:tc>
+        <w:tc>
+          <w:tcPr/>
+          <w:p>
+            <w:pPr>
+              <w:pStyle w:val="Compact"/>
+              <w:jc w:val="left"/>
+            </w:pPr>
+            <w:r>
+              <w:t xml:space="preserve">Algal leaf spot</w:t>
+            </w:r>
+          </w:p>
+        </w:tc>
+        <w:tc>
+          <w:tcPr/>
+          <w:p>
+            <w:pPr>
+              <w:pStyle w:val="Compact"/>
+              <w:jc w:val="left"/>
+            </w:pPr>
+            <w:r>
+              <w:t xml:space="preserve">1620</w:t>
+            </w:r>
+          </w:p>
+        </w:tc>
+        <w:tc>
+          <w:tcPr/>
+          <w:p>
+            <w:pPr>
+              <w:pStyle w:val="Compact"/>
+              <w:jc w:val="left"/>
+            </w:pPr>
+            <w:r>
+              <w:t xml:space="preserve">64.6</w:t>
+            </w:r>
+          </w:p>
+        </w:tc>
+        <w:tc>
+          <w:tcPr/>
+          <w:p>
+            <w:pPr>
+              <w:pStyle w:val="Compact"/>
+              <w:jc w:val="left"/>
+            </w:pPr>
+            <w:r>
+              <w:t xml:space="preserve">92.4</w:t>
+            </w:r>
+          </w:p>
+        </w:tc>
+        <w:tc>
+          <w:tcPr/>
+          <w:p>
+            <w:pPr>
+              <w:pStyle w:val="Compact"/>
+              <w:jc w:val="left"/>
+            </w:pPr>
+            <w:r>
+              <w:t xml:space="preserve">54.6</w:t>
+            </w:r>
+          </w:p>
+        </w:tc>
+        <w:tc>
+          <w:tcPr/>
+          <w:p>
+            <w:pPr>
+              <w:pStyle w:val="Compact"/>
+              <w:jc w:val="left"/>
+            </w:pPr>
+            <w:r>
+              <w:t xml:space="preserve">28.2</w:t>
+            </w:r>
+          </w:p>
+        </w:tc>
+      </w:tr>
+      <w:tr>
+        <w:tc>
+          <w:tcPr/>
+          <w:p>
+            <w:pPr>
+              <w:pStyle w:val="Compact"/>
+              <w:jc w:val="left"/>
+            </w:pPr>
+            <w:r>
+              <w:t xml:space="preserve">MobileNetV3-Large</w:t>
+            </w:r>
+          </w:p>
+        </w:tc>
+        <w:tc>
+          <w:tcPr/>
+          <w:p>
+            <w:pPr>
+              <w:pStyle w:val="Compact"/>
+              <w:jc w:val="left"/>
+            </w:pPr>
+            <w:r>
+              <w:t xml:space="preserve">Leaf blight</w:t>
+            </w:r>
+          </w:p>
+        </w:tc>
+        <w:tc>
+          <w:tcPr/>
+          <w:p>
+            <w:pPr>
+              <w:pStyle w:val="Compact"/>
+              <w:jc w:val="left"/>
+            </w:pPr>
+            <w:r>
+              <w:t xml:space="preserve">1530</w:t>
+            </w:r>
+          </w:p>
+        </w:tc>
+        <w:tc>
+          <w:tcPr/>
+          <w:p>
+            <w:pPr>
+              <w:pStyle w:val="Compact"/>
+              <w:jc w:val="left"/>
+            </w:pPr>
+            <w:r>
+              <w:t xml:space="preserve">75.9</w:t>
+            </w:r>
+          </w:p>
+        </w:tc>
+        <w:tc>
+          <w:tcPr/>
+          <w:p>
+            <w:pPr>
+              <w:pStyle w:val="Compact"/>
+              <w:jc w:val="left"/>
+            </w:pPr>
+            <w:r>
+              <w:t xml:space="preserve">96.9</w:t>
+            </w:r>
+          </w:p>
+        </w:tc>
+        <w:tc>
+          <w:tcPr/>
+          <w:p>
+            <w:pPr>
+              <w:pStyle w:val="Compact"/>
+              <w:jc w:val="left"/>
+            </w:pPr>
+            <w:r>
+              <w:t xml:space="preserve">52.9</w:t>
+            </w:r>
+          </w:p>
+        </w:tc>
+        <w:tc>
+          <w:tcPr/>
+          <w:p>
+            <w:pPr>
+              <w:pStyle w:val="Compact"/>
+              <w:jc w:val="left"/>
+            </w:pPr>
+            <w:r>
+              <w:t xml:space="preserve">21.1</w:t>
+            </w:r>
+          </w:p>
+        </w:tc>
+      </w:tr>
+      <w:tr>
+        <w:tc>
+          <w:tcPr/>
+          <w:p>
+            <w:pPr>
+              <w:pStyle w:val="Compact"/>
+              <w:jc w:val="left"/>
+            </w:pPr>
+            <w:r>
+              <w:t xml:space="preserve">MobileNetV3-Large</w:t>
+            </w:r>
+          </w:p>
+        </w:tc>
+        <w:tc>
+          <w:tcPr/>
+          <w:p>
+            <w:pPr>
+              <w:pStyle w:val="Compact"/>
+              <w:jc w:val="left"/>
+            </w:pPr>
+            <w:r>
+              <w:t xml:space="preserve">Phomopsis leaf spot</w:t>
+            </w:r>
+          </w:p>
+        </w:tc>
+        <w:tc>
+          <w:tcPr/>
+          <w:p>
+            <w:pPr>
+              <w:pStyle w:val="Compact"/>
+              <w:jc w:val="left"/>
+            </w:pPr>
+            <w:r>
+              <w:t xml:space="preserve">940</w:t>
+            </w:r>
+          </w:p>
+        </w:tc>
+        <w:tc>
+          <w:tcPr/>
+          <w:p>
+            <w:pPr>
+              <w:pStyle w:val="Compact"/>
+              <w:jc w:val="left"/>
+            </w:pPr>
+            <w:r>
+              <w:t xml:space="preserve">46.3</w:t>
+            </w:r>
+          </w:p>
+        </w:tc>
+        <w:tc>
+          <w:tcPr/>
+          <w:p>
+            <w:pPr>
+              <w:pStyle w:val="Compact"/>
+              <w:jc w:val="left"/>
+            </w:pPr>
+            <w:r>
+              <w:t xml:space="preserve">72.7</w:t>
+            </w:r>
+          </w:p>
+        </w:tc>
+        <w:tc>
+          <w:tcPr/>
+          <w:p>
+            <w:pPr>
+              <w:pStyle w:val="Compact"/>
+              <w:jc w:val="left"/>
+            </w:pPr>
+            <w:r>
+              <w:t xml:space="preserve">38.9</w:t>
+            </w:r>
+          </w:p>
+        </w:tc>
+        <w:tc>
+          <w:tcPr/>
+          <w:p>
+            <w:pPr>
+              <w:pStyle w:val="Compact"/>
+              <w:jc w:val="left"/>
+            </w:pPr>
+            <w:r>
+              <w:t xml:space="preserve">42.9</w:t>
+            </w:r>
+          </w:p>
+        </w:tc>
+      </w:tr>
+      <w:tr>
+        <w:tc>
+          <w:tcPr/>
+          <w:p>
+            <w:pPr>
+              <w:pStyle w:val="Compact"/>
+              <w:jc w:val="left"/>
+            </w:pPr>
+            <w:r>
+              <w:t xml:space="preserve">MobileNetV3-Large</w:t>
+            </w:r>
+          </w:p>
+        </w:tc>
+        <w:tc>
+          <w:tcPr/>
+          <w:p>
+            <w:pPr>
+              <w:pStyle w:val="Compact"/>
+              <w:jc w:val="left"/>
+            </w:pPr>
+            <w:r>
+              <w:t xml:space="preserve">Root and collar rot</w:t>
+            </w:r>
+          </w:p>
+        </w:tc>
+        <w:tc>
+          <w:tcPr/>
+          <w:p>
+            <w:pPr>
+              <w:pStyle w:val="Compact"/>
+              <w:jc w:val="left"/>
+            </w:pPr>
+            <w:r>
+              <w:t xml:space="preserve">780</w:t>
+            </w:r>
+          </w:p>
+        </w:tc>
+        <w:tc>
+          <w:tcPr/>
+          <w:p>
+            <w:pPr>
+              <w:pStyle w:val="Compact"/>
+              <w:jc w:val="left"/>
+            </w:pPr>
+            <w:r>
+              <w:t xml:space="preserve">97.2</w:t>
+            </w:r>
+          </w:p>
+        </w:tc>
+        <w:tc>
+          <w:tcPr/>
+          <w:p>
+            <w:pPr>
+              <w:pStyle w:val="Compact"/>
+              <w:jc w:val="left"/>
+            </w:pPr>
+            <w:r>
+              <w:t xml:space="preserve">99.5</w:t>
+            </w:r>
+          </w:p>
+        </w:tc>
+        <w:tc>
+          <w:tcPr/>
+          <w:p>
+            <w:pPr>
+              <w:pStyle w:val="Compact"/>
+              <w:jc w:val="left"/>
+            </w:pPr>
+            <w:r>
+              <w:t xml:space="preserve">86.7</w:t>
+            </w:r>
+          </w:p>
+        </w:tc>
+        <w:tc>
+          <w:tcPr/>
+          <w:p>
+            <w:pPr>
+              <w:pStyle w:val="Compact"/>
+              <w:jc w:val="left"/>
+            </w:pPr>
+            <w:r>
+              <w:t xml:space="preserve">1.2</w:t>
+            </w:r>
+          </w:p>
+        </w:tc>
+      </w:tr>
+      <w:tr>
+        <w:tc>
+          <w:tcPr/>
+          <w:p>
+            <w:pPr>
+              <w:pStyle w:val="Compact"/>
+              <w:jc w:val="left"/>
+            </w:pPr>
+            <w:r>
+              <w:t xml:space="preserve">MobileNetV4-Conv-Medium</w:t>
+            </w:r>
+          </w:p>
+        </w:tc>
+        <w:tc>
+          <w:tcPr/>
+          <w:p>
+            <w:pPr>
+              <w:pStyle w:val="Compact"/>
+              <w:jc w:val="left"/>
+            </w:pPr>
+            <w:r>
+              <w:t xml:space="preserve">Algal leaf spot</w:t>
+            </w:r>
+          </w:p>
+        </w:tc>
+        <w:tc>
+          <w:tcPr/>
+          <w:p>
+            <w:pPr>
+              <w:pStyle w:val="Compact"/>
+              <w:jc w:val="left"/>
+            </w:pPr>
+            <w:r>
+              <w:t xml:space="preserve">1620</w:t>
+            </w:r>
+          </w:p>
+        </w:tc>
+        <w:tc>
+          <w:tcPr/>
+          <w:p>
+            <w:pPr>
+              <w:pStyle w:val="Compact"/>
+              <w:jc w:val="left"/>
+            </w:pPr>
+            <w:r>
+              <w:t xml:space="preserve">57.5</w:t>
+            </w:r>
+          </w:p>
+        </w:tc>
+        <w:tc>
+          <w:tcPr/>
+          <w:p>
+            <w:pPr>
+              <w:pStyle w:val="Compact"/>
+              <w:jc w:val="left"/>
+            </w:pPr>
+            <w:r>
+              <w:t xml:space="preserve">90.2</w:t>
+            </w:r>
+          </w:p>
+        </w:tc>
+        <w:tc>
+          <w:tcPr/>
+          <w:p>
+            <w:pPr>
+              <w:pStyle w:val="Compact"/>
+              <w:jc w:val="left"/>
+            </w:pPr>
+            <w:r>
+              <w:t xml:space="preserve">55.8</w:t>
+            </w:r>
+          </w:p>
+        </w:tc>
+        <w:tc>
+          <w:tcPr/>
+          <w:p>
+            <w:pPr>
+              <w:pStyle w:val="Compact"/>
+              <w:jc w:val="left"/>
+            </w:pPr>
+            <w:r>
+              <w:t xml:space="preserve">34.2</w:t>
+            </w:r>
+          </w:p>
+        </w:tc>
+      </w:tr>
+      <w:tr>
+        <w:tc>
+          <w:tcPr/>
+          <w:p>
+            <w:pPr>
+              <w:pStyle w:val="Compact"/>
+              <w:jc w:val="left"/>
+            </w:pPr>
+            <w:r>
+              <w:t xml:space="preserve">MobileNetV4-Conv-Medium</w:t>
+            </w:r>
+          </w:p>
+        </w:tc>
+        <w:tc>
+          <w:tcPr/>
+          <w:p>
+            <w:pPr>
+              <w:pStyle w:val="Compact"/>
+              <w:jc w:val="left"/>
+            </w:pPr>
+            <w:r>
+              <w:t xml:space="preserve">Leaf blight</w:t>
+            </w:r>
+          </w:p>
+        </w:tc>
+        <w:tc>
+          <w:tcPr/>
+          <w:p>
+            <w:pPr>
+              <w:pStyle w:val="Compact"/>
+              <w:jc w:val="left"/>
+            </w:pPr>
+            <w:r>
+              <w:t xml:space="preserve">1530</w:t>
+            </w:r>
+          </w:p>
+        </w:tc>
+        <w:tc>
+          <w:tcPr/>
+          <w:p>
+            <w:pPr>
+              <w:pStyle w:val="Compact"/>
+              <w:jc w:val="left"/>
+            </w:pPr>
+            <w:r>
+              <w:t xml:space="preserve">69.5</w:t>
+            </w:r>
+          </w:p>
+        </w:tc>
+        <w:tc>
+          <w:tcPr/>
+          <w:p>
+            <w:pPr>
+              <w:pStyle w:val="Compact"/>
+              <w:jc w:val="left"/>
+            </w:pPr>
+            <w:r>
+              <w:t xml:space="preserve">98.1</w:t>
+            </w:r>
+          </w:p>
+        </w:tc>
+        <w:tc>
+          <w:tcPr/>
+          <w:p>
+            <w:pPr>
+              <w:pStyle w:val="Compact"/>
+              <w:jc w:val="left"/>
+            </w:pPr>
+            <w:r>
+              <w:t xml:space="preserve">58.3</w:t>
+            </w:r>
+          </w:p>
+        </w:tc>
+        <w:tc>
+          <w:tcPr/>
+          <w:p>
+            <w:pPr>
+              <w:pStyle w:val="Compact"/>
+              <w:jc w:val="left"/>
+            </w:pPr>
+            <w:r>
+              <w:t xml:space="preserve">25.9</w:t>
+            </w:r>
+          </w:p>
+        </w:tc>
+      </w:tr>
+      <w:tr>
+        <w:tc>
+          <w:tcPr/>
+          <w:p>
+            <w:pPr>
+              <w:pStyle w:val="Compact"/>
+              <w:jc w:val="left"/>
+            </w:pPr>
+            <w:r>
+              <w:t xml:space="preserve">MobileNetV4-Conv-Medium</w:t>
+            </w:r>
+          </w:p>
+        </w:tc>
+        <w:tc>
+          <w:tcPr/>
+          <w:p>
+            <w:pPr>
+              <w:pStyle w:val="Compact"/>
+              <w:jc w:val="left"/>
+            </w:pPr>
+            <w:r>
+              <w:t xml:space="preserve">Phomopsis leaf spot</w:t>
+            </w:r>
+          </w:p>
+        </w:tc>
+        <w:tc>
+          <w:tcPr/>
+          <w:p>
+            <w:pPr>
+              <w:pStyle w:val="Compact"/>
+              <w:jc w:val="left"/>
+            </w:pPr>
+            <w:r>
+              <w:t xml:space="preserve">940</w:t>
+            </w:r>
+          </w:p>
+        </w:tc>
+        <w:tc>
+          <w:tcPr/>
+          <w:p>
+            <w:pPr>
+              <w:pStyle w:val="Compact"/>
+              <w:jc w:val="left"/>
+            </w:pPr>
+            <w:r>
+              <w:t xml:space="preserve">43.8</w:t>
+            </w:r>
+          </w:p>
+        </w:tc>
+        <w:tc>
+          <w:tcPr/>
+          <w:p>
+            <w:pPr>
+              <w:pStyle w:val="Compact"/>
+              <w:jc w:val="left"/>
+            </w:pPr>
+            <w:r>
+              <w:t xml:space="preserve">69.4</w:t>
+            </w:r>
+          </w:p>
+        </w:tc>
+        <w:tc>
+          <w:tcPr/>
+          <w:p>
+            <w:pPr>
+              <w:pStyle w:val="Compact"/>
+              <w:jc w:val="left"/>
+            </w:pPr>
+            <w:r>
+              <w:t xml:space="preserve">42.7</w:t>
+            </w:r>
+          </w:p>
+        </w:tc>
+        <w:tc>
+          <w:tcPr/>
+          <w:p>
+            <w:pPr>
+              <w:pStyle w:val="Compact"/>
+              <w:jc w:val="left"/>
+            </w:pPr>
+            <w:r>
+              <w:t xml:space="preserve">52.6</w:t>
+            </w:r>
+          </w:p>
+        </w:tc>
+      </w:tr>
+      <w:tr>
+        <w:tc>
+          <w:tcPr/>
+          <w:p>
+            <w:pPr>
+              <w:pStyle w:val="Compact"/>
+              <w:jc w:val="left"/>
+            </w:pPr>
+            <w:r>
+              <w:t xml:space="preserve">MobileNetV4-Conv-Medium</w:t>
+            </w:r>
+          </w:p>
+        </w:tc>
+        <w:tc>
+          <w:tcPr/>
+          <w:p>
+            <w:pPr>
+              <w:pStyle w:val="Compact"/>
+              <w:jc w:val="left"/>
+            </w:pPr>
+            <w:r>
+              <w:t xml:space="preserve">Root and collar rot</w:t>
+            </w:r>
+          </w:p>
+        </w:tc>
+        <w:tc>
+          <w:tcPr/>
+          <w:p>
+            <w:pPr>
+              <w:pStyle w:val="Compact"/>
+              <w:jc w:val="left"/>
+            </w:pPr>
+            <w:r>
+              <w:t xml:space="preserve">780</w:t>
+            </w:r>
+          </w:p>
+        </w:tc>
+        <w:tc>
+          <w:tcPr/>
+          <w:p>
+            <w:pPr>
+              <w:pStyle w:val="Compact"/>
+              <w:jc w:val="left"/>
+            </w:pPr>
+            <w:r>
+              <w:t xml:space="preserve">95.9</w:t>
+            </w:r>
+          </w:p>
+        </w:tc>
+        <w:tc>
+          <w:tcPr/>
+          <w:p>
+            <w:pPr>
+              <w:pStyle w:val="Compact"/>
+              <w:jc w:val="left"/>
+            </w:pPr>
+            <w:r>
+              <w:t xml:space="preserve">97.8</w:t>
+            </w:r>
+          </w:p>
+        </w:tc>
+        <w:tc>
+          <w:tcPr/>
+          <w:p>
+            <w:pPr>
+              <w:pStyle w:val="Compact"/>
+              <w:jc w:val="left"/>
+            </w:pPr>
+            <w:r>
+              <w:t xml:space="preserve">90.1</w:t>
+            </w:r>
+          </w:p>
+        </w:tc>
+        <w:tc>
+          <w:tcPr/>
+          <w:p>
+            <w:pPr>
+              <w:pStyle w:val="Compact"/>
+              <w:jc w:val="left"/>
+            </w:pPr>
+            <w:r>
+              <w:t xml:space="preserve">2.3</w:t>
+            </w:r>
+          </w:p>
+        </w:tc>
+      </w:tr>
+      <w:tr>
+        <w:tc>
+          <w:tcPr/>
+          <w:p>
+            <w:pPr>
+              <w:pStyle w:val="Compact"/>
+              <w:jc w:val="left"/>
+            </w:pPr>
+            <w:r>
+              <w:t xml:space="preserve">ConvNeXt V2-Tiny</w:t>
+            </w:r>
+          </w:p>
+        </w:tc>
+        <w:tc>
+          <w:tcPr/>
+          <w:p>
+            <w:pPr>
+              <w:pStyle w:val="Compact"/>
+              <w:jc w:val="left"/>
+            </w:pPr>
+            <w:r>
+              <w:t xml:space="preserve">Algal leaf spot</w:t>
+            </w:r>
+          </w:p>
+        </w:tc>
+        <w:tc>
+          <w:tcPr/>
+          <w:p>
+            <w:pPr>
+              <w:pStyle w:val="Compact"/>
+              <w:jc w:val="left"/>
+            </w:pPr>
+            <w:r>
+              <w:t xml:space="preserve">1620</w:t>
+            </w:r>
+          </w:p>
+        </w:tc>
+        <w:tc>
+          <w:tcPr/>
+          <w:p>
+            <w:pPr>
+              <w:pStyle w:val="Compact"/>
+              <w:jc w:val="left"/>
+            </w:pPr>
+            <w:r>
+              <w:t xml:space="preserve">87.2</w:t>
+            </w:r>
+          </w:p>
+        </w:tc>
+        <w:tc>
+          <w:tcPr/>
+          <w:p>
+            <w:pPr>
+              <w:pStyle w:val="Compact"/>
+              <w:jc w:val="left"/>
+            </w:pPr>
+            <w:r>
+              <w:t xml:space="preserve">98.3</w:t>
+            </w:r>
+          </w:p>
+        </w:tc>
+        <w:tc>
+          <w:tcPr/>
+          <w:p>
+            <w:pPr>
+              <w:pStyle w:val="Compact"/>
+              <w:jc w:val="left"/>
+            </w:pPr>
+            <w:r>
+              <w:t xml:space="preserve">91.4</w:t>
+            </w:r>
+          </w:p>
+        </w:tc>
+        <w:tc>
+          <w:tcPr/>
+          <w:p>
+            <w:pPr>
+              <w:pStyle w:val="Compact"/>
+              <w:jc w:val="left"/>
+            </w:pPr>
+            <w:r>
+              <w:t xml:space="preserve">9.9</w:t>
+            </w:r>
+          </w:p>
+        </w:tc>
+      </w:tr>
+      <w:tr>
+        <w:tc>
+          <w:tcPr/>
+          <w:p>
+            <w:pPr>
+              <w:pStyle w:val="Compact"/>
+              <w:jc w:val="left"/>
+            </w:pPr>
+            <w:r>
+              <w:t xml:space="preserve">ConvNeXt V2-Tiny</w:t>
+            </w:r>
+          </w:p>
+        </w:tc>
+        <w:tc>
+          <w:tcPr/>
+          <w:p>
+            <w:pPr>
+              <w:pStyle w:val="Compact"/>
+              <w:jc w:val="left"/>
+            </w:pPr>
+            <w:r>
+              <w:t xml:space="preserve">Leaf blight</w:t>
+            </w:r>
+          </w:p>
+        </w:tc>
+        <w:tc>
+          <w:tcPr/>
+          <w:p>
+            <w:pPr>
+              <w:pStyle w:val="Compact"/>
+              <w:jc w:val="left"/>
+            </w:pPr>
+            <w:r>
+              <w:t xml:space="preserve">1530</w:t>
+            </w:r>
+          </w:p>
+        </w:tc>
+        <w:tc>
+          <w:tcPr/>
+          <w:p>
+            <w:pPr>
+              <w:pStyle w:val="Compact"/>
+              <w:jc w:val="left"/>
+            </w:pPr>
+            <w:r>
+              <w:t xml:space="preserve">77.6</w:t>
+            </w:r>
+          </w:p>
+        </w:tc>
+        <w:tc>
+          <w:tcPr/>
+          <w:p>
+            <w:pPr>
+              <w:pStyle w:val="Compact"/>
+              <w:jc w:val="left"/>
+            </w:pPr>
+            <w:r>
+              <w:t xml:space="preserve">97.8</w:t>
+            </w:r>
+          </w:p>
+        </w:tc>
+        <w:tc>
+          <w:tcPr/>
+          <w:p>
+            <w:pPr>
+              <w:pStyle w:val="Compact"/>
+              <w:jc w:val="left"/>
+            </w:pPr>
+            <w:r>
+              <w:t xml:space="preserve">88.4</w:t>
+            </w:r>
+          </w:p>
+        </w:tc>
+        <w:tc>
+          <w:tcPr/>
+          <w:p>
+            <w:pPr>
+              <w:pStyle w:val="Compact"/>
+              <w:jc w:val="left"/>
+            </w:pPr>
+            <w:r>
+              <w:t xml:space="preserve">20.3</w:t>
+            </w:r>
+          </w:p>
+        </w:tc>
+      </w:tr>
+      <w:tr>
+        <w:tc>
+          <w:tcPr/>
+          <w:p>
+            <w:pPr>
+              <w:pStyle w:val="Compact"/>
+              <w:jc w:val="left"/>
+            </w:pPr>
+            <w:r>
+              <w:t xml:space="preserve">ConvNeXt V2-Tiny</w:t>
+            </w:r>
+          </w:p>
+        </w:tc>
+        <w:tc>
+          <w:tcPr/>
+          <w:p>
+            <w:pPr>
+              <w:pStyle w:val="Compact"/>
+              <w:jc w:val="left"/>
+            </w:pPr>
+            <w:r>
+              <w:t xml:space="preserve">Phomopsis leaf spot</w:t>
+            </w:r>
+          </w:p>
+        </w:tc>
+        <w:tc>
+          <w:tcPr/>
+          <w:p>
+            <w:pPr>
+              <w:pStyle w:val="Compact"/>
+              <w:jc w:val="left"/>
+            </w:pPr>
+            <w:r>
+              <w:t xml:space="preserve">940</w:t>
+            </w:r>
+          </w:p>
+        </w:tc>
+        <w:tc>
+          <w:tcPr/>
+          <w:p>
+            <w:pPr>
+              <w:pStyle w:val="Compact"/>
+              <w:jc w:val="left"/>
+            </w:pPr>
+            <w:r>
+              <w:t xml:space="preserve">58.4</w:t>
+            </w:r>
+          </w:p>
+        </w:tc>
+        <w:tc>
+          <w:tcPr/>
+          <w:p>
+            <w:pPr>
+              <w:pStyle w:val="Compact"/>
+              <w:jc w:val="left"/>
+            </w:pPr>
+            <w:r>
+              <w:t xml:space="preserve">89.0</w:t>
+            </w:r>
+          </w:p>
+        </w:tc>
+        <w:tc>
+          <w:tcPr/>
+          <w:p>
+            <w:pPr>
+              <w:pStyle w:val="Compact"/>
+              <w:jc w:val="left"/>
+            </w:pPr>
+            <w:r>
+              <w:t xml:space="preserve">81.4</w:t>
+            </w:r>
+          </w:p>
+        </w:tc>
+        <w:tc>
+          <w:tcPr/>
+          <w:p>
+            <w:pPr>
+              <w:pStyle w:val="Compact"/>
+              <w:jc w:val="left"/>
+            </w:pPr>
+            <w:r>
+              <w:t xml:space="preserve">38.3</w:t>
+            </w:r>
+          </w:p>
+        </w:tc>
+      </w:tr>
+      <w:tr>
+        <w:tc>
+          <w:tcPr/>
+          <w:p>
+            <w:pPr>
+              <w:pStyle w:val="Compact"/>
+              <w:jc w:val="left"/>
+            </w:pPr>
+            <w:r>
+              <w:t xml:space="preserve">ConvNeXt V2-Tiny</w:t>
+            </w:r>
+          </w:p>
+        </w:tc>
+        <w:tc>
+          <w:tcPr/>
+          <w:p>
+            <w:pPr>
+              <w:pStyle w:val="Compact"/>
+              <w:jc w:val="left"/>
+            </w:pPr>
+            <w:r>
+              <w:t xml:space="preserve">Root and collar rot</w:t>
+            </w:r>
+          </w:p>
+        </w:tc>
+        <w:tc>
+          <w:tcPr/>
+          <w:p>
+            <w:pPr>
+              <w:pStyle w:val="Compact"/>
+              <w:jc w:val="left"/>
+            </w:pPr>
+            <w:r>
+              <w:t xml:space="preserve">780</w:t>
+            </w:r>
+          </w:p>
+        </w:tc>
+        <w:tc>
+          <w:tcPr/>
+          <w:p>
+            <w:pPr>
+              <w:pStyle w:val="Compact"/>
+              <w:jc w:val="left"/>
+            </w:pPr>
+            <w:r>
+              <w:t xml:space="preserve">99.1</w:t>
+            </w:r>
+          </w:p>
+        </w:tc>
+        <w:tc>
+          <w:tcPr/>
+          <w:p>
+            <w:pPr>
+              <w:pStyle w:val="Compact"/>
+              <w:jc w:val="left"/>
+            </w:pPr>
+            <w:r>
+              <w:t xml:space="preserve">99.6</w:t>
+            </w:r>
+          </w:p>
+        </w:tc>
+        <w:tc>
+          <w:tcPr/>
+          <w:p>
+            <w:pPr>
+              <w:pStyle w:val="Compact"/>
+              <w:jc w:val="left"/>
+            </w:pPr>
+            <w:r>
+              <w:t xml:space="preserve">99.1</w:t>
+            </w:r>
+          </w:p>
+        </w:tc>
+        <w:tc>
+          <w:tcPr/>
+          <w:p>
+            <w:pPr>
+              <w:pStyle w:val="Compact"/>
+              <w:jc w:val="left"/>
+            </w:pPr>
+            <w:r>
+              <w:t xml:space="preserve">0.5</w:t>
+            </w:r>
+          </w:p>
+        </w:tc>
+      </w:tr>
+      <w:tr>
+        <w:tc>
+          <w:tcPr/>
+          <w:p>
+            <w:pPr>
+              <w:pStyle w:val="Compact"/>
+              <w:jc w:val="left"/>
+            </w:pPr>
+            <w:r>
+              <w:t xml:space="preserve">ViT-S/16</w:t>
+            </w:r>
+          </w:p>
+        </w:tc>
+        <w:tc>
+          <w:tcPr/>
+          <w:p>
+            <w:pPr>
+              <w:pStyle w:val="Compact"/>
+              <w:jc w:val="left"/>
+            </w:pPr>
+            <w:r>
+              <w:t xml:space="preserve">Algal leaf spot</w:t>
+            </w:r>
+          </w:p>
+        </w:tc>
+        <w:tc>
+          <w:tcPr/>
+          <w:p>
+            <w:pPr>
+              <w:pStyle w:val="Compact"/>
+              <w:jc w:val="left"/>
+            </w:pPr>
+            <w:r>
+              <w:t xml:space="preserve">1620</w:t>
+            </w:r>
+          </w:p>
+        </w:tc>
+        <w:tc>
+          <w:tcPr/>
+          <w:p>
+            <w:pPr>
+              <w:pStyle w:val="Compact"/>
+              <w:jc w:val="left"/>
+            </w:pPr>
+            <w:r>
+              <w:t xml:space="preserve">81.9</w:t>
+            </w:r>
+          </w:p>
+        </w:tc>
+        <w:tc>
+          <w:tcPr/>
+          <w:p>
+            <w:pPr>
+              <w:pStyle w:val="Compact"/>
+              <w:jc w:val="left"/>
+            </w:pPr>
+            <w:r>
+              <w:t xml:space="preserve">97.2</w:t>
+            </w:r>
+          </w:p>
+        </w:tc>
+        <w:tc>
+          <w:tcPr/>
+          <w:p>
+            <w:pPr>
+              <w:pStyle w:val="Compact"/>
+              <w:jc w:val="left"/>
+            </w:pPr>
+            <w:r>
+              <w:t xml:space="preserve">89.1</w:t>
+            </w:r>
+          </w:p>
+        </w:tc>
+        <w:tc>
+          <w:tcPr/>
+          <w:p>
+            <w:pPr>
+              <w:pStyle w:val="Compact"/>
+              <w:jc w:val="left"/>
+            </w:pPr>
+            <w:r>
+              <w:t xml:space="preserve">14.3</w:t>
+            </w:r>
+          </w:p>
+        </w:tc>
+      </w:tr>
+      <w:tr>
+        <w:tc>
+          <w:tcPr/>
+          <w:p>
+            <w:pPr>
+              <w:pStyle w:val="Compact"/>
+              <w:jc w:val="left"/>
+            </w:pPr>
+            <w:r>
+              <w:t xml:space="preserve">ViT-S/16</w:t>
+            </w:r>
+          </w:p>
+        </w:tc>
+        <w:tc>
+          <w:tcPr/>
+          <w:p>
+            <w:pPr>
+              <w:pStyle w:val="Compact"/>
+              <w:jc w:val="left"/>
+            </w:pPr>
+            <w:r>
+              <w:t xml:space="preserve">Leaf blight</w:t>
+            </w:r>
+          </w:p>
+        </w:tc>
+        <w:tc>
+          <w:tcPr/>
+          <w:p>
+            <w:pPr>
+              <w:pStyle w:val="Compact"/>
+              <w:jc w:val="left"/>
+            </w:pPr>
+            <w:r>
+              <w:t xml:space="preserve">1530</w:t>
+            </w:r>
+          </w:p>
+        </w:tc>
+        <w:tc>
+          <w:tcPr/>
+          <w:p>
+            <w:pPr>
+              <w:pStyle w:val="Compact"/>
+              <w:jc w:val="left"/>
+            </w:pPr>
+            <w:r>
+              <w:t xml:space="preserve">76.4</w:t>
+            </w:r>
+          </w:p>
+        </w:tc>
+        <w:tc>
+          <w:tcPr/>
+          <w:p>
+            <w:pPr>
+              <w:pStyle w:val="Compact"/>
+              <w:jc w:val="left"/>
+            </w:pPr>
+            <w:r>
+              <w:t xml:space="preserve">96.3</w:t>
+            </w:r>
+          </w:p>
+        </w:tc>
+        <w:tc>
+          <w:tcPr/>
+          <w:p>
+            <w:pPr>
+              <w:pStyle w:val="Compact"/>
+              <w:jc w:val="left"/>
+            </w:pPr>
+            <w:r>
+              <w:t xml:space="preserve">85.4</w:t>
+            </w:r>
+          </w:p>
+        </w:tc>
+        <w:tc>
+          <w:tcPr/>
+          <w:p>
+            <w:pPr>
+              <w:pStyle w:val="Compact"/>
+              <w:jc w:val="left"/>
+            </w:pPr>
+            <w:r>
+              <w:t xml:space="preserve">20.5</w:t>
+            </w:r>
+          </w:p>
+        </w:tc>
+      </w:tr>
+      <w:tr>
+        <w:tc>
+          <w:tcPr/>
+          <w:p>
+            <w:pPr>
+              <w:pStyle w:val="Compact"/>
+              <w:jc w:val="left"/>
+            </w:pPr>
+            <w:r>
+              <w:t xml:space="preserve">ViT-S/16</w:t>
+            </w:r>
+          </w:p>
+        </w:tc>
+        <w:tc>
+          <w:tcPr/>
+          <w:p>
+            <w:pPr>
+              <w:pStyle w:val="Compact"/>
+              <w:jc w:val="left"/>
+            </w:pPr>
+            <w:r>
+              <w:t xml:space="preserve">Phomopsis leaf spot</w:t>
+            </w:r>
+          </w:p>
+        </w:tc>
+        <w:tc>
+          <w:tcPr/>
+          <w:p>
+            <w:pPr>
+              <w:pStyle w:val="Compact"/>
+              <w:jc w:val="left"/>
+            </w:pPr>
+            <w:r>
+              <w:t xml:space="preserve">940</w:t>
+            </w:r>
+          </w:p>
+        </w:tc>
+        <w:tc>
+          <w:tcPr/>
+          <w:p>
+            <w:pPr>
+              <w:pStyle w:val="Compact"/>
+              <w:jc w:val="left"/>
+            </w:pPr>
+            <w:r>
+              <w:t xml:space="preserve">71.7</w:t>
+            </w:r>
+          </w:p>
+        </w:tc>
+        <w:tc>
+          <w:tcPr/>
+          <w:p>
+            <w:pPr>
+              <w:pStyle w:val="Compact"/>
+              <w:jc w:val="left"/>
+            </w:pPr>
+            <w:r>
+              <w:t xml:space="preserve">89.3</w:t>
+            </w:r>
+          </w:p>
+        </w:tc>
+        <w:tc>
+          <w:tcPr/>
+          <w:p>
+            <w:pPr>
+              <w:pStyle w:val="Compact"/>
+              <w:jc w:val="left"/>
+            </w:pPr>
+            <w:r>
+              <w:t xml:space="preserve">80.9</w:t>
+            </w:r>
+          </w:p>
+        </w:tc>
+        <w:tc>
+          <w:tcPr/>
+          <w:p>
+            <w:pPr>
+              <w:pStyle w:val="Compact"/>
+              <w:jc w:val="left"/>
+            </w:pPr>
+            <w:r>
+              <w:t xml:space="preserve">24.3</w:t>
+            </w:r>
+          </w:p>
+        </w:tc>
+      </w:tr>
+      <w:tr>
+        <w:tc>
+          <w:tcPr/>
+          <w:p>
+            <w:pPr>
+              <w:pStyle w:val="Compact"/>
+              <w:jc w:val="left"/>
+            </w:pPr>
+            <w:r>
+              <w:t xml:space="preserve">ViT-S/16</w:t>
+            </w:r>
+          </w:p>
+        </w:tc>
+        <w:tc>
+          <w:tcPr/>
+          <w:p>
+            <w:pPr>
+              <w:pStyle w:val="Compact"/>
+              <w:jc w:val="left"/>
+            </w:pPr>
+            <w:r>
+              <w:t xml:space="preserve">Root and collar rot</w:t>
+            </w:r>
+          </w:p>
+        </w:tc>
+        <w:tc>
+          <w:tcPr/>
+          <w:p>
+            <w:pPr>
+              <w:pStyle w:val="Compact"/>
+              <w:jc w:val="left"/>
+            </w:pPr>
+            <w:r>
+              <w:t xml:space="preserve">780</w:t>
+            </w:r>
+          </w:p>
+        </w:tc>
+        <w:tc>
+          <w:tcPr/>
+          <w:p>
+            <w:pPr>
+              <w:pStyle w:val="Compact"/>
+              <w:jc w:val="left"/>
+            </w:pPr>
+            <w:r>
+              <w:t xml:space="preserve">100.0</w:t>
+            </w:r>
+          </w:p>
+        </w:tc>
+        <w:tc>
+          <w:tcPr/>
+          <w:p>
+            <w:pPr>
+              <w:pStyle w:val="Compact"/>
+              <w:jc w:val="left"/>
+            </w:pPr>
+            <w:r>
+              <w:t xml:space="preserve">100.0</w:t>
+            </w:r>
+          </w:p>
+        </w:tc>
+        <w:tc>
+          <w:tcPr/>
+          <w:p>
+            <w:pPr>
+              <w:pStyle w:val="Compact"/>
+              <w:jc w:val="left"/>
+            </w:pPr>
+            <w:r>
+              <w:t xml:space="preserve">99.9</w:t>
+            </w:r>
+          </w:p>
+        </w:tc>
+        <w:tc>
+          <w:tcPr/>
+          <w:p>
+            <w:pPr>
+              <w:pStyle w:val="Compact"/>
+              <w:jc w:val="left"/>
+            </w:pPr>
+            <w:r>
+              <w:t xml:space="preserve">0.0</w:t>
+            </w:r>
+          </w:p>
+        </w:tc>
+      </w:tr>
+    </w:tbl>
+    <w:bookmarkEnd w:id="46"/>
     <w:sectPr/>
   </w:body>
 </w:document>
